--- a/docs/roadmap/Executed_steps_detailed_summary_building_each_layer_doc.docx
+++ b/docs/roadmap/Executed_steps_detailed_summary_building_each_layer_doc.docx
@@ -102,7 +102,7 @@
     </w:p>
     <w:p>
       <w:r>
-        <w:pict w14:anchorId="7C1211C3">
+        <w:pict w14:anchorId="4A00FC0C">
           <v:rect id="Horizontal Line 1" o:spid="_x0000_s1153" alt="" style="width:468pt;height:.05pt;visibility:visible;mso-wrap-style:square;mso-width-percent:0;mso-height-percent:0;mso-left-percent:-10001;mso-top-percent:-10001;mso-position-horizontal:absolute;mso-position-horizontal-relative:char;mso-position-vertical:absolute;mso-position-vertical-relative:line;mso-width-percent:0;mso-height-percent:0;mso-left-percent:-10001;mso-top-percent:-10001;v-text-anchor:top" filled="f">
             <o:lock v:ext="edit" rotation="t" aspectratio="t" verticies="t" text="t" shapetype="t"/>
             <w10:anchorlock/>
@@ -228,7 +228,7 @@
     </w:p>
     <w:p>
       <w:r>
-        <w:pict w14:anchorId="6BAEFB73">
+        <w:pict w14:anchorId="1F8BBF89">
           <v:rect id="Horizontal Line 2" o:spid="_x0000_s1152" alt="" style="width:468pt;height:.05pt;visibility:visible;mso-wrap-style:square;mso-width-percent:0;mso-height-percent:0;mso-left-percent:-10001;mso-top-percent:-10001;mso-position-horizontal:absolute;mso-position-horizontal-relative:char;mso-position-vertical:absolute;mso-position-vertical-relative:line;mso-width-percent:0;mso-height-percent:0;mso-left-percent:-10001;mso-top-percent:-10001;v-text-anchor:top" filled="f">
             <o:lock v:ext="edit" rotation="t" aspectratio="t" verticies="t" text="t" shapetype="t"/>
             <w10:anchorlock/>
@@ -420,7 +420,7 @@
     </w:p>
     <w:p>
       <w:r>
-        <w:pict w14:anchorId="316E89CE">
+        <w:pict w14:anchorId="6AA55A24">
           <v:rect id="Horizontal Line 3" o:spid="_x0000_s1151" alt="" style="width:468pt;height:.05pt;visibility:visible;mso-wrap-style:square;mso-width-percent:0;mso-height-percent:0;mso-left-percent:-10001;mso-top-percent:-10001;mso-position-horizontal:absolute;mso-position-horizontal-relative:char;mso-position-vertical:absolute;mso-position-vertical-relative:line;mso-width-percent:0;mso-height-percent:0;mso-left-percent:-10001;mso-top-percent:-10001;v-text-anchor:top" filled="f">
             <o:lock v:ext="edit" rotation="t" aspectratio="t" verticies="t" text="t" shapetype="t"/>
             <w10:anchorlock/>
@@ -486,7 +486,7 @@
     </w:p>
     <w:p>
       <w:r>
-        <w:pict w14:anchorId="21CD8E5B">
+        <w:pict w14:anchorId="5683C6CE">
           <v:rect id="Horizontal Line 4" o:spid="_x0000_s1150" alt="" style="width:468pt;height:.05pt;visibility:visible;mso-wrap-style:square;mso-width-percent:0;mso-height-percent:0;mso-left-percent:-10001;mso-top-percent:-10001;mso-position-horizontal:absolute;mso-position-horizontal-relative:char;mso-position-vertical:absolute;mso-position-vertical-relative:line;mso-width-percent:0;mso-height-percent:0;mso-left-percent:-10001;mso-top-percent:-10001;v-text-anchor:top" filled="f">
             <o:lock v:ext="edit" rotation="t" aspectratio="t" verticies="t" text="t" shapetype="t"/>
             <w10:anchorlock/>
@@ -576,7 +576,7 @@
     </w:p>
     <w:p>
       <w:r>
-        <w:pict w14:anchorId="40ADE0BC">
+        <w:pict w14:anchorId="68036A77">
           <v:rect id="Horizontal Line 5" o:spid="_x0000_s1149" alt="" style="width:468pt;height:.05pt;visibility:visible;mso-wrap-style:square;mso-width-percent:0;mso-height-percent:0;mso-left-percent:-10001;mso-top-percent:-10001;mso-position-horizontal:absolute;mso-position-horizontal-relative:char;mso-position-vertical:absolute;mso-position-vertical-relative:line;mso-width-percent:0;mso-height-percent:0;mso-left-percent:-10001;mso-top-percent:-10001;v-text-anchor:top" filled="f">
             <o:lock v:ext="edit" rotation="t" aspectratio="t" verticies="t" text="t" shapetype="t"/>
             <w10:anchorlock/>
@@ -655,7 +655,7 @@
     </w:p>
     <w:p>
       <w:r>
-        <w:pict w14:anchorId="00E740A9">
+        <w:pict w14:anchorId="121C5266">
           <v:rect id="Horizontal Line 6" o:spid="_x0000_s1148" alt="" style="width:468pt;height:.05pt;visibility:visible;mso-wrap-style:square;mso-width-percent:0;mso-height-percent:0;mso-left-percent:-10001;mso-top-percent:-10001;mso-position-horizontal:absolute;mso-position-horizontal-relative:char;mso-position-vertical:absolute;mso-position-vertical-relative:line;mso-width-percent:0;mso-height-percent:0;mso-left-percent:-10001;mso-top-percent:-10001;v-text-anchor:top" filled="f">
             <o:lock v:ext="edit" rotation="t" aspectratio="t" verticies="t" text="t" shapetype="t"/>
             <w10:anchorlock/>
@@ -762,7 +762,7 @@
     </w:p>
     <w:p>
       <w:r>
-        <w:pict w14:anchorId="0697E49C">
+        <w:pict w14:anchorId="4F251A14">
           <v:rect id="Horizontal Line 7" o:spid="_x0000_s1147" alt="" style="width:468pt;height:.05pt;visibility:visible;mso-wrap-style:square;mso-width-percent:0;mso-height-percent:0;mso-left-percent:-10001;mso-top-percent:-10001;mso-position-horizontal:absolute;mso-position-horizontal-relative:char;mso-position-vertical:absolute;mso-position-vertical-relative:line;mso-width-percent:0;mso-height-percent:0;mso-left-percent:-10001;mso-top-percent:-10001;v-text-anchor:top" filled="f">
             <o:lock v:ext="edit" rotation="t" aspectratio="t" verticies="t" text="t" shapetype="t"/>
             <w10:anchorlock/>
@@ -981,7 +981,7 @@
     </w:p>
     <w:p>
       <w:r>
-        <w:pict w14:anchorId="6D55F2BC">
+        <w:pict w14:anchorId="022AAAB6">
           <v:rect id="Horizontal Line 8" o:spid="_x0000_s1146" alt="" style="width:468pt;height:.05pt;visibility:visible;mso-wrap-style:square;mso-width-percent:0;mso-height-percent:0;mso-left-percent:-10001;mso-top-percent:-10001;mso-position-horizontal:absolute;mso-position-horizontal-relative:char;mso-position-vertical:absolute;mso-position-vertical-relative:line;mso-width-percent:0;mso-height-percent:0;mso-left-percent:-10001;mso-top-percent:-10001;v-text-anchor:top" filled="f">
             <o:lock v:ext="edit" rotation="t" aspectratio="t" verticies="t" text="t" shapetype="t"/>
             <w10:anchorlock/>
@@ -1078,7 +1078,7 @@
     </w:p>
     <w:p>
       <w:r>
-        <w:pict w14:anchorId="5B4FCFE0">
+        <w:pict w14:anchorId="3FDF2F8C">
           <v:rect id="Horizontal Line 9" o:spid="_x0000_s1145" alt="" style="width:468pt;height:.05pt;visibility:visible;mso-wrap-style:square;mso-width-percent:0;mso-height-percent:0;mso-left-percent:-10001;mso-top-percent:-10001;mso-position-horizontal:absolute;mso-position-horizontal-relative:char;mso-position-vertical:absolute;mso-position-vertical-relative:line;mso-width-percent:0;mso-height-percent:0;mso-left-percent:-10001;mso-top-percent:-10001;v-text-anchor:top" filled="f">
             <o:lock v:ext="edit" rotation="t" aspectratio="t" verticies="t" text="t" shapetype="t"/>
             <w10:anchorlock/>
@@ -1226,7 +1226,7 @@
     </w:p>
     <w:p>
       <w:r>
-        <w:pict w14:anchorId="16671C3D">
+        <w:pict w14:anchorId="43CEAE73">
           <v:rect id="Horizontal Line 10" o:spid="_x0000_s1144" alt="" style="width:468pt;height:.05pt;visibility:visible;mso-wrap-style:square;mso-width-percent:0;mso-height-percent:0;mso-left-percent:-10001;mso-top-percent:-10001;mso-position-horizontal:absolute;mso-position-horizontal-relative:char;mso-position-vertical:absolute;mso-position-vertical-relative:line;mso-width-percent:0;mso-height-percent:0;mso-left-percent:-10001;mso-top-percent:-10001;v-text-anchor:top" filled="f">
             <o:lock v:ext="edit" rotation="t" aspectratio="t" verticies="t" text="t" shapetype="t"/>
             <w10:anchorlock/>
@@ -1461,7 +1461,7 @@
     </w:p>
     <w:p>
       <w:r>
-        <w:pict w14:anchorId="22DB7E86">
+        <w:pict w14:anchorId="5CAD783A">
           <v:rect id="Horizontal Line 11" o:spid="_x0000_s1143" alt="" style="width:468pt;height:.05pt;visibility:visible;mso-wrap-style:square;mso-width-percent:0;mso-height-percent:0;mso-left-percent:-10001;mso-top-percent:-10001;mso-position-horizontal:absolute;mso-position-horizontal-relative:char;mso-position-vertical:absolute;mso-position-vertical-relative:line;mso-width-percent:0;mso-height-percent:0;mso-left-percent:-10001;mso-top-percent:-10001;v-text-anchor:top" filled="f">
             <o:lock v:ext="edit" rotation="t" aspectratio="t" verticies="t" text="t" shapetype="t"/>
             <w10:anchorlock/>
@@ -1566,7 +1566,7 @@
     </w:p>
     <w:p>
       <w:r>
-        <w:pict w14:anchorId="3647BF3C">
+        <w:pict w14:anchorId="09595FFB">
           <v:rect id="Horizontal Line 12" o:spid="_x0000_s1142" alt="" style="width:468pt;height:.05pt;visibility:visible;mso-wrap-style:square;mso-width-percent:0;mso-height-percent:0;mso-left-percent:-10001;mso-top-percent:-10001;mso-position-horizontal:absolute;mso-position-horizontal-relative:char;mso-position-vertical:absolute;mso-position-vertical-relative:line;mso-width-percent:0;mso-height-percent:0;mso-left-percent:-10001;mso-top-percent:-10001;v-text-anchor:top" filled="f">
             <o:lock v:ext="edit" rotation="t" aspectratio="t" verticies="t" text="t" shapetype="t"/>
             <w10:anchorlock/>
@@ -1669,7 +1669,7 @@
     </w:p>
     <w:p>
       <w:r>
-        <w:pict w14:anchorId="50068349">
+        <w:pict w14:anchorId="3E251356">
           <v:rect id="Horizontal Line 13" o:spid="_x0000_s1141" alt="" style="width:468pt;height:.05pt;visibility:visible;mso-wrap-style:square;mso-width-percent:0;mso-height-percent:0;mso-left-percent:-10001;mso-top-percent:-10001;mso-position-horizontal:absolute;mso-position-horizontal-relative:char;mso-position-vertical:absolute;mso-position-vertical-relative:line;mso-width-percent:0;mso-height-percent:0;mso-left-percent:-10001;mso-top-percent:-10001;v-text-anchor:top" filled="f">
             <o:lock v:ext="edit" rotation="t" aspectratio="t" verticies="t" text="t" shapetype="t"/>
             <w10:anchorlock/>
@@ -1799,7 +1799,7 @@
     </w:p>
     <w:p>
       <w:r>
-        <w:pict w14:anchorId="1479F862">
+        <w:pict w14:anchorId="0EC3586D">
           <v:rect id="Horizontal Line 14" o:spid="_x0000_s1140" alt="" style="width:468pt;height:.1pt;visibility:visible;mso-wrap-style:square;mso-width-percent:0;mso-height-percent:0;mso-left-percent:-10001;mso-top-percent:-10001;mso-position-horizontal:absolute;mso-position-horizontal-relative:char;mso-position-vertical:absolute;mso-position-vertical-relative:line;mso-width-percent:0;mso-height-percent:0;mso-left-percent:-10001;mso-top-percent:-10001;v-text-anchor:top" filled="f">
             <o:lock v:ext="edit" rotation="t" aspectratio="t" verticies="t" text="t" shapetype="t"/>
             <w10:anchorlock/>
@@ -1859,7 +1859,7 @@
     </w:p>
     <w:p>
       <w:r>
-        <w:pict w14:anchorId="7978A2DC">
+        <w:pict w14:anchorId="0E254597">
           <v:rect id="Horizontal Line 15" o:spid="_x0000_s1139" alt="" style="width:468pt;height:.1pt;visibility:visible;mso-wrap-style:square;mso-width-percent:0;mso-height-percent:0;mso-left-percent:-10001;mso-top-percent:-10001;mso-position-horizontal:absolute;mso-position-horizontal-relative:char;mso-position-vertical:absolute;mso-position-vertical-relative:line;mso-width-percent:0;mso-height-percent:0;mso-left-percent:-10001;mso-top-percent:-10001;v-text-anchor:top" filled="f">
             <o:lock v:ext="edit" rotation="t" aspectratio="t" verticies="t" text="t" shapetype="t"/>
             <w10:anchorlock/>
@@ -1936,7 +1936,7 @@
     </w:p>
     <w:p>
       <w:r>
-        <w:pict w14:anchorId="4CBEB7B4">
+        <w:pict w14:anchorId="18D20B68">
           <v:rect id="Horizontal Line 16" o:spid="_x0000_s1138" alt="" style="width:468pt;height:.1pt;visibility:visible;mso-wrap-style:square;mso-width-percent:0;mso-height-percent:0;mso-left-percent:-10001;mso-top-percent:-10001;mso-position-horizontal:absolute;mso-position-horizontal-relative:char;mso-position-vertical:absolute;mso-position-vertical-relative:line;mso-width-percent:0;mso-height-percent:0;mso-left-percent:-10001;mso-top-percent:-10001;v-text-anchor:top" filled="f">
             <o:lock v:ext="edit" rotation="t" aspectratio="t" verticies="t" text="t" shapetype="t"/>
             <w10:anchorlock/>
@@ -2071,7 +2071,7 @@
     </w:p>
     <w:p>
       <w:r>
-        <w:pict w14:anchorId="6F544D47">
+        <w:pict w14:anchorId="1674803E">
           <v:rect id="Horizontal Line 17" o:spid="_x0000_s1137" alt="" style="width:468pt;height:.1pt;visibility:visible;mso-wrap-style:square;mso-width-percent:0;mso-height-percent:0;mso-left-percent:-10001;mso-top-percent:-10001;mso-position-horizontal:absolute;mso-position-horizontal-relative:char;mso-position-vertical:absolute;mso-position-vertical-relative:line;mso-width-percent:0;mso-height-percent:0;mso-left-percent:-10001;mso-top-percent:-10001;v-text-anchor:top" filled="f">
             <o:lock v:ext="edit" rotation="t" aspectratio="t" verticies="t" text="t" shapetype="t"/>
             <w10:anchorlock/>
@@ -2321,7 +2321,7 @@
     </w:p>
     <w:p>
       <w:r>
-        <w:pict w14:anchorId="00A1DE59">
+        <w:pict w14:anchorId="3CF218E7">
           <v:rect id="Horizontal Line 18" o:spid="_x0000_s1136" alt="" style="width:468pt;height:.1pt;visibility:visible;mso-wrap-style:square;mso-width-percent:0;mso-height-percent:0;mso-left-percent:-10001;mso-top-percent:-10001;mso-position-horizontal:absolute;mso-position-horizontal-relative:char;mso-position-vertical:absolute;mso-position-vertical-relative:line;mso-width-percent:0;mso-height-percent:0;mso-left-percent:-10001;mso-top-percent:-10001;v-text-anchor:top" filled="f">
             <o:lock v:ext="edit" rotation="t" aspectratio="t" verticies="t" text="t" shapetype="t"/>
             <w10:anchorlock/>
@@ -2817,7 +2817,7 @@
     </w:p>
     <w:p>
       <w:r>
-        <w:pict w14:anchorId="024D7AF0">
+        <w:pict w14:anchorId="4E37BF1A">
           <v:rect id="Horizontal Line 19" o:spid="_x0000_s1135" alt="" style="width:468pt;height:.1pt;visibility:visible;mso-wrap-style:square;mso-width-percent:0;mso-height-percent:0;mso-left-percent:-10001;mso-top-percent:-10001;mso-position-horizontal:absolute;mso-position-horizontal-relative:char;mso-position-vertical:absolute;mso-position-vertical-relative:line;mso-width-percent:0;mso-height-percent:0;mso-left-percent:-10001;mso-top-percent:-10001;v-text-anchor:top" filled="f">
             <o:lock v:ext="edit" rotation="t" aspectratio="t" verticies="t" text="t" shapetype="t"/>
             <w10:anchorlock/>
@@ -3043,7 +3043,7 @@
     </w:p>
     <w:p>
       <w:r>
-        <w:pict w14:anchorId="3769B4FD">
+        <w:pict w14:anchorId="39EC903D">
           <v:rect id="Horizontal Line 20" o:spid="_x0000_s1134" alt="" style="width:468pt;height:.1pt;visibility:visible;mso-wrap-style:square;mso-width-percent:0;mso-height-percent:0;mso-left-percent:-10001;mso-top-percent:-10001;mso-position-horizontal:absolute;mso-position-horizontal-relative:char;mso-position-vertical:absolute;mso-position-vertical-relative:line;mso-width-percent:0;mso-height-percent:0;mso-left-percent:-10001;mso-top-percent:-10001;v-text-anchor:top" filled="f">
             <o:lock v:ext="edit" rotation="t" aspectratio="t" verticies="t" text="t" shapetype="t"/>
             <w10:anchorlock/>
@@ -3169,7 +3169,7 @@
     </w:p>
     <w:p>
       <w:r>
-        <w:pict w14:anchorId="627783E5">
+        <w:pict w14:anchorId="3F0D31CD">
           <v:rect id="Horizontal Line 21" o:spid="_x0000_s1133" alt="" style="width:468pt;height:.1pt;visibility:visible;mso-wrap-style:square;mso-width-percent:0;mso-height-percent:0;mso-left-percent:-10001;mso-top-percent:-10001;mso-position-horizontal:absolute;mso-position-horizontal-relative:char;mso-position-vertical:absolute;mso-position-vertical-relative:line;mso-width-percent:0;mso-height-percent:0;mso-left-percent:-10001;mso-top-percent:-10001;v-text-anchor:top" filled="f">
             <o:lock v:ext="edit" rotation="t" aspectratio="t" verticies="t" text="t" shapetype="t"/>
             <w10:anchorlock/>
@@ -3487,7 +3487,7 @@
     </w:p>
     <w:p>
       <w:r>
-        <w:pict w14:anchorId="46918DE4">
+        <w:pict w14:anchorId="69CFE6E2">
           <v:rect id="Horizontal Line 30" o:spid="_x0000_s1132" alt="" style="width:468pt;height:.1pt;visibility:visible;mso-wrap-style:square;mso-width-percent:0;mso-height-percent:0;mso-left-percent:-10001;mso-top-percent:-10001;mso-position-horizontal:absolute;mso-position-horizontal-relative:char;mso-position-vertical:absolute;mso-position-vertical-relative:line;mso-width-percent:0;mso-height-percent:0;mso-left-percent:-10001;mso-top-percent:-10001;v-text-anchor:top" filled="f">
             <o:lock v:ext="edit" rotation="t" aspectratio="t" verticies="t" text="t" shapetype="t"/>
             <w10:anchorlock/>
@@ -3535,7 +3535,7 @@
     </w:p>
     <w:p>
       <w:r>
-        <w:pict w14:anchorId="56C30453">
+        <w:pict w14:anchorId="1B96DE0C">
           <v:rect id="Horizontal Line 31" o:spid="_x0000_s1131" alt="" style="width:468pt;height:.1pt;visibility:visible;mso-wrap-style:square;mso-width-percent:0;mso-height-percent:0;mso-left-percent:-10001;mso-top-percent:-10001;mso-position-horizontal:absolute;mso-position-horizontal-relative:char;mso-position-vertical:absolute;mso-position-vertical-relative:line;mso-width-percent:0;mso-height-percent:0;mso-left-percent:-10001;mso-top-percent:-10001;v-text-anchor:top" filled="f">
             <o:lock v:ext="edit" rotation="t" aspectratio="t" verticies="t" text="t" shapetype="t"/>
             <w10:anchorlock/>
@@ -3620,7 +3620,7 @@
     </w:p>
     <w:p>
       <w:r>
-        <w:pict w14:anchorId="2A0C6220">
+        <w:pict w14:anchorId="1670A9B7">
           <v:rect id="Horizontal Line 32" o:spid="_x0000_s1130" alt="" style="width:468pt;height:.1pt;visibility:visible;mso-wrap-style:square;mso-width-percent:0;mso-height-percent:0;mso-left-percent:-10001;mso-top-percent:-10001;mso-position-horizontal:absolute;mso-position-horizontal-relative:char;mso-position-vertical:absolute;mso-position-vertical-relative:line;mso-width-percent:0;mso-height-percent:0;mso-left-percent:-10001;mso-top-percent:-10001;v-text-anchor:top" filled="f">
             <o:lock v:ext="edit" rotation="t" aspectratio="t" verticies="t" text="t" shapetype="t"/>
             <w10:anchorlock/>
@@ -3758,7 +3758,7 @@
     </w:p>
     <w:p>
       <w:r>
-        <w:pict w14:anchorId="74E73E88">
+        <w:pict w14:anchorId="60DDE40D">
           <v:rect id="Horizontal Line 33" o:spid="_x0000_s1129" alt="" style="width:468pt;height:.1pt;visibility:visible;mso-wrap-style:square;mso-width-percent:0;mso-height-percent:0;mso-left-percent:-10001;mso-top-percent:-10001;mso-position-horizontal:absolute;mso-position-horizontal-relative:char;mso-position-vertical:absolute;mso-position-vertical-relative:line;mso-width-percent:0;mso-height-percent:0;mso-left-percent:-10001;mso-top-percent:-10001;v-text-anchor:top" filled="f">
             <o:lock v:ext="edit" rotation="t" aspectratio="t" verticies="t" text="t" shapetype="t"/>
             <w10:anchorlock/>
@@ -3919,7 +3919,7 @@
     </w:p>
     <w:p>
       <w:r>
-        <w:pict w14:anchorId="69D9D235">
+        <w:pict w14:anchorId="70586FE4">
           <v:rect id="Horizontal Line 34" o:spid="_x0000_s1128" alt="" style="width:468pt;height:.1pt;visibility:visible;mso-wrap-style:square;mso-width-percent:0;mso-height-percent:0;mso-left-percent:-10001;mso-top-percent:-10001;mso-position-horizontal:absolute;mso-position-horizontal-relative:char;mso-position-vertical:absolute;mso-position-vertical-relative:line;mso-width-percent:0;mso-height-percent:0;mso-left-percent:-10001;mso-top-percent:-10001;v-text-anchor:top" filled="f">
             <o:lock v:ext="edit" rotation="t" aspectratio="t" verticies="t" text="t" shapetype="t"/>
             <w10:anchorlock/>
@@ -4400,7 +4400,7 @@
     </w:p>
     <w:p>
       <w:r>
-        <w:pict w14:anchorId="3E1DECFB">
+        <w:pict w14:anchorId="5A1B0BAC">
           <v:rect id="Horizontal Line 35" o:spid="_x0000_s1127" alt="" style="width:468pt;height:.1pt;visibility:visible;mso-wrap-style:square;mso-width-percent:0;mso-height-percent:0;mso-left-percent:-10001;mso-top-percent:-10001;mso-position-horizontal:absolute;mso-position-horizontal-relative:char;mso-position-vertical:absolute;mso-position-vertical-relative:line;mso-width-percent:0;mso-height-percent:0;mso-left-percent:-10001;mso-top-percent:-10001;v-text-anchor:top" filled="f">
             <o:lock v:ext="edit" rotation="t" aspectratio="t" verticies="t" text="t" shapetype="t"/>
             <w10:anchorlock/>
@@ -4534,7 +4534,7 @@
     </w:p>
     <w:p>
       <w:r>
-        <w:pict w14:anchorId="559C77B9">
+        <w:pict w14:anchorId="626E5A9E">
           <v:rect id="Horizontal Line 36" o:spid="_x0000_s1126" alt="" style="width:468pt;height:.1pt;visibility:visible;mso-wrap-style:square;mso-width-percent:0;mso-height-percent:0;mso-left-percent:-10001;mso-top-percent:-10001;mso-position-horizontal:absolute;mso-position-horizontal-relative:char;mso-position-vertical:absolute;mso-position-vertical-relative:line;mso-width-percent:0;mso-height-percent:0;mso-left-percent:-10001;mso-top-percent:-10001;v-text-anchor:top" filled="f">
             <o:lock v:ext="edit" rotation="t" aspectratio="t" verticies="t" text="t" shapetype="t"/>
             <w10:anchorlock/>
@@ -4872,7 +4872,7 @@
     </w:p>
     <w:p>
       <w:r>
-        <w:pict w14:anchorId="01E6170F">
+        <w:pict w14:anchorId="552B183F">
           <v:rect id="Horizontal Line 44" o:spid="_x0000_s1125" alt="" style="width:468pt;height:.1pt;visibility:visible;mso-wrap-style:square;mso-width-percent:0;mso-height-percent:0;mso-left-percent:-10001;mso-top-percent:-10001;mso-position-horizontal:absolute;mso-position-horizontal-relative:char;mso-position-vertical:absolute;mso-position-vertical-relative:line;mso-width-percent:0;mso-height-percent:0;mso-left-percent:-10001;mso-top-percent:-10001;v-text-anchor:top" filled="f">
             <o:lock v:ext="edit" rotation="t" aspectratio="t" verticies="t" text="t" shapetype="t"/>
             <w10:anchorlock/>
@@ -5005,7 +5005,7 @@
     </w:p>
     <w:p>
       <w:r>
-        <w:pict w14:anchorId="1342AA97">
+        <w:pict w14:anchorId="1146B062">
           <v:rect id="Horizontal Line 45" o:spid="_x0000_s1124" alt="" style="width:468pt;height:.1pt;visibility:visible;mso-wrap-style:square;mso-width-percent:0;mso-height-percent:0;mso-left-percent:-10001;mso-top-percent:-10001;mso-position-horizontal:absolute;mso-position-horizontal-relative:char;mso-position-vertical:absolute;mso-position-vertical-relative:line;mso-width-percent:0;mso-height-percent:0;mso-left-percent:-10001;mso-top-percent:-10001;v-text-anchor:top" filled="f">
             <o:lock v:ext="edit" rotation="t" aspectratio="t" verticies="t" text="t" shapetype="t"/>
             <w10:anchorlock/>
@@ -5177,7 +5177,7 @@
     </w:p>
     <w:p>
       <w:r>
-        <w:pict w14:anchorId="5E05590E">
+        <w:pict w14:anchorId="5A6A0B3E">
           <v:rect id="Horizontal Line 46" o:spid="_x0000_s1123" alt="" style="width:468pt;height:.1pt;visibility:visible;mso-wrap-style:square;mso-width-percent:0;mso-height-percent:0;mso-left-percent:-10001;mso-top-percent:-10001;mso-position-horizontal:absolute;mso-position-horizontal-relative:char;mso-position-vertical:absolute;mso-position-vertical-relative:line;mso-width-percent:0;mso-height-percent:0;mso-left-percent:-10001;mso-top-percent:-10001;v-text-anchor:top" filled="f">
             <o:lock v:ext="edit" rotation="t" aspectratio="t" verticies="t" text="t" shapetype="t"/>
             <w10:anchorlock/>
@@ -5366,7 +5366,7 @@
     </w:p>
     <w:p>
       <w:r>
-        <w:pict w14:anchorId="2899CB1E">
+        <w:pict w14:anchorId="202FEB37">
           <v:rect id="Horizontal Line 47" o:spid="_x0000_s1122" alt="" style="width:468pt;height:.1pt;visibility:visible;mso-wrap-style:square;mso-width-percent:0;mso-height-percent:0;mso-left-percent:-10001;mso-top-percent:-10001;mso-position-horizontal:absolute;mso-position-horizontal-relative:char;mso-position-vertical:absolute;mso-position-vertical-relative:line;mso-width-percent:0;mso-height-percent:0;mso-left-percent:-10001;mso-top-percent:-10001;v-text-anchor:top" filled="f">
             <o:lock v:ext="edit" rotation="t" aspectratio="t" verticies="t" text="t" shapetype="t"/>
             <w10:anchorlock/>
@@ -5592,7 +5592,7 @@
     </w:p>
     <w:p>
       <w:r>
-        <w:pict w14:anchorId="5E679277">
+        <w:pict w14:anchorId="521DDEF1">
           <v:rect id="Horizontal Line 48" o:spid="_x0000_s1121" alt="" style="width:468pt;height:.1pt;visibility:visible;mso-wrap-style:square;mso-width-percent:0;mso-height-percent:0;mso-left-percent:-10001;mso-top-percent:-10001;mso-position-horizontal:absolute;mso-position-horizontal-relative:char;mso-position-vertical:absolute;mso-position-vertical-relative:line;mso-width-percent:0;mso-height-percent:0;mso-left-percent:-10001;mso-top-percent:-10001;v-text-anchor:top" filled="f">
             <o:lock v:ext="edit" rotation="t" aspectratio="t" verticies="t" text="t" shapetype="t"/>
             <w10:anchorlock/>
@@ -6043,7 +6043,7 @@
     </w:p>
     <w:p>
       <w:r>
-        <w:pict w14:anchorId="2DA87A00">
+        <w:pict w14:anchorId="68E55E0F">
           <v:rect id="Horizontal Line 49" o:spid="_x0000_s1120" alt="" style="width:468pt;height:.1pt;visibility:visible;mso-wrap-style:square;mso-width-percent:0;mso-height-percent:0;mso-left-percent:-10001;mso-top-percent:-10001;mso-position-horizontal:absolute;mso-position-horizontal-relative:char;mso-position-vertical:absolute;mso-position-vertical-relative:line;mso-width-percent:0;mso-height-percent:0;mso-left-percent:-10001;mso-top-percent:-10001;v-text-anchor:top" filled="f">
             <o:lock v:ext="edit" rotation="t" aspectratio="t" verticies="t" text="t" shapetype="t"/>
             <w10:anchorlock/>
@@ -6128,7 +6128,7 @@
     </w:p>
     <w:p>
       <w:r>
-        <w:pict w14:anchorId="0DF9F004">
+        <w:pict w14:anchorId="2BFFF9B2">
           <v:rect id="Horizontal Line 50" o:spid="_x0000_s1119" alt="" style="width:468pt;height:.1pt;visibility:visible;mso-wrap-style:square;mso-width-percent:0;mso-height-percent:0;mso-left-percent:-10001;mso-top-percent:-10001;mso-position-horizontal:absolute;mso-position-horizontal-relative:char;mso-position-vertical:absolute;mso-position-vertical-relative:line;mso-width-percent:0;mso-height-percent:0;mso-left-percent:-10001;mso-top-percent:-10001;v-text-anchor:top" filled="f">
             <o:lock v:ext="edit" rotation="t" aspectratio="t" verticies="t" text="t" shapetype="t"/>
             <w10:anchorlock/>
@@ -6569,7 +6569,7 @@
     </w:p>
     <w:p>
       <w:r>
-        <w:pict w14:anchorId="3017F57B">
+        <w:pict w14:anchorId="0CA7EF37">
           <v:rect id="Horizontal Line 76" o:spid="_x0000_s1118" alt="" style="width:468pt;height:.1pt;visibility:visible;mso-wrap-style:square;mso-width-percent:0;mso-height-percent:0;mso-left-percent:-10001;mso-top-percent:-10001;mso-position-horizontal:absolute;mso-position-horizontal-relative:char;mso-position-vertical:absolute;mso-position-vertical-relative:line;mso-width-percent:0;mso-height-percent:0;mso-left-percent:-10001;mso-top-percent:-10001;v-text-anchor:top" filled="f">
             <o:lock v:ext="edit" rotation="t" aspectratio="t" verticies="t" text="t" shapetype="t"/>
             <w10:anchorlock/>
@@ -6634,7 +6634,7 @@
     </w:p>
     <w:p>
       <w:r>
-        <w:pict w14:anchorId="5272BB83">
+        <w:pict w14:anchorId="0F905874">
           <v:rect id="Horizontal Line 77" o:spid="_x0000_s1117" alt="" style="width:468pt;height:.1pt;visibility:visible;mso-wrap-style:square;mso-width-percent:0;mso-height-percent:0;mso-left-percent:-10001;mso-top-percent:-10001;mso-position-horizontal:absolute;mso-position-horizontal-relative:char;mso-position-vertical:absolute;mso-position-vertical-relative:line;mso-width-percent:0;mso-height-percent:0;mso-left-percent:-10001;mso-top-percent:-10001;v-text-anchor:top" filled="f">
             <o:lock v:ext="edit" rotation="t" aspectratio="t" verticies="t" text="t" shapetype="t"/>
             <w10:anchorlock/>
@@ -6773,7 +6773,7 @@
     </w:p>
     <w:p>
       <w:r>
-        <w:pict w14:anchorId="4287C142">
+        <w:pict w14:anchorId="760FEDBD">
           <v:rect id="Horizontal Line 78" o:spid="_x0000_s1116" alt="" style="width:468pt;height:.1pt;visibility:visible;mso-wrap-style:square;mso-width-percent:0;mso-height-percent:0;mso-left-percent:-10001;mso-top-percent:-10001;mso-position-horizontal:absolute;mso-position-horizontal-relative:char;mso-position-vertical:absolute;mso-position-vertical-relative:line;mso-width-percent:0;mso-height-percent:0;mso-left-percent:-10001;mso-top-percent:-10001;v-text-anchor:top" filled="f">
             <o:lock v:ext="edit" rotation="t" aspectratio="t" verticies="t" text="t" shapetype="t"/>
             <w10:anchorlock/>
@@ -6917,7 +6917,7 @@
     </w:p>
     <w:p>
       <w:r>
-        <w:pict w14:anchorId="1F2D2F65">
+        <w:pict w14:anchorId="39D09BC2">
           <v:rect id="Horizontal Line 79" o:spid="_x0000_s1115" alt="" style="width:468pt;height:.1pt;visibility:visible;mso-wrap-style:square;mso-width-percent:0;mso-height-percent:0;mso-left-percent:-10001;mso-top-percent:-10001;mso-position-horizontal:absolute;mso-position-horizontal-relative:char;mso-position-vertical:absolute;mso-position-vertical-relative:line;mso-width-percent:0;mso-height-percent:0;mso-left-percent:-10001;mso-top-percent:-10001;v-text-anchor:top" filled="f">
             <o:lock v:ext="edit" rotation="t" aspectratio="t" verticies="t" text="t" shapetype="t"/>
             <w10:anchorlock/>
@@ -7188,7 +7188,7 @@
     </w:p>
     <w:p>
       <w:r>
-        <w:pict w14:anchorId="11DF11ED">
+        <w:pict w14:anchorId="40CC24C9">
           <v:rect id="Horizontal Line 80" o:spid="_x0000_s1114" alt="" style="width:468pt;height:.1pt;visibility:visible;mso-wrap-style:square;mso-width-percent:0;mso-height-percent:0;mso-left-percent:-10001;mso-top-percent:-10001;mso-position-horizontal:absolute;mso-position-horizontal-relative:char;mso-position-vertical:absolute;mso-position-vertical-relative:line;mso-width-percent:0;mso-height-percent:0;mso-left-percent:-10001;mso-top-percent:-10001;v-text-anchor:top" filled="f">
             <o:lock v:ext="edit" rotation="t" aspectratio="t" verticies="t" text="t" shapetype="t"/>
             <w10:anchorlock/>
@@ -7304,7 +7304,7 @@
     </w:p>
     <w:p>
       <w:r>
-        <w:pict w14:anchorId="3FE5D865">
+        <w:pict w14:anchorId="4579D340">
           <v:rect id="Horizontal Line 81" o:spid="_x0000_s1113" alt="" style="width:468pt;height:.1pt;visibility:visible;mso-wrap-style:square;mso-width-percent:0;mso-height-percent:0;mso-left-percent:-10001;mso-top-percent:-10001;mso-position-horizontal:absolute;mso-position-horizontal-relative:char;mso-position-vertical:absolute;mso-position-vertical-relative:line;mso-width-percent:0;mso-height-percent:0;mso-left-percent:-10001;mso-top-percent:-10001;v-text-anchor:top" filled="f">
             <o:lock v:ext="edit" rotation="t" aspectratio="t" verticies="t" text="t" shapetype="t"/>
             <w10:anchorlock/>
@@ -7468,7 +7468,7 @@
     </w:p>
     <w:p>
       <w:r>
-        <w:pict w14:anchorId="5AD26390">
+        <w:pict w14:anchorId="5D263559">
           <v:rect id="Horizontal Line 82" o:spid="_x0000_s1112" alt="" style="width:468pt;height:.1pt;visibility:visible;mso-wrap-style:square;mso-width-percent:0;mso-height-percent:0;mso-left-percent:-10001;mso-top-percent:-10001;mso-position-horizontal:absolute;mso-position-horizontal-relative:char;mso-position-vertical:absolute;mso-position-vertical-relative:line;mso-width-percent:0;mso-height-percent:0;mso-left-percent:-10001;mso-top-percent:-10001;v-text-anchor:top" filled="f">
             <o:lock v:ext="edit" rotation="t" aspectratio="t" verticies="t" text="t" shapetype="t"/>
             <w10:anchorlock/>
@@ -7565,7 +7565,7 @@
     </w:p>
     <w:p>
       <w:r>
-        <w:pict w14:anchorId="7623603C">
+        <w:pict w14:anchorId="2FDD80A0">
           <v:rect id="Horizontal Line 83" o:spid="_x0000_s1111" alt="" style="width:468pt;height:.1pt;visibility:visible;mso-wrap-style:square;mso-width-percent:0;mso-height-percent:0;mso-left-percent:-10001;mso-top-percent:-10001;mso-position-horizontal:absolute;mso-position-horizontal-relative:char;mso-position-vertical:absolute;mso-position-vertical-relative:line;mso-width-percent:0;mso-height-percent:0;mso-left-percent:-10001;mso-top-percent:-10001;v-text-anchor:top" filled="f">
             <o:lock v:ext="edit" rotation="t" aspectratio="t" verticies="t" text="t" shapetype="t"/>
             <w10:anchorlock/>
@@ -7685,7 +7685,7 @@
     </w:p>
     <w:p>
       <w:r>
-        <w:pict w14:anchorId="60D7C47A">
+        <w:pict w14:anchorId="60B70F41">
           <v:rect id="Horizontal Line 92" o:spid="_x0000_s1110" alt="" style="width:468pt;height:.1pt;visibility:visible;mso-wrap-style:square;mso-width-percent:0;mso-height-percent:0;mso-left-percent:-10001;mso-top-percent:-10001;mso-position-horizontal:absolute;mso-position-horizontal-relative:char;mso-position-vertical:absolute;mso-position-vertical-relative:line;mso-width-percent:0;mso-height-percent:0;mso-left-percent:-10001;mso-top-percent:-10001;v-text-anchor:top" filled="f">
             <o:lock v:ext="edit" rotation="t" aspectratio="t" verticies="t" text="t" shapetype="t"/>
             <w10:anchorlock/>
@@ -7883,7 +7883,7 @@
     </w:p>
     <w:p>
       <w:r>
-        <w:pict w14:anchorId="36076B65">
+        <w:pict w14:anchorId="3D6485E8">
           <v:rect id="Horizontal Line 93" o:spid="_x0000_s1109" alt="" style="width:468pt;height:.1pt;visibility:visible;mso-wrap-style:square;mso-width-percent:0;mso-height-percent:0;mso-left-percent:-10001;mso-top-percent:-10001;mso-position-horizontal:absolute;mso-position-horizontal-relative:char;mso-position-vertical:absolute;mso-position-vertical-relative:line;mso-width-percent:0;mso-height-percent:0;mso-left-percent:-10001;mso-top-percent:-10001;v-text-anchor:top" filled="f">
             <o:lock v:ext="edit" rotation="t" aspectratio="t" verticies="t" text="t" shapetype="t"/>
             <w10:anchorlock/>
@@ -8232,7 +8232,7 @@
     </w:p>
     <w:p>
       <w:r>
-        <w:pict w14:anchorId="7C99CE3B">
+        <w:pict w14:anchorId="6CC3D2C9">
           <v:rect id="Horizontal Line 96" o:spid="_x0000_s1108" alt="" style="width:468pt;height:.1pt;visibility:visible;mso-wrap-style:square;mso-width-percent:0;mso-height-percent:0;mso-left-percent:-10001;mso-top-percent:-10001;mso-position-horizontal:absolute;mso-position-horizontal-relative:char;mso-position-vertical:absolute;mso-position-vertical-relative:line;mso-width-percent:0;mso-height-percent:0;mso-left-percent:-10001;mso-top-percent:-10001;v-text-anchor:top" filled="f">
             <o:lock v:ext="edit" rotation="t" aspectratio="t" verticies="t" text="t" shapetype="t"/>
             <w10:anchorlock/>
@@ -8329,7 +8329,7 @@
     </w:p>
     <w:p>
       <w:r>
-        <w:pict w14:anchorId="75420D3D">
+        <w:pict w14:anchorId="6A2ABA03">
           <v:rect id="Rectangle 41" o:spid="_x0000_s1107" alt="" style="width:468pt;height:.05pt;visibility:visible;mso-wrap-style:square;mso-width-percent:0;mso-height-percent:0;mso-left-percent:-10001;mso-top-percent:-10001;mso-position-horizontal:absolute;mso-position-horizontal-relative:char;mso-position-vertical:absolute;mso-position-vertical-relative:line;mso-width-percent:0;mso-height-percent:0;mso-left-percent:-10001;mso-top-percent:-10001;v-text-anchor:top" filled="f">
             <o:lock v:ext="edit" rotation="t" aspectratio="t" verticies="t" text="t" shapetype="t"/>
             <w10:anchorlock/>
@@ -8505,7 +8505,7 @@
     </w:p>
     <w:p>
       <w:r>
-        <w:pict w14:anchorId="122FA58B">
+        <w:pict w14:anchorId="545B9B09">
           <v:rect id="Horizontal Line 98" o:spid="_x0000_s1106" alt="" style="width:468pt;height:.1pt;visibility:visible;mso-wrap-style:square;mso-width-percent:0;mso-height-percent:0;mso-left-percent:-10001;mso-top-percent:-10001;mso-position-horizontal:absolute;mso-position-horizontal-relative:char;mso-position-vertical:absolute;mso-position-vertical-relative:line;mso-width-percent:0;mso-height-percent:0;mso-left-percent:-10001;mso-top-percent:-10001;v-text-anchor:top" filled="f">
             <o:lock v:ext="edit" rotation="t" aspectratio="t" verticies="t" text="t" shapetype="t"/>
             <w10:anchorlock/>
@@ -8643,7 +8643,7 @@
     </w:p>
     <w:p>
       <w:r>
-        <w:pict w14:anchorId="4F020F8B">
+        <w:pict w14:anchorId="4F121DE5">
           <v:rect id="Horizontal Line 99" o:spid="_x0000_s1105" alt="" style="width:468pt;height:.1pt;visibility:visible;mso-wrap-style:square;mso-width-percent:0;mso-height-percent:0;mso-left-percent:-10001;mso-top-percent:-10001;mso-position-horizontal:absolute;mso-position-horizontal-relative:char;mso-position-vertical:absolute;mso-position-vertical-relative:line;mso-width-percent:0;mso-height-percent:0;mso-left-percent:-10001;mso-top-percent:-10001;v-text-anchor:top" filled="f">
             <o:lock v:ext="edit" rotation="t" aspectratio="t" verticies="t" text="t" shapetype="t"/>
             <w10:anchorlock/>
@@ -8839,7 +8839,7 @@
     </w:p>
     <w:p>
       <w:r>
-        <w:pict w14:anchorId="73E5440D">
+        <w:pict w14:anchorId="0BBBD137">
           <v:rect id="Horizontal Line 100" o:spid="_x0000_s1104" alt="" style="width:468pt;height:.1pt;visibility:visible;mso-wrap-style:square;mso-width-percent:0;mso-height-percent:0;mso-left-percent:-10001;mso-top-percent:-10001;mso-position-horizontal:absolute;mso-position-horizontal-relative:char;mso-position-vertical:absolute;mso-position-vertical-relative:line;mso-width-percent:0;mso-height-percent:0;mso-left-percent:-10001;mso-top-percent:-10001;v-text-anchor:top" filled="f">
             <o:lock v:ext="edit" rotation="t" aspectratio="t" verticies="t" text="t" shapetype="t"/>
             <w10:anchorlock/>
@@ -8953,7 +8953,7 @@
     </w:p>
     <w:p>
       <w:r>
-        <w:pict w14:anchorId="2F7E228A">
+        <w:pict w14:anchorId="1646AF9B">
           <v:rect id="Horizontal Line 101" o:spid="_x0000_s1103" alt="" style="width:468pt;height:.1pt;visibility:visible;mso-wrap-style:square;mso-width-percent:0;mso-height-percent:0;mso-left-percent:-10001;mso-top-percent:-10001;mso-position-horizontal:absolute;mso-position-horizontal-relative:char;mso-position-vertical:absolute;mso-position-vertical-relative:line;mso-width-percent:0;mso-height-percent:0;mso-left-percent:-10001;mso-top-percent:-10001;v-text-anchor:top" filled="f">
             <o:lock v:ext="edit" rotation="t" aspectratio="t" verticies="t" text="t" shapetype="t"/>
             <w10:anchorlock/>
@@ -9235,7 +9235,7 @@
     </w:p>
     <w:p>
       <w:r>
-        <w:pict w14:anchorId="45D2BF47">
+        <w:pict w14:anchorId="4A4E6BB3">
           <v:rect id="Horizontal Line 102" o:spid="_x0000_s1102" alt="" style="width:468pt;height:.1pt;visibility:visible;mso-wrap-style:square;mso-width-percent:0;mso-height-percent:0;mso-left-percent:-10001;mso-top-percent:-10001;mso-position-horizontal:absolute;mso-position-horizontal-relative:char;mso-position-vertical:absolute;mso-position-vertical-relative:line;mso-width-percent:0;mso-height-percent:0;mso-left-percent:-10001;mso-top-percent:-10001;v-text-anchor:top" filled="f">
             <o:lock v:ext="edit" rotation="t" aspectratio="t" verticies="t" text="t" shapetype="t"/>
             <w10:anchorlock/>
@@ -9410,7 +9410,7 @@
     </w:p>
     <w:p>
       <w:r>
-        <w:pict w14:anchorId="7CE5F9F3">
+        <w:pict w14:anchorId="595568AD">
           <v:rect id="Horizontal Line 53" o:spid="_x0000_s1101" alt="" style="width:468pt;height:.05pt;visibility:visible;mso-wrap-style:square;mso-width-percent:0;mso-height-percent:0;mso-left-percent:-10001;mso-top-percent:-10001;mso-position-horizontal:absolute;mso-position-horizontal-relative:char;mso-position-vertical:absolute;mso-position-vertical-relative:line;mso-width-percent:0;mso-height-percent:0;mso-left-percent:-10001;mso-top-percent:-10001;v-text-anchor:top" filled="f">
             <o:lock v:ext="edit" rotation="t" aspectratio="t" verticies="t" text="t" shapetype="t"/>
             <w10:anchorlock/>
@@ -9547,7 +9547,7 @@
     </w:p>
     <w:p>
       <w:r>
-        <w:pict w14:anchorId="77F2309A">
+        <w:pict w14:anchorId="4B1640A9">
           <v:rect id="Horizontal Line 54" o:spid="_x0000_s1100" alt="" style="width:468pt;height:.05pt;visibility:visible;mso-wrap-style:square;mso-width-percent:0;mso-height-percent:0;mso-left-percent:-10001;mso-top-percent:-10001;mso-position-horizontal:absolute;mso-position-horizontal-relative:char;mso-position-vertical:absolute;mso-position-vertical-relative:line;mso-width-percent:0;mso-height-percent:0;mso-left-percent:-10001;mso-top-percent:-10001;v-text-anchor:top" filled="f">
             <o:lock v:ext="edit" rotation="t" aspectratio="t" verticies="t" text="t" shapetype="t"/>
             <w10:anchorlock/>
@@ -9886,7 +9886,7 @@
     </w:p>
     <w:p>
       <w:r>
-        <w:pict w14:anchorId="703D0B70">
+        <w:pict w14:anchorId="48368E6D">
           <v:rect id="Horizontal Line 64" o:spid="_x0000_s1099" alt="" style="width:468pt;height:.1pt;visibility:visible;mso-wrap-style:square;mso-width-percent:0;mso-height-percent:0;mso-left-percent:-10001;mso-top-percent:-10001;mso-position-horizontal:absolute;mso-position-horizontal-relative:char;mso-position-vertical:absolute;mso-position-vertical-relative:line;mso-width-percent:0;mso-height-percent:0;mso-left-percent:-10001;mso-top-percent:-10001;v-text-anchor:top" filled="f">
             <o:lock v:ext="edit" rotation="t" aspectratio="t" verticies="t" text="t" shapetype="t"/>
             <w10:anchorlock/>
@@ -10036,7 +10036,7 @@
     </w:p>
     <w:p>
       <w:r>
-        <w:pict w14:anchorId="4515C84C">
+        <w:pict w14:anchorId="43988DDE">
           <v:rect id="Horizontal Line 65" o:spid="_x0000_s1098" alt="" style="width:468pt;height:.1pt;visibility:visible;mso-wrap-style:square;mso-width-percent:0;mso-height-percent:0;mso-left-percent:-10001;mso-top-percent:-10001;mso-position-horizontal:absolute;mso-position-horizontal-relative:char;mso-position-vertical:absolute;mso-position-vertical-relative:line;mso-width-percent:0;mso-height-percent:0;mso-left-percent:-10001;mso-top-percent:-10001;v-text-anchor:top" filled="f">
             <o:lock v:ext="edit" rotation="t" aspectratio="t" verticies="t" text="t" shapetype="t"/>
             <w10:anchorlock/>
@@ -10258,7 +10258,7 @@
     </w:p>
     <w:p>
       <w:r>
-        <w:pict w14:anchorId="3542F943">
+        <w:pict w14:anchorId="7ED8BAAE">
           <v:rect id="Horizontal Line 66" o:spid="_x0000_s1097" alt="" style="width:468pt;height:.1pt;visibility:visible;mso-wrap-style:square;mso-width-percent:0;mso-height-percent:0;mso-left-percent:-10001;mso-top-percent:-10001;mso-position-horizontal:absolute;mso-position-horizontal-relative:char;mso-position-vertical:absolute;mso-position-vertical-relative:line;mso-width-percent:0;mso-height-percent:0;mso-left-percent:-10001;mso-top-percent:-10001;v-text-anchor:top" filled="f">
             <o:lock v:ext="edit" rotation="t" aspectratio="t" verticies="t" text="t" shapetype="t"/>
             <w10:anchorlock/>
@@ -10626,7 +10626,7 @@
     </w:p>
     <w:p>
       <w:r>
-        <w:pict w14:anchorId="557BC2FF">
+        <w:pict w14:anchorId="25955E33">
           <v:rect id="Horizontal Line 67" o:spid="_x0000_s1096" alt="" style="width:468pt;height:.1pt;visibility:visible;mso-wrap-style:square;mso-width-percent:0;mso-height-percent:0;mso-left-percent:-10001;mso-top-percent:-10001;mso-position-horizontal:absolute;mso-position-horizontal-relative:char;mso-position-vertical:absolute;mso-position-vertical-relative:line;mso-width-percent:0;mso-height-percent:0;mso-left-percent:-10001;mso-top-percent:-10001;v-text-anchor:top" filled="f">
             <o:lock v:ext="edit" rotation="t" aspectratio="t" verticies="t" text="t" shapetype="t"/>
             <w10:anchorlock/>
@@ -10969,7 +10969,7 @@
     </w:p>
     <w:p>
       <w:r>
-        <w:pict w14:anchorId="1374901F">
+        <w:pict w14:anchorId="36A82C63">
           <v:rect id="Horizontal Line 68" o:spid="_x0000_s1095" alt="" style="width:468pt;height:.1pt;visibility:visible;mso-wrap-style:square;mso-width-percent:0;mso-height-percent:0;mso-left-percent:-10001;mso-top-percent:-10001;mso-position-horizontal:absolute;mso-position-horizontal-relative:char;mso-position-vertical:absolute;mso-position-vertical-relative:line;mso-width-percent:0;mso-height-percent:0;mso-left-percent:-10001;mso-top-percent:-10001;v-text-anchor:top" filled="f">
             <o:lock v:ext="edit" rotation="t" aspectratio="t" verticies="t" text="t" shapetype="t"/>
             <w10:anchorlock/>
@@ -11136,7 +11136,7 @@
     </w:p>
     <w:p>
       <w:r>
-        <w:pict w14:anchorId="30B3E6EA">
+        <w:pict w14:anchorId="04384E5B">
           <v:rect id="Horizontal Line 69" o:spid="_x0000_s1094" alt="" style="width:468pt;height:.1pt;visibility:visible;mso-wrap-style:square;mso-width-percent:0;mso-height-percent:0;mso-left-percent:-10001;mso-top-percent:-10001;mso-position-horizontal:absolute;mso-position-horizontal-relative:char;mso-position-vertical:absolute;mso-position-vertical-relative:line;mso-width-percent:0;mso-height-percent:0;mso-left-percent:-10001;mso-top-percent:-10001;v-text-anchor:top" filled="f">
             <o:lock v:ext="edit" rotation="t" aspectratio="t" verticies="t" text="t" shapetype="t"/>
             <w10:anchorlock/>
@@ -11565,7 +11565,7 @@
     </w:p>
     <w:p>
       <w:r>
-        <w:pict w14:anchorId="72F561EA">
+        <w:pict w14:anchorId="73EDC2D8">
           <v:rect id="Horizontal Line 70" o:spid="_x0000_s1093" alt="" style="width:468pt;height:.1pt;visibility:visible;mso-wrap-style:square;mso-width-percent:0;mso-height-percent:0;mso-left-percent:-10001;mso-top-percent:-10001;mso-position-horizontal:absolute;mso-position-horizontal-relative:char;mso-position-vertical:absolute;mso-position-vertical-relative:line;mso-width-percent:0;mso-height-percent:0;mso-left-percent:-10001;mso-top-percent:-10001;v-text-anchor:top" filled="f">
             <o:lock v:ext="edit" rotation="t" aspectratio="t" verticies="t" text="t" shapetype="t"/>
             <w10:anchorlock/>
@@ -11828,7 +11828,7 @@
     </w:p>
     <w:p>
       <w:r>
-        <w:pict w14:anchorId="69AB934F">
+        <w:pict w14:anchorId="759AAF90">
           <v:rect id="Horizontal Line 71" o:spid="_x0000_s1092" alt="" style="width:468pt;height:.1pt;visibility:visible;mso-wrap-style:square;mso-width-percent:0;mso-height-percent:0;mso-left-percent:-10001;mso-top-percent:-10001;mso-position-horizontal:absolute;mso-position-horizontal-relative:char;mso-position-vertical:absolute;mso-position-vertical-relative:line;mso-width-percent:0;mso-height-percent:0;mso-left-percent:-10001;mso-top-percent:-10001;v-text-anchor:top" filled="f">
             <o:lock v:ext="edit" rotation="t" aspectratio="t" verticies="t" text="t" shapetype="t"/>
             <w10:anchorlock/>
@@ -12179,7 +12179,7 @@
     </w:p>
     <w:p>
       <w:r>
-        <w:pict w14:anchorId="73505B8C">
+        <w:pict w14:anchorId="4BE73AFB">
           <v:rect id="Horizontal Line 63" o:spid="_x0000_s1091" alt="" style="width:468pt;height:.05pt;visibility:visible;mso-wrap-style:square;mso-width-percent:0;mso-height-percent:0;mso-left-percent:-10001;mso-top-percent:-10001;mso-position-horizontal:absolute;mso-position-horizontal-relative:char;mso-position-vertical:absolute;mso-position-vertical-relative:line;mso-width-percent:0;mso-height-percent:0;mso-left-percent:-10001;mso-top-percent:-10001;v-text-anchor:top" filled="f">
             <o:lock v:ext="edit" rotation="t" aspectratio="t" verticies="t" text="t" shapetype="t"/>
             <w10:anchorlock/>
@@ -12264,7 +12264,7 @@
     </w:p>
     <w:p>
       <w:r>
-        <w:pict w14:anchorId="0A6A371A">
+        <w:pict w14:anchorId="3A79DCD1">
           <v:rect id="Rectangle 51" o:spid="_x0000_s1090" alt="" style="width:468pt;height:.05pt;visibility:visible;mso-wrap-style:square;mso-width-percent:0;mso-height-percent:0;mso-left-percent:-10001;mso-top-percent:-10001;mso-position-horizontal:absolute;mso-position-horizontal-relative:char;mso-position-vertical:absolute;mso-position-vertical-relative:line;mso-width-percent:0;mso-height-percent:0;mso-left-percent:-10001;mso-top-percent:-10001;v-text-anchor:top" filled="f">
             <o:lock v:ext="edit" rotation="t" aspectratio="t" verticies="t" text="t" shapetype="t"/>
             <w10:anchorlock/>
@@ -12441,7 +12441,7 @@
     </w:p>
     <w:p>
       <w:r>
-        <w:pict w14:anchorId="77916309">
+        <w:pict w14:anchorId="53D10077">
           <v:rect id="Rectangle 50" o:spid="_x0000_s1089" alt="" style="width:468pt;height:.05pt;visibility:visible;mso-wrap-style:square;mso-width-percent:0;mso-height-percent:0;mso-left-percent:-10001;mso-top-percent:-10001;mso-position-horizontal:absolute;mso-position-horizontal-relative:char;mso-position-vertical:absolute;mso-position-vertical-relative:line;mso-width-percent:0;mso-height-percent:0;mso-left-percent:-10001;mso-top-percent:-10001;v-text-anchor:top" filled="f">
             <o:lock v:ext="edit" rotation="t" aspectratio="t" verticies="t" text="t" shapetype="t"/>
             <w10:anchorlock/>
@@ -12816,7 +12816,7 @@
     </w:p>
     <w:p>
       <w:r>
-        <w:pict w14:anchorId="018562CB">
+        <w:pict w14:anchorId="10D7EE11">
           <v:rect id="Rectangle 22" o:spid="_x0000_s1088" alt="" style="width:468pt;height:.1pt;visibility:visible;mso-wrap-style:square;mso-width-percent:0;mso-height-percent:0;mso-left-percent:-10001;mso-top-percent:-10001;mso-position-horizontal:absolute;mso-position-horizontal-relative:char;mso-position-vertical:absolute;mso-position-vertical-relative:line;mso-width-percent:0;mso-height-percent:0;mso-left-percent:-10001;mso-top-percent:-10001;v-text-anchor:top" filled="f">
             <o:lock v:ext="edit" rotation="t" aspectratio="t" verticies="t" text="t" shapetype="t"/>
             <w10:anchorlock/>
@@ -12906,7 +12906,7 @@
     </w:p>
     <w:p>
       <w:r>
-        <w:pict w14:anchorId="6AC95E03">
+        <w:pict w14:anchorId="37A61074">
           <v:rect id="Horizontal Line 84" o:spid="_x0000_s1087" alt="" style="width:468pt;height:.1pt;visibility:visible;mso-wrap-style:square;mso-width-percent:0;mso-height-percent:0;mso-left-percent:-10001;mso-top-percent:-10001;mso-position-horizontal:absolute;mso-position-horizontal-relative:char;mso-position-vertical:absolute;mso-position-vertical-relative:line;mso-width-percent:0;mso-height-percent:0;mso-left-percent:-10001;mso-top-percent:-10001;v-text-anchor:top" filled="f">
             <o:lock v:ext="edit" rotation="t" aspectratio="t" verticies="t" text="t" shapetype="t"/>
             <w10:anchorlock/>
@@ -13081,7 +13081,7 @@
     </w:p>
     <w:p>
       <w:r>
-        <w:pict w14:anchorId="66965759">
+        <w:pict w14:anchorId="04CDF667">
           <v:rect id="Horizontal Line 85" o:spid="_x0000_s1086" alt="" style="width:468pt;height:.1pt;visibility:visible;mso-wrap-style:square;mso-width-percent:0;mso-height-percent:0;mso-left-percent:-10001;mso-top-percent:-10001;mso-position-horizontal:absolute;mso-position-horizontal-relative:char;mso-position-vertical:absolute;mso-position-vertical-relative:line;mso-width-percent:0;mso-height-percent:0;mso-left-percent:-10001;mso-top-percent:-10001;v-text-anchor:top" filled="f">
             <o:lock v:ext="edit" rotation="t" aspectratio="t" verticies="t" text="t" shapetype="t"/>
             <w10:anchorlock/>
@@ -13248,7 +13248,7 @@
     </w:p>
     <w:p>
       <w:r>
-        <w:pict w14:anchorId="5B4A7905">
+        <w:pict w14:anchorId="28C58FEA">
           <v:rect id="Horizontal Line 86" o:spid="_x0000_s1085" alt="" style="width:468pt;height:.1pt;visibility:visible;mso-wrap-style:square;mso-width-percent:0;mso-height-percent:0;mso-left-percent:-10001;mso-top-percent:-10001;mso-position-horizontal:absolute;mso-position-horizontal-relative:char;mso-position-vertical:absolute;mso-position-vertical-relative:line;mso-width-percent:0;mso-height-percent:0;mso-left-percent:-10001;mso-top-percent:-10001;v-text-anchor:top" filled="f">
             <o:lock v:ext="edit" rotation="t" aspectratio="t" verticies="t" text="t" shapetype="t"/>
             <w10:anchorlock/>
@@ -13522,7 +13522,7 @@
     </w:p>
     <w:p>
       <w:r>
-        <w:pict w14:anchorId="4D30F289">
+        <w:pict w14:anchorId="5261F6ED">
           <v:rect id="Rectangle 45" o:spid="_x0000_s1084" alt="" style="width:468pt;height:.05pt;visibility:visible;mso-wrap-style:square;mso-width-percent:0;mso-height-percent:0;mso-left-percent:-10001;mso-top-percent:-10001;mso-position-horizontal:absolute;mso-position-horizontal-relative:char;mso-position-vertical:absolute;mso-position-vertical-relative:line;mso-width-percent:0;mso-height-percent:0;mso-left-percent:-10001;mso-top-percent:-10001;v-text-anchor:top" filled="f">
             <o:lock v:ext="edit" rotation="t" aspectratio="t" verticies="t" text="t" shapetype="t"/>
             <w10:anchorlock/>
@@ -13667,7 +13667,7 @@
     </w:p>
     <w:p>
       <w:r>
-        <w:pict w14:anchorId="0BDA1233">
+        <w:pict w14:anchorId="452ADA1F">
           <v:rect id="Rectangle 44" o:spid="_x0000_s1083" alt="" style="width:468pt;height:.05pt;visibility:visible;mso-wrap-style:square;mso-width-percent:0;mso-height-percent:0;mso-left-percent:-10001;mso-top-percent:-10001;mso-position-horizontal:absolute;mso-position-horizontal-relative:char;mso-position-vertical:absolute;mso-position-vertical-relative:line;mso-width-percent:0;mso-height-percent:0;mso-left-percent:-10001;mso-top-percent:-10001;v-text-anchor:top" filled="f">
             <o:lock v:ext="edit" rotation="t" aspectratio="t" verticies="t" text="t" shapetype="t"/>
             <w10:anchorlock/>
@@ -13853,7 +13853,7 @@
     </w:p>
     <w:p>
       <w:r>
-        <w:pict w14:anchorId="7610CA61">
+        <w:pict w14:anchorId="1A8ECE52">
           <v:rect id="Horizontal Line 72" o:spid="_x0000_s1082" alt="" style="width:468pt;height:.05pt;visibility:visible;mso-wrap-style:square;mso-width-percent:0;mso-height-percent:0;mso-left-percent:-10001;mso-top-percent:-10001;mso-position-horizontal:absolute;mso-position-horizontal-relative:char;mso-position-vertical:absolute;mso-position-vertical-relative:line;mso-width-percent:0;mso-height-percent:0;mso-left-percent:-10001;mso-top-percent:-10001;v-text-anchor:top" filled="f">
             <o:lock v:ext="edit" rotation="t" aspectratio="t" verticies="t" text="t" shapetype="t"/>
             <w10:anchorlock/>
@@ -13998,7 +13998,7 @@
     </w:p>
     <w:p>
       <w:r>
-        <w:pict w14:anchorId="52167B37">
+        <w:pict w14:anchorId="29D112DC">
           <v:rect id="Horizontal Line 73" o:spid="_x0000_s1081" alt="" style="width:468pt;height:.05pt;visibility:visible;mso-wrap-style:square;mso-width-percent:0;mso-height-percent:0;mso-left-percent:-10001;mso-top-percent:-10001;mso-position-horizontal:absolute;mso-position-horizontal-relative:char;mso-position-vertical:absolute;mso-position-vertical-relative:line;mso-width-percent:0;mso-height-percent:0;mso-left-percent:-10001;mso-top-percent:-10001;v-text-anchor:top" filled="f">
             <o:lock v:ext="edit" rotation="t" aspectratio="t" verticies="t" text="t" shapetype="t"/>
             <w10:anchorlock/>
@@ -14080,7 +14080,7 @@
     </w:p>
     <w:p>
       <w:r>
-        <w:pict w14:anchorId="523BDF6C">
+        <w:pict w14:anchorId="04374487">
           <v:rect id="Horizontal Line 74" o:spid="_x0000_s1080" alt="" style="width:468pt;height:.05pt;visibility:visible;mso-wrap-style:square;mso-width-percent:0;mso-height-percent:0;mso-left-percent:-10001;mso-top-percent:-10001;mso-position-horizontal:absolute;mso-position-horizontal-relative:char;mso-position-vertical:absolute;mso-position-vertical-relative:line;mso-width-percent:0;mso-height-percent:0;mso-left-percent:-10001;mso-top-percent:-10001;v-text-anchor:top" filled="f">
             <o:lock v:ext="edit" rotation="t" aspectratio="t" verticies="t" text="t" shapetype="t"/>
             <w10:anchorlock/>
@@ -14177,7 +14177,7 @@
     </w:p>
     <w:p>
       <w:r>
-        <w:pict w14:anchorId="11DD1DB4">
+        <w:pict w14:anchorId="60AF941F">
           <v:rect id="Horizontal Line 75" o:spid="_x0000_s1079" alt="" style="width:468pt;height:.05pt;visibility:visible;mso-wrap-style:square;mso-width-percent:0;mso-height-percent:0;mso-left-percent:-10001;mso-top-percent:-10001;mso-position-horizontal:absolute;mso-position-horizontal-relative:char;mso-position-vertical:absolute;mso-position-vertical-relative:line;mso-width-percent:0;mso-height-percent:0;mso-left-percent:-10001;mso-top-percent:-10001;v-text-anchor:top" filled="f">
             <o:lock v:ext="edit" rotation="t" aspectratio="t" verticies="t" text="t" shapetype="t"/>
             <w10:anchorlock/>
@@ -14331,7 +14331,7 @@
     </w:p>
     <w:p>
       <w:r>
-        <w:pict w14:anchorId="27AAA0AB">
+        <w:pict w14:anchorId="4768EE87">
           <v:rect id="Rectangle 39" o:spid="_x0000_s1078" alt="" style="width:468pt;height:.05pt;visibility:visible;mso-wrap-style:square;mso-width-percent:0;mso-height-percent:0;mso-left-percent:-10001;mso-top-percent:-10001;mso-position-horizontal:absolute;mso-position-horizontal-relative:char;mso-position-vertical:absolute;mso-position-vertical-relative:line;mso-width-percent:0;mso-height-percent:0;mso-left-percent:-10001;mso-top-percent:-10001;v-text-anchor:top" filled="f">
             <o:lock v:ext="edit" rotation="t" aspectratio="t" verticies="t" text="t" shapetype="t"/>
             <w10:anchorlock/>
@@ -14554,7 +14554,7 @@
     </w:p>
     <w:p>
       <w:r>
-        <w:pict w14:anchorId="0F66A704">
+        <w:pict w14:anchorId="0CB652EE">
           <v:rect id="Rectangle 38" o:spid="_x0000_s1077" alt="" style="width:468pt;height:.05pt;visibility:visible;mso-wrap-style:square;mso-width-percent:0;mso-height-percent:0;mso-left-percent:-10001;mso-top-percent:-10001;mso-position-horizontal:absolute;mso-position-horizontal-relative:char;mso-position-vertical:absolute;mso-position-vertical-relative:line;mso-width-percent:0;mso-height-percent:0;mso-left-percent:-10001;mso-top-percent:-10001;v-text-anchor:top" filled="f">
             <o:lock v:ext="edit" rotation="t" aspectratio="t" verticies="t" text="t" shapetype="t"/>
             <w10:anchorlock/>
@@ -14666,7 +14666,7 @@
     </w:p>
     <w:p>
       <w:r>
-        <w:pict w14:anchorId="09F14FD3">
+        <w:pict w14:anchorId="32790A90">
           <v:rect id="Rectangle 46" o:spid="_x0000_s1076" alt="" style="width:468pt;height:.05pt;visibility:visible;mso-wrap-style:square;mso-width-percent:0;mso-height-percent:0;mso-left-percent:-10001;mso-top-percent:-10001;mso-position-horizontal:absolute;mso-position-horizontal-relative:char;mso-position-vertical:absolute;mso-position-vertical-relative:line;mso-width-percent:0;mso-height-percent:0;mso-left-percent:-10001;mso-top-percent:-10001;v-text-anchor:top" filled="f">
             <o:lock v:ext="edit" rotation="t" aspectratio="t" verticies="t" text="t" shapetype="t"/>
             <w10:anchorlock/>
@@ -14849,7 +14849,7 @@
     </w:p>
     <w:p>
       <w:r>
-        <w:pict w14:anchorId="7C4499AC">
+        <w:pict w14:anchorId="7FD25A94">
           <v:rect id="Horizontal Line 87" o:spid="_x0000_s1075" alt="" style="width:468pt;height:.1pt;visibility:visible;mso-wrap-style:square;mso-width-percent:0;mso-height-percent:0;mso-left-percent:-10001;mso-top-percent:-10001;mso-position-horizontal:absolute;mso-position-horizontal-relative:char;mso-position-vertical:absolute;mso-position-vertical-relative:line;mso-width-percent:0;mso-height-percent:0;mso-left-percent:-10001;mso-top-percent:-10001;v-text-anchor:top" filled="f">
             <o:lock v:ext="edit" rotation="t" aspectratio="t" verticies="t" text="t" shapetype="t"/>
             <w10:anchorlock/>
@@ -14951,7 +14951,7 @@
     </w:p>
     <w:p>
       <w:r>
-        <w:pict w14:anchorId="0A8A5FF8">
+        <w:pict w14:anchorId="5C3F6976">
           <v:rect id="_x0000_s1074" alt="" style="width:468pt;height:.05pt;visibility:visible;mso-wrap-style:square;mso-width-percent:0;mso-height-percent:0;mso-left-percent:-10001;mso-top-percent:-10001;mso-position-horizontal:absolute;mso-position-horizontal-relative:char;mso-position-vertical:absolute;mso-position-vertical-relative:line;mso-width-percent:0;mso-height-percent:0;mso-left-percent:-10001;mso-top-percent:-10001;v-text-anchor:top" filled="f">
             <o:lock v:ext="edit" rotation="t" aspectratio="t" verticies="t" text="t" shapetype="t"/>
             <w10:anchorlock/>
@@ -15096,7 +15096,7 @@
     </w:p>
     <w:p>
       <w:r>
-        <w:pict w14:anchorId="63962B8C">
+        <w:pict w14:anchorId="5531F641">
           <v:rect id="Rectangle 43" o:spid="_x0000_s1073" alt="" style="width:468pt;height:.05pt;visibility:visible;mso-wrap-style:square;mso-width-percent:0;mso-height-percent:0;mso-left-percent:-10001;mso-top-percent:-10001;mso-position-horizontal:absolute;mso-position-horizontal-relative:char;mso-position-vertical:absolute;mso-position-vertical-relative:line;mso-width-percent:0;mso-height-percent:0;mso-left-percent:-10001;mso-top-percent:-10001;v-text-anchor:top" filled="f">
             <o:lock v:ext="edit" rotation="t" aspectratio="t" verticies="t" text="t" shapetype="t"/>
             <w10:anchorlock/>
@@ -15225,7 +15225,7 @@
     </w:p>
     <w:p>
       <w:r>
-        <w:pict w14:anchorId="71AD5A03">
+        <w:pict w14:anchorId="70678931">
           <v:rect id="Rectangle 42" o:spid="_x0000_s1072" alt="" style="width:468pt;height:.05pt;visibility:visible;mso-wrap-style:square;mso-width-percent:0;mso-height-percent:0;mso-left-percent:-10001;mso-top-percent:-10001;mso-position-horizontal:absolute;mso-position-horizontal-relative:char;mso-position-vertical:absolute;mso-position-vertical-relative:line;mso-width-percent:0;mso-height-percent:0;mso-left-percent:-10001;mso-top-percent:-10001;v-text-anchor:top" filled="f">
             <o:lock v:ext="edit" rotation="t" aspectratio="t" verticies="t" text="t" shapetype="t"/>
             <w10:anchorlock/>
@@ -15355,7 +15355,7 @@
     </w:p>
     <w:p>
       <w:r>
-        <w:pict w14:anchorId="02F50F05">
+        <w:pict w14:anchorId="567337B4">
           <v:rect id="_x0000_s1071" alt="" style="width:468pt;height:.05pt;visibility:visible;mso-wrap-style:square;mso-width-percent:0;mso-height-percent:0;mso-left-percent:-10001;mso-top-percent:-10001;mso-position-horizontal:absolute;mso-position-horizontal-relative:char;mso-position-vertical:absolute;mso-position-vertical-relative:line;mso-width-percent:0;mso-height-percent:0;mso-left-percent:-10001;mso-top-percent:-10001;v-text-anchor:top" filled="f">
             <o:lock v:ext="edit" rotation="t" aspectratio="t" verticies="t" text="t" shapetype="t"/>
             <w10:anchorlock/>
@@ -15445,7 +15445,7 @@
     </w:p>
     <w:p>
       <w:r>
-        <w:pict w14:anchorId="7B1BBD23">
+        <w:pict w14:anchorId="256626FE">
           <v:rect id="Rectangle 40" o:spid="_x0000_s1070" alt="" style="width:468pt;height:.05pt;visibility:visible;mso-wrap-style:square;mso-width-percent:0;mso-height-percent:0;mso-left-percent:-10001;mso-top-percent:-10001;mso-position-horizontal:absolute;mso-position-horizontal-relative:char;mso-position-vertical:absolute;mso-position-vertical-relative:line;mso-width-percent:0;mso-height-percent:0;mso-left-percent:-10001;mso-top-percent:-10001;v-text-anchor:top" filled="f">
             <o:lock v:ext="edit" rotation="t" aspectratio="t" verticies="t" text="t" shapetype="t"/>
             <w10:anchorlock/>
@@ -15693,7 +15693,7 @@
     </w:p>
     <w:p>
       <w:r>
-        <w:pict w14:anchorId="1CE4DBC4">
+        <w:pict w14:anchorId="704CA54D">
           <v:rect id="_x0000_s1069" alt="" style="width:468pt;height:.05pt;visibility:visible;mso-wrap-style:square;mso-width-percent:0;mso-height-percent:0;mso-left-percent:-10001;mso-top-percent:-10001;mso-position-horizontal:absolute;mso-position-horizontal-relative:char;mso-position-vertical:absolute;mso-position-vertical-relative:line;mso-width-percent:0;mso-height-percent:0;mso-left-percent:-10001;mso-top-percent:-10001;v-text-anchor:top" filled="f">
             <o:lock v:ext="edit" rotation="t" aspectratio="t" verticies="t" text="t" shapetype="t"/>
             <w10:anchorlock/>
@@ -15798,7 +15798,7 @@
     </w:p>
     <w:p>
       <w:r>
-        <w:pict w14:anchorId="08F318C7">
+        <w:pict w14:anchorId="201195F2">
           <v:rect id="_x0000_s1068" alt="" style="width:468pt;height:.05pt;visibility:visible;mso-wrap-style:square;mso-width-percent:0;mso-height-percent:0;mso-left-percent:-10001;mso-top-percent:-10001;mso-position-horizontal:absolute;mso-position-horizontal-relative:char;mso-position-vertical:absolute;mso-position-vertical-relative:line;mso-width-percent:0;mso-height-percent:0;mso-left-percent:-10001;mso-top-percent:-10001;v-text-anchor:top" filled="f">
             <o:lock v:ext="edit" rotation="t" aspectratio="t" verticies="t" text="t" shapetype="t"/>
             <w10:anchorlock/>
@@ -15808,7 +15808,7 @@
     </w:p>
     <w:p>
       <w:r>
-        <w:pict w14:anchorId="1A75CDBD">
+        <w:pict w14:anchorId="5A05686C">
           <v:rect id="Rectangle 37" o:spid="_x0000_s1067" alt="" style="width:468pt;height:.05pt;visibility:visible;mso-wrap-style:square;mso-width-percent:0;mso-height-percent:0;mso-left-percent:-10001;mso-top-percent:-10001;mso-position-horizontal:absolute;mso-position-horizontal-relative:char;mso-position-vertical:absolute;mso-position-vertical-relative:line;mso-width-percent:0;mso-height-percent:0;mso-left-percent:-10001;mso-top-percent:-10001;v-text-anchor:top" filled="f">
             <o:lock v:ext="edit" rotation="t" aspectratio="t" verticies="t" text="t" shapetype="t"/>
             <w10:anchorlock/>
@@ -15962,7 +15962,7 @@
     </w:p>
     <w:p>
       <w:r>
-        <w:pict w14:anchorId="28B58253">
+        <w:pict w14:anchorId="62E7FB93">
           <v:rect id="Horizontal Line 88" o:spid="_x0000_s1066" alt="" style="width:468pt;height:.05pt;visibility:visible;mso-wrap-style:square;mso-width-percent:0;mso-height-percent:0;mso-left-percent:-10001;mso-top-percent:-10001;mso-position-horizontal:absolute;mso-position-horizontal-relative:char;mso-position-vertical:absolute;mso-position-vertical-relative:line;mso-width-percent:0;mso-height-percent:0;mso-left-percent:-10001;mso-top-percent:-10001;v-text-anchor:top" filled="f">
             <o:lock v:ext="edit" rotation="t" aspectratio="t" verticies="t" text="t" shapetype="t"/>
             <w10:anchorlock/>
@@ -16053,7 +16053,7 @@
     </w:p>
     <w:p>
       <w:r>
-        <w:pict w14:anchorId="0505E6CB">
+        <w:pict w14:anchorId="0AFC9403">
           <v:rect id="Horizontal Line 89" o:spid="_x0000_s1065" alt="" style="width:468pt;height:.05pt;visibility:visible;mso-wrap-style:square;mso-width-percent:0;mso-height-percent:0;mso-left-percent:-10001;mso-top-percent:-10001;mso-position-horizontal:absolute;mso-position-horizontal-relative:char;mso-position-vertical:absolute;mso-position-vertical-relative:line;mso-width-percent:0;mso-height-percent:0;mso-left-percent:-10001;mso-top-percent:-10001;v-text-anchor:top" filled="f">
             <o:lock v:ext="edit" rotation="t" aspectratio="t" verticies="t" text="t" shapetype="t"/>
             <w10:anchorlock/>
@@ -16135,7 +16135,7 @@
     </w:p>
     <w:p>
       <w:r>
-        <w:pict w14:anchorId="0924A716">
+        <w:pict w14:anchorId="4E409E21">
           <v:rect id="Horizontal Line 90" o:spid="_x0000_s1064" alt="" style="width:468pt;height:.05pt;visibility:visible;mso-wrap-style:square;mso-width-percent:0;mso-height-percent:0;mso-left-percent:-10001;mso-top-percent:-10001;mso-position-horizontal:absolute;mso-position-horizontal-relative:char;mso-position-vertical:absolute;mso-position-vertical-relative:line;mso-width-percent:0;mso-height-percent:0;mso-left-percent:-10001;mso-top-percent:-10001;v-text-anchor:top" filled="f">
             <o:lock v:ext="edit" rotation="t" aspectratio="t" verticies="t" text="t" shapetype="t"/>
             <w10:anchorlock/>
@@ -16292,7 +16292,7 @@
     </w:p>
     <w:p>
       <w:r>
-        <w:pict w14:anchorId="07A0280A">
+        <w:pict w14:anchorId="1BF98823">
           <v:rect id="Horizontal Line 91" o:spid="_x0000_s1063" alt="" style="width:468pt;height:.05pt;visibility:visible;mso-wrap-style:square;mso-width-percent:0;mso-height-percent:0;mso-left-percent:-10001;mso-top-percent:-10001;mso-position-horizontal:absolute;mso-position-horizontal-relative:char;mso-position-vertical:absolute;mso-position-vertical-relative:line;mso-width-percent:0;mso-height-percent:0;mso-left-percent:-10001;mso-top-percent:-10001;v-text-anchor:top" filled="f">
             <o:lock v:ext="edit" rotation="t" aspectratio="t" verticies="t" text="t" shapetype="t"/>
             <w10:anchorlock/>
@@ -16398,7 +16398,7 @@
     </w:p>
     <w:p>
       <w:r>
-        <w:pict w14:anchorId="49349EBB">
+        <w:pict w14:anchorId="6C51EB23">
           <v:rect id="Rectangle 32" o:spid="_x0000_s1062" alt="" style="width:468pt;height:.05pt;visibility:visible;mso-wrap-style:square;mso-width-percent:0;mso-height-percent:0;mso-left-percent:-10001;mso-top-percent:-10001;mso-position-horizontal:absolute;mso-position-horizontal-relative:char;mso-position-vertical:absolute;mso-position-vertical-relative:line;mso-width-percent:0;mso-height-percent:0;mso-left-percent:-10001;mso-top-percent:-10001;v-text-anchor:top" filled="f">
             <o:lock v:ext="edit" rotation="t" aspectratio="t" verticies="t" text="t" shapetype="t"/>
             <w10:anchorlock/>
@@ -16440,7 +16440,7 @@
     </w:p>
     <w:p>
       <w:r>
-        <w:pict w14:anchorId="36325A72">
+        <w:pict w14:anchorId="245388D2">
           <v:rect id="Rectangle 31" o:spid="_x0000_s1061" alt="" style="width:468pt;height:.05pt;visibility:visible;mso-wrap-style:square;mso-width-percent:0;mso-height-percent:0;mso-left-percent:-10001;mso-top-percent:-10001;mso-position-horizontal:absolute;mso-position-horizontal-relative:char;mso-position-vertical:absolute;mso-position-vertical-relative:line;mso-width-percent:0;mso-height-percent:0;mso-left-percent:-10001;mso-top-percent:-10001;v-text-anchor:top" filled="f">
             <o:lock v:ext="edit" rotation="t" aspectratio="t" verticies="t" text="t" shapetype="t"/>
             <w10:anchorlock/>
@@ -16673,7 +16673,7 @@
     </w:p>
     <w:p>
       <w:r>
-        <w:pict w14:anchorId="2421AD52">
+        <w:pict w14:anchorId="42851834">
           <v:rect id="Horizontal Line 94" o:spid="_x0000_s1060" alt="" style="width:468pt;height:.05pt;visibility:visible;mso-wrap-style:square;mso-width-percent:0;mso-height-percent:0;mso-left-percent:-10001;mso-top-percent:-10001;mso-position-horizontal:absolute;mso-position-horizontal-relative:char;mso-position-vertical:absolute;mso-position-vertical-relative:line;mso-width-percent:0;mso-height-percent:0;mso-left-percent:-10001;mso-top-percent:-10001;v-text-anchor:top" filled="f">
             <o:lock v:ext="edit" rotation="t" aspectratio="t" verticies="t" text="t" shapetype="t"/>
             <w10:anchorlock/>
@@ -16768,7 +16768,7 @@
     </w:p>
     <w:p>
       <w:r>
-        <w:pict w14:anchorId="7EA70AE0">
+        <w:pict w14:anchorId="5E690FD8">
           <v:rect id="Horizontal Line 95" o:spid="_x0000_s1059" alt="" style="width:468pt;height:.05pt;visibility:visible;mso-wrap-style:square;mso-width-percent:0;mso-height-percent:0;mso-left-percent:-10001;mso-top-percent:-10001;mso-position-horizontal:absolute;mso-position-horizontal-relative:char;mso-position-vertical:absolute;mso-position-vertical-relative:line;mso-width-percent:0;mso-height-percent:0;mso-left-percent:-10001;mso-top-percent:-10001;v-text-anchor:top" filled="f">
             <o:lock v:ext="edit" rotation="t" aspectratio="t" verticies="t" text="t" shapetype="t"/>
             <w10:anchorlock/>
@@ -16778,7 +16778,7 @@
     </w:p>
     <w:p>
       <w:r>
-        <w:pict w14:anchorId="3C8E5377">
+        <w:pict w14:anchorId="0880D049">
           <v:rect id="Rectangle 28" o:spid="_x0000_s1058" alt="" style="width:468pt;height:.05pt;visibility:visible;mso-wrap-style:square;mso-width-percent:0;mso-height-percent:0;mso-left-percent:-10001;mso-top-percent:-10001;mso-position-horizontal:absolute;mso-position-horizontal-relative:char;mso-position-vertical:absolute;mso-position-vertical-relative:line;mso-width-percent:0;mso-height-percent:0;mso-left-percent:-10001;mso-top-percent:-10001;v-text-anchor:top" filled="f">
             <o:lock v:ext="edit" rotation="t" aspectratio="t" verticies="t" text="t" shapetype="t"/>
             <w10:anchorlock/>
@@ -16937,7 +16937,7 @@
     </w:p>
     <w:p>
       <w:r>
-        <w:pict w14:anchorId="2870668A">
+        <w:pict w14:anchorId="6922D26B">
           <v:rect id="Horizontal Line 97" o:spid="_x0000_s1057" alt="" style="width:468pt;height:.05pt;visibility:visible;mso-wrap-style:square;mso-width-percent:0;mso-height-percent:0;mso-left-percent:-10001;mso-top-percent:-10001;mso-position-horizontal:absolute;mso-position-horizontal-relative:char;mso-position-vertical:absolute;mso-position-vertical-relative:line;mso-width-percent:0;mso-height-percent:0;mso-left-percent:-10001;mso-top-percent:-10001;v-text-anchor:top" filled="f">
             <o:lock v:ext="edit" rotation="t" aspectratio="t" verticies="t" text="t" shapetype="t"/>
             <w10:anchorlock/>
@@ -17093,7 +17093,7 @@
     </w:p>
     <w:p>
       <w:r>
-        <w:pict w14:anchorId="62611476">
+        <w:pict w14:anchorId="6DF59424">
           <v:rect id="Rectangle 26" o:spid="_x0000_s1056" alt="" style="width:468pt;height:.05pt;visibility:visible;mso-wrap-style:square;mso-width-percent:0;mso-height-percent:0;mso-left-percent:-10001;mso-top-percent:-10001;mso-position-horizontal:absolute;mso-position-horizontal-relative:char;mso-position-vertical:absolute;mso-position-vertical-relative:line;mso-width-percent:0;mso-height-percent:0;mso-left-percent:-10001;mso-top-percent:-10001;v-text-anchor:top" filled="f">
             <o:lock v:ext="edit" rotation="t" aspectratio="t" verticies="t" text="t" shapetype="t"/>
             <w10:anchorlock/>
@@ -17202,7 +17202,7 @@
     </w:p>
     <w:p>
       <w:r>
-        <w:pict w14:anchorId="703E8CCF">
+        <w:pict w14:anchorId="344CD679">
           <v:rect id="Rectangle 25" o:spid="_x0000_s1055" alt="" style="width:468pt;height:.05pt;visibility:visible;mso-wrap-style:square;mso-width-percent:0;mso-height-percent:0;mso-left-percent:-10001;mso-top-percent:-10001;mso-position-horizontal:absolute;mso-position-horizontal-relative:char;mso-position-vertical:absolute;mso-position-vertical-relative:line;mso-width-percent:0;mso-height-percent:0;mso-left-percent:-10001;mso-top-percent:-10001;v-text-anchor:top" filled="f">
             <o:lock v:ext="edit" rotation="t" aspectratio="t" verticies="t" text="t" shapetype="t"/>
             <w10:anchorlock/>
@@ -17323,7 +17323,7 @@
     </w:p>
     <w:p>
       <w:r>
-        <w:pict w14:anchorId="5FEDC211">
+        <w:pict w14:anchorId="009478F9">
           <v:rect id="Rectangle 24" o:spid="_x0000_s1054" alt="" style="width:468pt;height:.05pt;visibility:visible;mso-wrap-style:square;mso-width-percent:0;mso-height-percent:0;mso-left-percent:-10001;mso-top-percent:-10001;mso-position-horizontal:absolute;mso-position-horizontal-relative:char;mso-position-vertical:absolute;mso-position-vertical-relative:line;mso-width-percent:0;mso-height-percent:0;mso-left-percent:-10001;mso-top-percent:-10001;v-text-anchor:top" filled="f">
             <o:lock v:ext="edit" rotation="t" aspectratio="t" verticies="t" text="t" shapetype="t"/>
             <w10:anchorlock/>
@@ -17466,7 +17466,7 @@
     </w:p>
     <w:p>
       <w:r>
-        <w:pict w14:anchorId="1D1688EC">
+        <w:pict w14:anchorId="5DD9EB98">
           <v:rect id="Horizontal Line 109" o:spid="_x0000_s1053" alt="" style="width:468pt;height:.1pt;visibility:visible;mso-wrap-style:square;mso-width-percent:0;mso-height-percent:0;mso-left-percent:-10001;mso-top-percent:-10001;mso-position-horizontal:absolute;mso-position-horizontal-relative:char;mso-position-vertical:absolute;mso-position-vertical-relative:line;mso-width-percent:0;mso-height-percent:0;mso-left-percent:-10001;mso-top-percent:-10001;v-text-anchor:top" filled="f">
             <o:lock v:ext="edit" rotation="t" aspectratio="t" verticies="t" text="t" shapetype="t"/>
             <w10:anchorlock/>
@@ -17508,7 +17508,7 @@
     </w:p>
     <w:p>
       <w:r>
-        <w:pict w14:anchorId="7B6A171E">
+        <w:pict w14:anchorId="10587BD7">
           <v:rect id="Horizontal Line 110" o:spid="_x0000_s1052" alt="" style="width:468pt;height:.1pt;visibility:visible;mso-wrap-style:square;mso-width-percent:0;mso-height-percent:0;mso-left-percent:-10001;mso-top-percent:-10001;mso-position-horizontal:absolute;mso-position-horizontal-relative:char;mso-position-vertical:absolute;mso-position-vertical-relative:line;mso-width-percent:0;mso-height-percent:0;mso-left-percent:-10001;mso-top-percent:-10001;v-text-anchor:top" filled="f">
             <o:lock v:ext="edit" rotation="t" aspectratio="t" verticies="t" text="t" shapetype="t"/>
             <w10:anchorlock/>
@@ -17690,7 +17690,7 @@
     </w:p>
     <w:p>
       <w:r>
-        <w:pict w14:anchorId="15605830">
+        <w:pict w14:anchorId="04AF3377">
           <v:rect id="Horizontal Line 111" o:spid="_x0000_s1051" alt="" style="width:468pt;height:.1pt;visibility:visible;mso-wrap-style:square;mso-width-percent:0;mso-height-percent:0;mso-left-percent:-10001;mso-top-percent:-10001;mso-position-horizontal:absolute;mso-position-horizontal-relative:char;mso-position-vertical:absolute;mso-position-vertical-relative:line;mso-width-percent:0;mso-height-percent:0;mso-left-percent:-10001;mso-top-percent:-10001;v-text-anchor:top" filled="f">
             <o:lock v:ext="edit" rotation="t" aspectratio="t" verticies="t" text="t" shapetype="t"/>
             <w10:anchorlock/>
@@ -17819,7 +17819,7 @@
     </w:p>
     <w:p>
       <w:r>
-        <w:pict w14:anchorId="042D4090">
+        <w:pict w14:anchorId="33F218CA">
           <v:rect id="Horizontal Line 112" o:spid="_x0000_s1050" alt="" style="width:468pt;height:.1pt;visibility:visible;mso-wrap-style:square;mso-width-percent:0;mso-height-percent:0;mso-left-percent:-10001;mso-top-percent:-10001;mso-position-horizontal:absolute;mso-position-horizontal-relative:char;mso-position-vertical:absolute;mso-position-vertical-relative:line;mso-width-percent:0;mso-height-percent:0;mso-left-percent:-10001;mso-top-percent:-10001;v-text-anchor:top" filled="f">
             <o:lock v:ext="edit" rotation="t" aspectratio="t" verticies="t" text="t" shapetype="t"/>
             <w10:anchorlock/>
@@ -18190,7 +18190,7 @@
     </w:p>
     <w:p>
       <w:r>
-        <w:pict w14:anchorId="0BB573AF">
+        <w:pict w14:anchorId="3145F548">
           <v:rect id="Horizontal Line 105" o:spid="_x0000_s1049" alt="" style="width:468pt;height:.05pt;visibility:visible;mso-wrap-style:square;mso-width-percent:0;mso-height-percent:0;mso-left-percent:-10001;mso-top-percent:-10001;mso-position-horizontal:absolute;mso-position-horizontal-relative:char;mso-position-vertical:absolute;mso-position-vertical-relative:line;mso-width-percent:0;mso-height-percent:0;mso-left-percent:-10001;mso-top-percent:-10001;v-text-anchor:top" filled="f">
             <o:lock v:ext="edit" rotation="t" aspectratio="t" verticies="t" text="t" shapetype="t"/>
             <w10:anchorlock/>
@@ -18551,7 +18551,7 @@
     </w:p>
     <w:p>
       <w:r>
-        <w:pict w14:anchorId="0748F817">
+        <w:pict w14:anchorId="2AA43CDD">
           <v:rect id="Horizontal Line 106" o:spid="_x0000_s1048" alt="" style="width:468pt;height:.05pt;visibility:visible;mso-wrap-style:square;mso-width-percent:0;mso-height-percent:0;mso-left-percent:-10001;mso-top-percent:-10001;mso-position-horizontal:absolute;mso-position-horizontal-relative:char;mso-position-vertical:absolute;mso-position-vertical-relative:line;mso-width-percent:0;mso-height-percent:0;mso-left-percent:-10001;mso-top-percent:-10001;v-text-anchor:top" filled="f">
             <o:lock v:ext="edit" rotation="t" aspectratio="t" verticies="t" text="t" shapetype="t"/>
             <w10:anchorlock/>
@@ -18657,7 +18657,7 @@
     </w:p>
     <w:p>
       <w:r>
-        <w:pict w14:anchorId="31667582">
+        <w:pict w14:anchorId="1FB9F934">
           <v:rect id="Horizontal Line 107" o:spid="_x0000_s1047" alt="" style="width:468pt;height:.05pt;visibility:visible;mso-wrap-style:square;mso-width-percent:0;mso-height-percent:0;mso-left-percent:-10001;mso-top-percent:-10001;mso-position-horizontal:absolute;mso-position-horizontal-relative:char;mso-position-vertical:absolute;mso-position-vertical-relative:line;mso-width-percent:0;mso-height-percent:0;mso-left-percent:-10001;mso-top-percent:-10001;v-text-anchor:top" filled="f">
             <o:lock v:ext="edit" rotation="t" aspectratio="t" verticies="t" text="t" shapetype="t"/>
             <w10:anchorlock/>
@@ -18844,7 +18844,7 @@
     </w:p>
     <w:p>
       <w:r>
-        <w:pict w14:anchorId="202FF023">
+        <w:pict w14:anchorId="4054AD78">
           <v:rect id="Horizontal Line 108" o:spid="_x0000_s1046" alt="" style="width:468pt;height:.05pt;visibility:visible;mso-wrap-style:square;mso-width-percent:0;mso-height-percent:0;mso-left-percent:-10001;mso-top-percent:-10001;mso-position-horizontal:absolute;mso-position-horizontal-relative:char;mso-position-vertical:absolute;mso-position-vertical-relative:line;mso-width-percent:0;mso-height-percent:0;mso-left-percent:-10001;mso-top-percent:-10001;v-text-anchor:top" filled="f">
             <o:lock v:ext="edit" rotation="t" aspectratio="t" verticies="t" text="t" shapetype="t"/>
             <w10:anchorlock/>
@@ -19119,7 +19119,7 @@
     </w:p>
     <w:p>
       <w:r>
-        <w:pict w14:anchorId="72705554">
+        <w:pict w14:anchorId="6BFC41AD">
           <v:rect id="_x0000_s1045" alt="" style="width:468pt;height:.05pt;visibility:visible;mso-wrap-style:square;mso-width-percent:0;mso-height-percent:0;mso-left-percent:-10001;mso-top-percent:-10001;mso-position-horizontal:absolute;mso-position-horizontal-relative:char;mso-position-vertical:absolute;mso-position-vertical-relative:line;mso-width-percent:0;mso-height-percent:0;mso-left-percent:-10001;mso-top-percent:-10001;v-text-anchor:top" filled="f">
             <o:lock v:ext="edit" rotation="t" aspectratio="t" verticies="t" text="t" shapetype="t"/>
             <w10:anchorlock/>
@@ -19237,7 +19237,7 @@
     </w:p>
     <w:p>
       <w:r>
-        <w:pict w14:anchorId="585513FF">
+        <w:pict w14:anchorId="5E10E401">
           <v:rect id="Horizontal Line 119" o:spid="_x0000_s1044" alt="" style="width:468pt;height:.1pt;visibility:visible;mso-wrap-style:square;mso-width-percent:0;mso-height-percent:0;mso-left-percent:-10001;mso-top-percent:-10001;mso-position-horizontal:absolute;mso-position-horizontal-relative:char;mso-position-vertical:absolute;mso-position-vertical-relative:line;mso-width-percent:0;mso-height-percent:0;mso-left-percent:-10001;mso-top-percent:-10001;v-text-anchor:top" filled="f">
             <o:lock v:ext="edit" rotation="t" aspectratio="t" verticies="t" text="t" shapetype="t"/>
             <w10:anchorlock/>
@@ -19673,7 +19673,7 @@
     </w:p>
     <w:p>
       <w:r>
-        <w:pict w14:anchorId="263EFDB0">
+        <w:pict w14:anchorId="106BA83D">
           <v:rect id="Horizontal Line 120" o:spid="_x0000_s1043" alt="" style="width:468pt;height:.1pt;visibility:visible;mso-wrap-style:square;mso-width-percent:0;mso-height-percent:0;mso-left-percent:-10001;mso-top-percent:-10001;mso-position-horizontal:absolute;mso-position-horizontal-relative:char;mso-position-vertical:absolute;mso-position-vertical-relative:line;mso-width-percent:0;mso-height-percent:0;mso-left-percent:-10001;mso-top-percent:-10001;v-text-anchor:top" filled="f">
             <o:lock v:ext="edit" rotation="t" aspectratio="t" verticies="t" text="t" shapetype="t"/>
             <w10:anchorlock/>
@@ -19838,7 +19838,7 @@
     </w:p>
     <w:p>
       <w:r>
-        <w:pict w14:anchorId="65F2BA7F">
+        <w:pict w14:anchorId="52E52C4D">
           <v:rect id="Horizontal Line 121" o:spid="_x0000_s1042" alt="" style="width:468pt;height:.1pt;visibility:visible;mso-wrap-style:square;mso-width-percent:0;mso-height-percent:0;mso-left-percent:-10001;mso-top-percent:-10001;mso-position-horizontal:absolute;mso-position-horizontal-relative:char;mso-position-vertical:absolute;mso-position-vertical-relative:line;mso-width-percent:0;mso-height-percent:0;mso-left-percent:-10001;mso-top-percent:-10001;v-text-anchor:top" filled="f">
             <o:lock v:ext="edit" rotation="t" aspectratio="t" verticies="t" text="t" shapetype="t"/>
             <w10:anchorlock/>
@@ -20101,7 +20101,7 @@
     </w:p>
     <w:p>
       <w:r>
-        <w:pict w14:anchorId="6E264B7C">
+        <w:pict w14:anchorId="2B090220">
           <v:rect id="Horizontal Line 122" o:spid="_x0000_s1041" alt="" style="width:468pt;height:.1pt;visibility:visible;mso-wrap-style:square;mso-width-percent:0;mso-height-percent:0;mso-left-percent:-10001;mso-top-percent:-10001;mso-position-horizontal:absolute;mso-position-horizontal-relative:char;mso-position-vertical:absolute;mso-position-vertical-relative:line;mso-width-percent:0;mso-height-percent:0;mso-left-percent:-10001;mso-top-percent:-10001;v-text-anchor:top" filled="f">
             <o:lock v:ext="edit" rotation="t" aspectratio="t" verticies="t" text="t" shapetype="t"/>
             <w10:anchorlock/>
@@ -20305,7 +20305,7 @@
     </w:p>
     <w:p>
       <w:r>
-        <w:pict w14:anchorId="7C0A964D">
+        <w:pict w14:anchorId="384A1039">
           <v:rect id="Horizontal Line 123" o:spid="_x0000_s1040" alt="" style="width:468pt;height:.1pt;visibility:visible;mso-wrap-style:square;mso-width-percent:0;mso-height-percent:0;mso-left-percent:-10001;mso-top-percent:-10001;mso-position-horizontal:absolute;mso-position-horizontal-relative:char;mso-position-vertical:absolute;mso-position-vertical-relative:line;mso-width-percent:0;mso-height-percent:0;mso-left-percent:-10001;mso-top-percent:-10001;v-text-anchor:top" filled="f">
             <o:lock v:ext="edit" rotation="t" aspectratio="t" verticies="t" text="t" shapetype="t"/>
             <w10:anchorlock/>
@@ -20515,7 +20515,124 @@
           <w:noProof/>
           <w14:ligatures w14:val="standardContextual"/>
         </w:rPr>
-        <w:pict w14:anchorId="0C70C377">
+        <w:pict w14:anchorId="473BAA54">
+          <v:rect id="_x0000_i1042" alt="" style="width:468pt;height:.05pt;mso-width-percent:0;mso-height-percent:0;mso-width-percent:0;mso-height-percent:0" o:hralign="center" o:hrstd="t" o:hr="t" fillcolor="#a0a0a0" stroked="f"/>
+        </w:pict>
+      </w:r>
+    </w:p>
+    <w:p>
+      <w:pPr>
+        <w:pStyle w:val="Heading2"/>
+      </w:pPr>
+      <w:r>
+        <w:t>What P14 does (in plain terms)</w:t>
+      </w:r>
+    </w:p>
+    <w:p>
+      <w:pPr>
+        <w:pStyle w:val="NormalWeb"/>
+      </w:pPr>
+      <w:r>
+        <w:t>P14 introduces a deterministic “agentic run” that:</w:t>
+      </w:r>
+    </w:p>
+    <w:p>
+      <w:pPr>
+        <w:pStyle w:val="NormalWeb"/>
+        <w:numPr>
+          <w:ilvl w:val="0"/>
+          <w:numId w:val="190"/>
+        </w:numPr>
+      </w:pPr>
+      <w:r>
+        <w:t xml:space="preserve">Creates/loads a </w:t>
+      </w:r>
+      <w:r>
+        <w:rPr>
+          <w:rStyle w:val="Strong"/>
+          <w:rFonts w:eastAsiaTheme="majorEastAsia"/>
+        </w:rPr>
+        <w:t>run state</w:t>
+      </w:r>
+      <w:r>
+        <w:t xml:space="preserve"> (P13 state model)</w:t>
+      </w:r>
+    </w:p>
+    <w:p>
+      <w:pPr>
+        <w:pStyle w:val="NormalWeb"/>
+        <w:numPr>
+          <w:ilvl w:val="0"/>
+          <w:numId w:val="190"/>
+        </w:numPr>
+      </w:pPr>
+      <w:r>
+        <w:t xml:space="preserve">Executes a </w:t>
+      </w:r>
+      <w:r>
+        <w:rPr>
+          <w:rStyle w:val="Strong"/>
+          <w:rFonts w:eastAsiaTheme="majorEastAsia"/>
+        </w:rPr>
+        <w:t>fixed plan</w:t>
+      </w:r>
+      <w:r>
+        <w:t xml:space="preserve"> (Phase-0 plan) by calling registered tools</w:t>
+      </w:r>
+    </w:p>
+    <w:p>
+      <w:pPr>
+        <w:pStyle w:val="NormalWeb"/>
+        <w:numPr>
+          <w:ilvl w:val="0"/>
+          <w:numId w:val="190"/>
+        </w:numPr>
+      </w:pPr>
+      <w:r>
+        <w:t xml:space="preserve">Records </w:t>
+      </w:r>
+      <w:r>
+        <w:rPr>
+          <w:rStyle w:val="Strong"/>
+          <w:rFonts w:eastAsiaTheme="majorEastAsia"/>
+        </w:rPr>
+        <w:t>step-by-step traces</w:t>
+      </w:r>
+      <w:r>
+        <w:t xml:space="preserve"> (start/end timestamps, input/output refs, status)</w:t>
+      </w:r>
+    </w:p>
+    <w:p>
+      <w:pPr>
+        <w:pStyle w:val="NormalWeb"/>
+        <w:numPr>
+          <w:ilvl w:val="0"/>
+          <w:numId w:val="190"/>
+        </w:numPr>
+      </w:pPr>
+      <w:r>
+        <w:t>Persists the state after every tool execution</w:t>
+      </w:r>
+    </w:p>
+    <w:p>
+      <w:pPr>
+        <w:pStyle w:val="NormalWeb"/>
+        <w:numPr>
+          <w:ilvl w:val="0"/>
+          <w:numId w:val="190"/>
+        </w:numPr>
+      </w:pPr>
+      <w:r>
+        <w:t>Produces the same artifacts you already had in Phase-1 (packages, reports, exports, followups, drafts), but now under an orchestrated run with a single truth object.</w:t>
+      </w:r>
+    </w:p>
+    <w:p>
+      <w:r>
+        <w:rPr>
+          <w:noProof/>
+          <w14:ligatures w14:val="standardContextual"/>
+        </w:rPr>
+        <w:pict w14:anchorId="66AA039D">
           <v:rect id="_x0000_i1041" alt="" style="width:468pt;height:.05pt;mso-width-percent:0;mso-height-percent:0;mso-width-percent:0;mso-height-percent:0" o:hralign="center" o:hrstd="t" o:hr="t" fillcolor="#a0a0a0" stroked="f"/>
         </w:pict>
       </w:r>
@@ -20525,7 +20642,7 @@
         <w:pStyle w:val="Heading2"/>
       </w:pPr>
       <w:r>
-        <w:t>What P14 does (in plain terms)</w:t>
+        <w:t>Inputs (exactly what P14 needs)</w:t>
       </w:r>
     </w:p>
     <w:p>
@@ -20533,7 +20650,7 @@
         <w:pStyle w:val="NormalWeb"/>
       </w:pPr>
       <w:r>
-        <w:t>P14 introduces a deterministic “agentic run” that:</w:t>
+        <w:t>P14 consumes:</w:t>
       </w:r>
     </w:p>
     <w:p>
@@ -20541,21 +20658,193 @@
         <w:pStyle w:val="NormalWeb"/>
         <w:numPr>
           <w:ilvl w:val="0"/>
-          <w:numId w:val="190"/>
-        </w:numPr>
-      </w:pPr>
-      <w:r>
-        <w:t xml:space="preserve">Creates/loads a </w:t>
-      </w:r>
+          <w:numId w:val="191"/>
+        </w:numPr>
+      </w:pPr>
+      <w:r>
+        <w:rPr>
+          <w:rStyle w:val="HTMLCode"/>
+          <w:rFonts w:eastAsiaTheme="majorEastAsia"/>
+        </w:rPr>
+        <w:t>state_path_or_run_id</w:t>
+      </w:r>
+      <w:r>
+        <w:t xml:space="preserve"> </w:t>
+      </w:r>
+      <w:r>
+        <w:rPr>
+          <w:rStyle w:val="Emphasis"/>
+          <w:rFonts w:eastAsiaTheme="majorEastAsia"/>
+        </w:rPr>
+        <w:t>(required)</w:t>
+      </w:r>
+      <w:r>
+        <w:t xml:space="preserve"> → tells orchestrator which run state to mutate</w:t>
+      </w:r>
+    </w:p>
+    <w:p>
+      <w:pPr>
+        <w:pStyle w:val="NormalWeb"/>
+        <w:numPr>
+          <w:ilvl w:val="0"/>
+          <w:numId w:val="191"/>
+        </w:numPr>
+      </w:pPr>
+      <w:r>
+        <w:rPr>
+          <w:rStyle w:val="HTMLCode"/>
+          <w:rFonts w:eastAsiaTheme="majorEastAsia"/>
+        </w:rPr>
+        <w:t>profile_path</w:t>
+      </w:r>
+      <w:r>
+        <w:t xml:space="preserve"> </w:t>
+      </w:r>
+      <w:r>
+        <w:rPr>
+          <w:rStyle w:val="Emphasis"/>
+          <w:rFonts w:eastAsiaTheme="majorEastAsia"/>
+        </w:rPr>
+        <w:t>(required)</w:t>
+      </w:r>
+      <w:r>
+        <w:t xml:space="preserve"> → EvidenceProfile JSON created in P2</w:t>
+      </w:r>
+    </w:p>
+    <w:p>
+      <w:pPr>
+        <w:pStyle w:val="NormalWeb"/>
+        <w:numPr>
+          <w:ilvl w:val="0"/>
+          <w:numId w:val="191"/>
+        </w:numPr>
+      </w:pPr>
+      <w:r>
+        <w:rPr>
+          <w:rStyle w:val="HTMLCode"/>
+          <w:rFonts w:eastAsiaTheme="majorEastAsia"/>
+        </w:rPr>
+        <w:t>job_path</w:t>
+      </w:r>
+      <w:r>
+        <w:t xml:space="preserve"> </w:t>
+      </w:r>
+      <w:r>
+        <w:rPr>
+          <w:rStyle w:val="Emphasis"/>
+          <w:rFonts w:eastAsiaTheme="majorEastAsia"/>
+        </w:rPr>
+        <w:t>(required)</w:t>
+      </w:r>
+      <w:r>
+        <w:t xml:space="preserve"> → JobPost JSON created in P3</w:t>
+      </w:r>
+    </w:p>
+    <w:p>
+      <w:pPr>
+        <w:pStyle w:val="NormalWeb"/>
+        <w:numPr>
+          <w:ilvl w:val="0"/>
+          <w:numId w:val="191"/>
+        </w:numPr>
+      </w:pPr>
+      <w:r>
+        <w:rPr>
+          <w:rStyle w:val="HTMLCode"/>
+          <w:rFonts w:eastAsiaTheme="majorEastAsia"/>
+        </w:rPr>
+        <w:t>overlap_skills</w:t>
+      </w:r>
+      <w:r>
+        <w:t xml:space="preserve"> </w:t>
+      </w:r>
+      <w:r>
+        <w:rPr>
+          <w:rStyle w:val="Emphasis"/>
+          <w:rFonts w:eastAsiaTheme="majorEastAsia"/>
+        </w:rPr>
+        <w:t>(optional)</w:t>
+      </w:r>
+      <w:r>
+        <w:t xml:space="preserve"> → override overlap skills (comma list); else Phase-0 can compute or pass empty</w:t>
+      </w:r>
+    </w:p>
+    <w:p>
+      <w:pPr>
+        <w:pStyle w:val="NormalWeb"/>
+        <w:numPr>
+          <w:ilvl w:val="0"/>
+          <w:numId w:val="191"/>
+        </w:numPr>
+      </w:pPr>
+      <w:r>
+        <w:rPr>
+          <w:rStyle w:val="HTMLCode"/>
+          <w:rFonts w:eastAsiaTheme="majorEastAsia"/>
+        </w:rPr>
+        <w:t>followup_days</w:t>
+      </w:r>
+      <w:r>
+        <w:t xml:space="preserve">, </w:t>
+      </w:r>
+      <w:r>
+        <w:rPr>
+          <w:rStyle w:val="HTMLCode"/>
+          <w:rFonts w:eastAsiaTheme="majorEastAsia"/>
+        </w:rPr>
+        <w:t>stale_days</w:t>
+      </w:r>
+      <w:r>
+        <w:t xml:space="preserve"> </w:t>
+      </w:r>
+      <w:r>
+        <w:rPr>
+          <w:rStyle w:val="Emphasis"/>
+          <w:rFonts w:eastAsiaTheme="majorEastAsia"/>
+        </w:rPr>
+        <w:t>(optional)</w:t>
+      </w:r>
+      <w:r>
+        <w:t xml:space="preserve"> → P10 knobs for action generation</w:t>
+      </w:r>
+    </w:p>
+    <w:p>
+      <w:pPr>
+        <w:pStyle w:val="NormalWeb"/>
+      </w:pPr>
+      <w:r>
+        <w:t>It’s intentionally minimal: P14 is a dispatcher, not a parser.</w:t>
+      </w:r>
+    </w:p>
+    <w:p>
+      <w:r>
+        <w:rPr>
+          <w:noProof/>
+          <w14:ligatures w14:val="standardContextual"/>
+        </w:rPr>
+        <w:pict w14:anchorId="5539E89F">
+          <v:rect id="_x0000_i1040" alt="" style="width:468pt;height:.05pt;mso-width-percent:0;mso-height-percent:0;mso-width-percent:0;mso-height-percent:0" o:hralign="center" o:hrstd="t" o:hr="t" fillcolor="#a0a0a0" stroked="f"/>
+        </w:pict>
+      </w:r>
+    </w:p>
+    <w:p>
+      <w:pPr>
+        <w:pStyle w:val="Heading2"/>
+      </w:pPr>
+      <w:r>
+        <w:t>Processing logic (the mechanism)</w:t>
+      </w:r>
+    </w:p>
+    <w:p>
+      <w:pPr>
+        <w:pStyle w:val="NormalWeb"/>
+      </w:pPr>
       <w:r>
         <w:rPr>
           <w:rStyle w:val="Strong"/>
           <w:rFonts w:eastAsiaTheme="majorEastAsia"/>
         </w:rPr>
-        <w:t>run state</w:t>
-      </w:r>
-      <w:r>
-        <w:t xml:space="preserve"> (P13 state model)</w:t>
+        <w:t>Phase-0 fixed plan (P6→P11)</w:t>
       </w:r>
     </w:p>
     <w:p>
@@ -20563,102 +20852,228 @@
         <w:pStyle w:val="NormalWeb"/>
         <w:numPr>
           <w:ilvl w:val="0"/>
-          <w:numId w:val="190"/>
-        </w:numPr>
-      </w:pPr>
-      <w:r>
-        <w:t xml:space="preserve">Executes a </w:t>
-      </w:r>
+          <w:numId w:val="192"/>
+        </w:numPr>
+      </w:pPr>
       <w:r>
         <w:rPr>
           <w:rStyle w:val="Strong"/>
           <w:rFonts w:eastAsiaTheme="majorEastAsia"/>
         </w:rPr>
-        <w:t>fixed plan</w:t>
-      </w:r>
-      <w:r>
-        <w:t xml:space="preserve"> (Phase-0 plan) by calling registered tools</w:t>
+        <w:t>Step 1: P6 Generation</w:t>
       </w:r>
     </w:p>
     <w:p>
       <w:pPr>
         <w:pStyle w:val="NormalWeb"/>
         <w:numPr>
+          <w:ilvl w:val="1"/>
+          <w:numId w:val="192"/>
+        </w:numPr>
+      </w:pPr>
+      <w:r>
+        <w:t>calls tool/service that builds ApplicationPackage</w:t>
+      </w:r>
+    </w:p>
+    <w:p>
+      <w:pPr>
+        <w:pStyle w:val="NormalWeb"/>
+        <w:numPr>
+          <w:ilvl w:val="1"/>
+          <w:numId w:val="192"/>
+        </w:numPr>
+      </w:pPr>
+      <w:r>
+        <w:t>updates state.artifacts.package_path</w:t>
+      </w:r>
+    </w:p>
+    <w:p>
+      <w:pPr>
+        <w:pStyle w:val="NormalWeb"/>
+        <w:numPr>
           <w:ilvl w:val="0"/>
-          <w:numId w:val="190"/>
-        </w:numPr>
-      </w:pPr>
-      <w:r>
-        <w:t xml:space="preserve">Records </w:t>
-      </w:r>
+          <w:numId w:val="192"/>
+        </w:numPr>
+      </w:pPr>
       <w:r>
         <w:rPr>
           <w:rStyle w:val="Strong"/>
           <w:rFonts w:eastAsiaTheme="majorEastAsia"/>
         </w:rPr>
-        <w:t>step-by-step traces</w:t>
-      </w:r>
-      <w:r>
-        <w:t xml:space="preserve"> (start/end timestamps, input/output refs, status)</w:t>
+        <w:t>Step 2: P7 Guardrails</w:t>
       </w:r>
     </w:p>
     <w:p>
       <w:pPr>
         <w:pStyle w:val="NormalWeb"/>
         <w:numPr>
+          <w:ilvl w:val="1"/>
+          <w:numId w:val="192"/>
+        </w:numPr>
+      </w:pPr>
+      <w:r>
+        <w:t>validates generated package against EvidenceProfile</w:t>
+      </w:r>
+    </w:p>
+    <w:p>
+      <w:pPr>
+        <w:pStyle w:val="NormalWeb"/>
+        <w:numPr>
+          <w:ilvl w:val="1"/>
+          <w:numId w:val="192"/>
+        </w:numPr>
+      </w:pPr>
+      <w:r>
+        <w:t>if blocked → stop early, state.final_status = “blocked”</w:t>
+      </w:r>
+    </w:p>
+    <w:p>
+      <w:pPr>
+        <w:pStyle w:val="NormalWeb"/>
+        <w:numPr>
+          <w:ilvl w:val="1"/>
+          <w:numId w:val="192"/>
+        </w:numPr>
+      </w:pPr>
+      <w:r>
+        <w:t>else continue, store validation_report_path</w:t>
+      </w:r>
+    </w:p>
+    <w:p>
+      <w:pPr>
+        <w:pStyle w:val="NormalWeb"/>
+        <w:numPr>
           <w:ilvl w:val="0"/>
-          <w:numId w:val="190"/>
-        </w:numPr>
-      </w:pPr>
-      <w:r>
-        <w:t>Persists the state after every tool execution</w:t>
+          <w:numId w:val="192"/>
+        </w:numPr>
+      </w:pPr>
+      <w:r>
+        <w:rPr>
+          <w:rStyle w:val="Strong"/>
+          <w:rFonts w:eastAsiaTheme="majorEastAsia"/>
+        </w:rPr>
+        <w:t>Step 3: P8 Export + Tracking</w:t>
       </w:r>
     </w:p>
     <w:p>
       <w:pPr>
         <w:pStyle w:val="NormalWeb"/>
         <w:numPr>
+          <w:ilvl w:val="1"/>
+          <w:numId w:val="192"/>
+        </w:numPr>
+      </w:pPr>
+      <w:r>
+        <w:t>exports PDF/DOCX + writes tracking record to JSONL ledger</w:t>
+      </w:r>
+    </w:p>
+    <w:p>
+      <w:pPr>
+        <w:pStyle w:val="NormalWeb"/>
+        <w:numPr>
+          <w:ilvl w:val="1"/>
+          <w:numId w:val="192"/>
+        </w:numPr>
+      </w:pPr>
+      <w:r>
+        <w:t>updates state with application_id + exported paths</w:t>
+      </w:r>
+    </w:p>
+    <w:p>
+      <w:pPr>
+        <w:pStyle w:val="NormalWeb"/>
+        <w:numPr>
           <w:ilvl w:val="0"/>
-          <w:numId w:val="190"/>
-        </w:numPr>
-      </w:pPr>
-      <w:r>
-        <w:t>Produces the same artifacts you already had in Phase-1 (packages, reports, exports, followups, drafts), but now under an orchestrated run with a single truth object.</w:t>
-      </w:r>
-    </w:p>
-    <w:p>
-      <w:r>
-        <w:rPr>
-          <w:noProof/>
-          <w14:ligatures w14:val="standardContextual"/>
-        </w:rPr>
-        <w:pict w14:anchorId="20721FAF">
-          <v:rect id="_x0000_i1040" alt="" style="width:468pt;height:.05pt;mso-width-percent:0;mso-height-percent:0;mso-width-percent:0;mso-height-percent:0" o:hralign="center" o:hrstd="t" o:hr="t" fillcolor="#a0a0a0" stroked="f"/>
-        </w:pict>
-      </w:r>
-    </w:p>
-    <w:p>
-      <w:pPr>
-        <w:pStyle w:val="Heading2"/>
-      </w:pPr>
-      <w:r>
-        <w:t>Inputs (exactly what P14 needs)</w:t>
+          <w:numId w:val="192"/>
+        </w:numPr>
+      </w:pPr>
+      <w:r>
+        <w:rPr>
+          <w:rStyle w:val="Strong"/>
+          <w:rFonts w:eastAsiaTheme="majorEastAsia"/>
+        </w:rPr>
+        <w:lastRenderedPageBreak/>
+        <w:t>Step 4: P10 Followups</w:t>
       </w:r>
     </w:p>
     <w:p>
       <w:pPr>
         <w:pStyle w:val="NormalWeb"/>
-      </w:pPr>
-      <w:r>
-        <w:t>P14 consumes:</w:t>
+        <w:numPr>
+          <w:ilvl w:val="1"/>
+          <w:numId w:val="192"/>
+        </w:numPr>
+      </w:pPr>
+      <w:r>
+        <w:t>reads tracking ledger and generates action queue (followups_v1.json)</w:t>
       </w:r>
     </w:p>
     <w:p>
       <w:pPr>
         <w:pStyle w:val="NormalWeb"/>
         <w:numPr>
+          <w:ilvl w:val="1"/>
+          <w:numId w:val="192"/>
+        </w:numPr>
+      </w:pPr>
+      <w:r>
+        <w:t>stores followups_path + totals</w:t>
+      </w:r>
+    </w:p>
+    <w:p>
+      <w:pPr>
+        <w:pStyle w:val="NormalWeb"/>
+        <w:numPr>
           <w:ilvl w:val="0"/>
-          <w:numId w:val="191"/>
+          <w:numId w:val="192"/>
+        </w:numPr>
+      </w:pPr>
+      <w:r>
+        <w:rPr>
+          <w:rStyle w:val="Strong"/>
+          <w:rFonts w:eastAsiaTheme="majorEastAsia"/>
+        </w:rPr>
+        <w:t>Step 5: P11 Notifications Drafts</w:t>
+      </w:r>
+    </w:p>
+    <w:p>
+      <w:pPr>
+        <w:pStyle w:val="NormalWeb"/>
+        <w:numPr>
+          <w:ilvl w:val="1"/>
+          <w:numId w:val="192"/>
+        </w:numPr>
+      </w:pPr>
+      <w:r>
+        <w:t>converts actions into drafts bundle (drafts_v1.json)</w:t>
+      </w:r>
+    </w:p>
+    <w:p>
+      <w:pPr>
+        <w:pStyle w:val="NormalWeb"/>
+        <w:numPr>
+          <w:ilvl w:val="1"/>
+          <w:numId w:val="192"/>
+        </w:numPr>
+      </w:pPr>
+      <w:r>
+        <w:t>stores drafts_path + totals</w:t>
+      </w:r>
+    </w:p>
+    <w:p>
+      <w:pPr>
+        <w:pStyle w:val="NormalWeb"/>
+      </w:pPr>
+      <w:r>
+        <w:t>At each step:</w:t>
+      </w:r>
+    </w:p>
+    <w:p>
+      <w:pPr>
+        <w:pStyle w:val="NormalWeb"/>
+        <w:numPr>
+          <w:ilvl w:val="0"/>
+          <w:numId w:val="193"/>
         </w:numPr>
       </w:pPr>
       <w:r>
@@ -20666,20 +21081,7 @@
           <w:rStyle w:val="HTMLCode"/>
           <w:rFonts w:eastAsiaTheme="majorEastAsia"/>
         </w:rPr>
-        <w:t>state_path_or_run_id</w:t>
-      </w:r>
-      <w:r>
-        <w:t xml:space="preserve"> </w:t>
-      </w:r>
-      <w:r>
-        <w:rPr>
-          <w:rStyle w:val="Emphasis"/>
-          <w:rFonts w:eastAsiaTheme="majorEastAsia"/>
-        </w:rPr>
-        <w:t>(required)</w:t>
-      </w:r>
-      <w:r>
-        <w:t xml:space="preserve"> → tells orchestrator which run state to mutate</w:t>
+        <w:t>state.start_step(...)</w:t>
       </w:r>
     </w:p>
     <w:p>
@@ -20687,7 +21089,19 @@
         <w:pStyle w:val="NormalWeb"/>
         <w:numPr>
           <w:ilvl w:val="0"/>
-          <w:numId w:val="191"/>
+          <w:numId w:val="193"/>
+        </w:numPr>
+      </w:pPr>
+      <w:r>
+        <w:t>execute tool/service</w:t>
+      </w:r>
+    </w:p>
+    <w:p>
+      <w:pPr>
+        <w:pStyle w:val="NormalWeb"/>
+        <w:numPr>
+          <w:ilvl w:val="0"/>
+          <w:numId w:val="193"/>
         </w:numPr>
       </w:pPr>
       <w:r>
@@ -20695,20 +21109,7 @@
           <w:rStyle w:val="HTMLCode"/>
           <w:rFonts w:eastAsiaTheme="majorEastAsia"/>
         </w:rPr>
-        <w:t>profile_path</w:t>
-      </w:r>
-      <w:r>
-        <w:t xml:space="preserve"> </w:t>
-      </w:r>
-      <w:r>
-        <w:rPr>
-          <w:rStyle w:val="Emphasis"/>
-          <w:rFonts w:eastAsiaTheme="majorEastAsia"/>
-        </w:rPr>
-        <w:t>(required)</w:t>
-      </w:r>
-      <w:r>
-        <w:t xml:space="preserve"> → EvidenceProfile JSON created in P2</w:t>
+        <w:t>state.end_step(...)</w:t>
       </w:r>
     </w:p>
     <w:p>
@@ -20716,7 +21117,7 @@
         <w:pStyle w:val="NormalWeb"/>
         <w:numPr>
           <w:ilvl w:val="0"/>
-          <w:numId w:val="191"/>
+          <w:numId w:val="193"/>
         </w:numPr>
       </w:pPr>
       <w:r>
@@ -20724,416 +21125,15 @@
           <w:rStyle w:val="HTMLCode"/>
           <w:rFonts w:eastAsiaTheme="majorEastAsia"/>
         </w:rPr>
-        <w:t>job_path</w:t>
-      </w:r>
-      <w:r>
-        <w:t xml:space="preserve"> </w:t>
-      </w:r>
-      <w:r>
-        <w:rPr>
-          <w:rStyle w:val="Emphasis"/>
-          <w:rFonts w:eastAsiaTheme="majorEastAsia"/>
-        </w:rPr>
-        <w:t>(required)</w:t>
-      </w:r>
-      <w:r>
-        <w:t xml:space="preserve"> → JobPost JSON created in P3</w:t>
+        <w:t>write_state(...)</w:t>
+      </w:r>
+      <w:r>
+        <w:t xml:space="preserve"> (persist)</w:t>
       </w:r>
     </w:p>
     <w:p>
       <w:pPr>
         <w:pStyle w:val="NormalWeb"/>
-        <w:numPr>
-          <w:ilvl w:val="0"/>
-          <w:numId w:val="191"/>
-        </w:numPr>
-      </w:pPr>
-      <w:r>
-        <w:rPr>
-          <w:rStyle w:val="HTMLCode"/>
-          <w:rFonts w:eastAsiaTheme="majorEastAsia"/>
-        </w:rPr>
-        <w:t>overlap_skills</w:t>
-      </w:r>
-      <w:r>
-        <w:t xml:space="preserve"> </w:t>
-      </w:r>
-      <w:r>
-        <w:rPr>
-          <w:rStyle w:val="Emphasis"/>
-          <w:rFonts w:eastAsiaTheme="majorEastAsia"/>
-        </w:rPr>
-        <w:t>(optional)</w:t>
-      </w:r>
-      <w:r>
-        <w:t xml:space="preserve"> → override overlap skills (comma list); else Phase-0 can compute or pass empty</w:t>
-      </w:r>
-    </w:p>
-    <w:p>
-      <w:pPr>
-        <w:pStyle w:val="NormalWeb"/>
-        <w:numPr>
-          <w:ilvl w:val="0"/>
-          <w:numId w:val="191"/>
-        </w:numPr>
-      </w:pPr>
-      <w:r>
-        <w:rPr>
-          <w:rStyle w:val="HTMLCode"/>
-          <w:rFonts w:eastAsiaTheme="majorEastAsia"/>
-        </w:rPr>
-        <w:t>followup_days</w:t>
-      </w:r>
-      <w:r>
-        <w:t xml:space="preserve">, </w:t>
-      </w:r>
-      <w:r>
-        <w:rPr>
-          <w:rStyle w:val="HTMLCode"/>
-          <w:rFonts w:eastAsiaTheme="majorEastAsia"/>
-        </w:rPr>
-        <w:t>stale_days</w:t>
-      </w:r>
-      <w:r>
-        <w:t xml:space="preserve"> </w:t>
-      </w:r>
-      <w:r>
-        <w:rPr>
-          <w:rStyle w:val="Emphasis"/>
-          <w:rFonts w:eastAsiaTheme="majorEastAsia"/>
-        </w:rPr>
-        <w:t>(optional)</w:t>
-      </w:r>
-      <w:r>
-        <w:t xml:space="preserve"> → P10 knobs for action generation</w:t>
-      </w:r>
-    </w:p>
-    <w:p>
-      <w:pPr>
-        <w:pStyle w:val="NormalWeb"/>
-      </w:pPr>
-      <w:r>
-        <w:t>It’s intentionally minimal: P14 is a dispatcher, not a parser.</w:t>
-      </w:r>
-    </w:p>
-    <w:p>
-      <w:r>
-        <w:rPr>
-          <w:noProof/>
-          <w14:ligatures w14:val="standardContextual"/>
-        </w:rPr>
-        <w:pict w14:anchorId="65F48A0F">
-          <v:rect id="_x0000_i1039" alt="" style="width:468pt;height:.05pt;mso-width-percent:0;mso-height-percent:0;mso-width-percent:0;mso-height-percent:0" o:hralign="center" o:hrstd="t" o:hr="t" fillcolor="#a0a0a0" stroked="f"/>
-        </w:pict>
-      </w:r>
-    </w:p>
-    <w:p>
-      <w:pPr>
-        <w:pStyle w:val="Heading2"/>
-      </w:pPr>
-      <w:r>
-        <w:t>Processing logic (the mechanism)</w:t>
-      </w:r>
-    </w:p>
-    <w:p>
-      <w:pPr>
-        <w:pStyle w:val="NormalWeb"/>
-      </w:pPr>
-      <w:r>
-        <w:rPr>
-          <w:rStyle w:val="Strong"/>
-          <w:rFonts w:eastAsiaTheme="majorEastAsia"/>
-        </w:rPr>
-        <w:t>Phase-0 fixed plan (P6→P11)</w:t>
-      </w:r>
-    </w:p>
-    <w:p>
-      <w:pPr>
-        <w:pStyle w:val="NormalWeb"/>
-        <w:numPr>
-          <w:ilvl w:val="0"/>
-          <w:numId w:val="192"/>
-        </w:numPr>
-      </w:pPr>
-      <w:r>
-        <w:rPr>
-          <w:rStyle w:val="Strong"/>
-          <w:rFonts w:eastAsiaTheme="majorEastAsia"/>
-        </w:rPr>
-        <w:t>Step 1: P6 Generation</w:t>
-      </w:r>
-    </w:p>
-    <w:p>
-      <w:pPr>
-        <w:pStyle w:val="NormalWeb"/>
-        <w:numPr>
-          <w:ilvl w:val="1"/>
-          <w:numId w:val="192"/>
-        </w:numPr>
-      </w:pPr>
-      <w:r>
-        <w:t>calls tool/service that builds ApplicationPackage</w:t>
-      </w:r>
-    </w:p>
-    <w:p>
-      <w:pPr>
-        <w:pStyle w:val="NormalWeb"/>
-        <w:numPr>
-          <w:ilvl w:val="1"/>
-          <w:numId w:val="192"/>
-        </w:numPr>
-      </w:pPr>
-      <w:r>
-        <w:t>updates state.artifacts.package_path</w:t>
-      </w:r>
-    </w:p>
-    <w:p>
-      <w:pPr>
-        <w:pStyle w:val="NormalWeb"/>
-        <w:numPr>
-          <w:ilvl w:val="0"/>
-          <w:numId w:val="192"/>
-        </w:numPr>
-      </w:pPr>
-      <w:r>
-        <w:rPr>
-          <w:rStyle w:val="Strong"/>
-          <w:rFonts w:eastAsiaTheme="majorEastAsia"/>
-        </w:rPr>
-        <w:t>Step 2: P7 Guardrails</w:t>
-      </w:r>
-    </w:p>
-    <w:p>
-      <w:pPr>
-        <w:pStyle w:val="NormalWeb"/>
-        <w:numPr>
-          <w:ilvl w:val="1"/>
-          <w:numId w:val="192"/>
-        </w:numPr>
-      </w:pPr>
-      <w:r>
-        <w:t>validates generated package against EvidenceProfile</w:t>
-      </w:r>
-    </w:p>
-    <w:p>
-      <w:pPr>
-        <w:pStyle w:val="NormalWeb"/>
-        <w:numPr>
-          <w:ilvl w:val="1"/>
-          <w:numId w:val="192"/>
-        </w:numPr>
-      </w:pPr>
-      <w:r>
-        <w:t>if blocked → stop early, state.final_status = “blocked”</w:t>
-      </w:r>
-    </w:p>
-    <w:p>
-      <w:pPr>
-        <w:pStyle w:val="NormalWeb"/>
-        <w:numPr>
-          <w:ilvl w:val="1"/>
-          <w:numId w:val="192"/>
-        </w:numPr>
-      </w:pPr>
-      <w:r>
-        <w:t>else continue, store validation_report_path</w:t>
-      </w:r>
-    </w:p>
-    <w:p>
-      <w:pPr>
-        <w:pStyle w:val="NormalWeb"/>
-        <w:numPr>
-          <w:ilvl w:val="0"/>
-          <w:numId w:val="192"/>
-        </w:numPr>
-      </w:pPr>
-      <w:r>
-        <w:rPr>
-          <w:rStyle w:val="Strong"/>
-          <w:rFonts w:eastAsiaTheme="majorEastAsia"/>
-        </w:rPr>
-        <w:t>Step 3: P8 Export + Tracking</w:t>
-      </w:r>
-    </w:p>
-    <w:p>
-      <w:pPr>
-        <w:pStyle w:val="NormalWeb"/>
-        <w:numPr>
-          <w:ilvl w:val="1"/>
-          <w:numId w:val="192"/>
-        </w:numPr>
-      </w:pPr>
-      <w:r>
-        <w:t>exports PDF/DOCX + writes tracking record to JSONL ledger</w:t>
-      </w:r>
-    </w:p>
-    <w:p>
-      <w:pPr>
-        <w:pStyle w:val="NormalWeb"/>
-        <w:numPr>
-          <w:ilvl w:val="1"/>
-          <w:numId w:val="192"/>
-        </w:numPr>
-      </w:pPr>
-      <w:r>
-        <w:t>updates state with application_id + exported paths</w:t>
-      </w:r>
-    </w:p>
-    <w:p>
-      <w:pPr>
-        <w:pStyle w:val="NormalWeb"/>
-        <w:numPr>
-          <w:ilvl w:val="0"/>
-          <w:numId w:val="192"/>
-        </w:numPr>
-      </w:pPr>
-      <w:r>
-        <w:rPr>
-          <w:rStyle w:val="Strong"/>
-          <w:rFonts w:eastAsiaTheme="majorEastAsia"/>
-        </w:rPr>
-        <w:lastRenderedPageBreak/>
-        <w:t>Step 4: P10 Followups</w:t>
-      </w:r>
-    </w:p>
-    <w:p>
-      <w:pPr>
-        <w:pStyle w:val="NormalWeb"/>
-        <w:numPr>
-          <w:ilvl w:val="1"/>
-          <w:numId w:val="192"/>
-        </w:numPr>
-      </w:pPr>
-      <w:r>
-        <w:t>reads tracking ledger and generates action queue (followups_v1.json)</w:t>
-      </w:r>
-    </w:p>
-    <w:p>
-      <w:pPr>
-        <w:pStyle w:val="NormalWeb"/>
-        <w:numPr>
-          <w:ilvl w:val="1"/>
-          <w:numId w:val="192"/>
-        </w:numPr>
-      </w:pPr>
-      <w:r>
-        <w:t>stores followups_path + totals</w:t>
-      </w:r>
-    </w:p>
-    <w:p>
-      <w:pPr>
-        <w:pStyle w:val="NormalWeb"/>
-        <w:numPr>
-          <w:ilvl w:val="0"/>
-          <w:numId w:val="192"/>
-        </w:numPr>
-      </w:pPr>
-      <w:r>
-        <w:rPr>
-          <w:rStyle w:val="Strong"/>
-          <w:rFonts w:eastAsiaTheme="majorEastAsia"/>
-        </w:rPr>
-        <w:t>Step 5: P11 Notifications Drafts</w:t>
-      </w:r>
-    </w:p>
-    <w:p>
-      <w:pPr>
-        <w:pStyle w:val="NormalWeb"/>
-        <w:numPr>
-          <w:ilvl w:val="1"/>
-          <w:numId w:val="192"/>
-        </w:numPr>
-      </w:pPr>
-      <w:r>
-        <w:t>converts actions into drafts bundle (drafts_v1.json)</w:t>
-      </w:r>
-    </w:p>
-    <w:p>
-      <w:pPr>
-        <w:pStyle w:val="NormalWeb"/>
-        <w:numPr>
-          <w:ilvl w:val="1"/>
-          <w:numId w:val="192"/>
-        </w:numPr>
-      </w:pPr>
-      <w:r>
-        <w:t>stores drafts_path + totals</w:t>
-      </w:r>
-    </w:p>
-    <w:p>
-      <w:pPr>
-        <w:pStyle w:val="NormalWeb"/>
-      </w:pPr>
-      <w:r>
-        <w:t>At each step:</w:t>
-      </w:r>
-    </w:p>
-    <w:p>
-      <w:pPr>
-        <w:pStyle w:val="NormalWeb"/>
-        <w:numPr>
-          <w:ilvl w:val="0"/>
-          <w:numId w:val="193"/>
-        </w:numPr>
-      </w:pPr>
-      <w:r>
-        <w:rPr>
-          <w:rStyle w:val="HTMLCode"/>
-          <w:rFonts w:eastAsiaTheme="majorEastAsia"/>
-        </w:rPr>
-        <w:t>state.start_step(...)</w:t>
-      </w:r>
-    </w:p>
-    <w:p>
-      <w:pPr>
-        <w:pStyle w:val="NormalWeb"/>
-        <w:numPr>
-          <w:ilvl w:val="0"/>
-          <w:numId w:val="193"/>
-        </w:numPr>
-      </w:pPr>
-      <w:r>
-        <w:t>execute tool/service</w:t>
-      </w:r>
-    </w:p>
-    <w:p>
-      <w:pPr>
-        <w:pStyle w:val="NormalWeb"/>
-        <w:numPr>
-          <w:ilvl w:val="0"/>
-          <w:numId w:val="193"/>
-        </w:numPr>
-      </w:pPr>
-      <w:r>
-        <w:rPr>
-          <w:rStyle w:val="HTMLCode"/>
-          <w:rFonts w:eastAsiaTheme="majorEastAsia"/>
-        </w:rPr>
-        <w:t>state.end_step(...)</w:t>
-      </w:r>
-    </w:p>
-    <w:p>
-      <w:pPr>
-        <w:pStyle w:val="NormalWeb"/>
-        <w:numPr>
-          <w:ilvl w:val="0"/>
-          <w:numId w:val="193"/>
-        </w:numPr>
-      </w:pPr>
-      <w:r>
-        <w:rPr>
-          <w:rStyle w:val="HTMLCode"/>
-          <w:rFonts w:eastAsiaTheme="majorEastAsia"/>
-        </w:rPr>
-        <w:t>write_state(...)</w:t>
-      </w:r>
-      <w:r>
-        <w:t xml:space="preserve"> (persist)</w:t>
-      </w:r>
-    </w:p>
-    <w:p>
-      <w:pPr>
-        <w:pStyle w:val="NormalWeb"/>
       </w:pPr>
       <w:r>
         <w:t>This is what makes P15 (approval gates) clean later.</w:t>
@@ -21141,7 +21141,7 @@
     </w:p>
     <w:p>
       <w:r>
-        <w:pict w14:anchorId="44866FC6">
+        <w:pict w14:anchorId="3E63BCEA">
           <v:rect id="Horizontal Line 127" o:spid="_x0000_s1039" alt="" style="width:468pt;height:.1pt;visibility:visible;mso-wrap-style:square;mso-width-percent:0;mso-height-percent:0;mso-left-percent:-10001;mso-top-percent:-10001;mso-position-horizontal:absolute;mso-position-horizontal-relative:char;mso-position-vertical:absolute;mso-position-vertical-relative:line;mso-width-percent:0;mso-height-percent:0;mso-left-percent:-10001;mso-top-percent:-10001;v-text-anchor:top" filled="f">
             <o:lock v:ext="edit" rotation="t" aspectratio="t" verticies="t" text="t" shapetype="t"/>
             <w10:anchorlock/>
@@ -21333,7 +21333,7 @@
     </w:p>
     <w:p>
       <w:r>
-        <w:pict w14:anchorId="1D3844B4">
+        <w:pict w14:anchorId="40CD032A">
           <v:rect id="Horizontal Line 128" o:spid="_x0000_s1038" alt="" style="width:468pt;height:.1pt;visibility:visible;mso-wrap-style:square;mso-width-percent:0;mso-height-percent:0;mso-left-percent:-10001;mso-top-percent:-10001;mso-position-horizontal:absolute;mso-position-horizontal-relative:char;mso-position-vertical:absolute;mso-position-vertical-relative:line;mso-width-percent:0;mso-height-percent:0;mso-left-percent:-10001;mso-top-percent:-10001;v-text-anchor:top" filled="f">
             <o:lock v:ext="edit" rotation="t" aspectratio="t" verticies="t" text="t" shapetype="t"/>
             <w10:anchorlock/>
@@ -21499,7 +21499,7 @@
     </w:p>
     <w:p>
       <w:r>
-        <w:pict w14:anchorId="78B28EC7">
+        <w:pict w14:anchorId="15652443">
           <v:rect id="Horizontal Line 129" o:spid="_x0000_s1037" alt="" style="width:468pt;height:.1pt;visibility:visible;mso-wrap-style:square;mso-width-percent:0;mso-height-percent:0;mso-left-percent:-10001;mso-top-percent:-10001;mso-position-horizontal:absolute;mso-position-horizontal-relative:char;mso-position-vertical:absolute;mso-position-vertical-relative:line;mso-width-percent:0;mso-height-percent:0;mso-left-percent:-10001;mso-top-percent:-10001;v-text-anchor:top" filled="f">
             <o:lock v:ext="edit" rotation="t" aspectratio="t" verticies="t" text="t" shapetype="t"/>
             <w10:anchorlock/>
@@ -21643,7 +21643,7 @@
     </w:p>
     <w:p>
       <w:r>
-        <w:pict w14:anchorId="15B4CF15">
+        <w:pict w14:anchorId="6D7E8DF3">
           <v:rect id="Horizontal Line 130" o:spid="_x0000_s1036" alt="" style="width:468pt;height:.1pt;visibility:visible;mso-wrap-style:square;mso-width-percent:0;mso-height-percent:0;mso-left-percent:-10001;mso-top-percent:-10001;mso-position-horizontal:absolute;mso-position-horizontal-relative:char;mso-position-vertical:absolute;mso-position-vertical-relative:line;mso-width-percent:0;mso-height-percent:0;mso-left-percent:-10001;mso-top-percent:-10001;v-text-anchor:top" filled="f">
             <o:lock v:ext="edit" rotation="t" aspectratio="t" verticies="t" text="t" shapetype="t"/>
             <w10:anchorlock/>
@@ -21720,7 +21720,7 @@
     </w:p>
     <w:p>
       <w:r>
-        <w:pict w14:anchorId="46537CAD">
+        <w:pict w14:anchorId="6E2F9EDC">
           <v:rect id="Horizontal Line 131" o:spid="_x0000_s1035" alt="" style="width:468pt;height:.1pt;visibility:visible;mso-wrap-style:square;mso-width-percent:0;mso-height-percent:0;mso-left-percent:-10001;mso-top-percent:-10001;mso-position-horizontal:absolute;mso-position-horizontal-relative:char;mso-position-vertical:absolute;mso-position-vertical-relative:line;mso-width-percent:0;mso-height-percent:0;mso-left-percent:-10001;mso-top-percent:-10001;v-text-anchor:top" filled="f">
             <o:lock v:ext="edit" rotation="t" aspectratio="t" verticies="t" text="t" shapetype="t"/>
             <w10:anchorlock/>
@@ -21800,6 +21800,589 @@
       <w:r>
         <w:br/>
         <w:t>So P15 becomes a real safety brake.</w:t>
+      </w:r>
+    </w:p>
+    <w:p/>
+    <w:p/>
+    <w:p/>
+    <w:p/>
+    <w:p>
+      <w:pPr>
+        <w:pStyle w:val="NormalWeb"/>
+      </w:pPr>
+      <w:r>
+        <w:t xml:space="preserve">Congratulations! You have successfully closed the loop on one of the most difficult parts of the </w:t>
+      </w:r>
+      <w:r>
+        <w:rPr>
+          <w:b/>
+          <w:bCs/>
+        </w:rPr>
+        <w:t>9-Layer Architecture</w:t>
+      </w:r>
+      <w:r>
+        <w:t xml:space="preserve">: the </w:t>
+      </w:r>
+      <w:r>
+        <w:rPr>
+          <w:b/>
+          <w:bCs/>
+        </w:rPr>
+        <w:t>Human-in-the-Loop (HITL) Gate</w:t>
+      </w:r>
+      <w:r>
+        <w:t>.</w:t>
+      </w:r>
+    </w:p>
+    <w:p>
+      <w:pPr>
+        <w:pStyle w:val="NormalWeb"/>
+      </w:pPr>
+      <w:r>
+        <w:t>Here is the executive summary of what we executed, the technical hurdles we cleared, and the final output you are seeing now.</w:t>
+      </w:r>
+    </w:p>
+    <w:p>
+      <w:pPr>
+        <w:pStyle w:val="Heading3"/>
+      </w:pPr>
+      <w:r>
+        <w:rPr>
+          <w:rFonts w:ascii="Apple Color Emoji" w:hAnsi="Apple Color Emoji" w:cs="Apple Color Emoji"/>
+        </w:rPr>
+        <w:t>📋</w:t>
+      </w:r>
+      <w:r>
+        <w:t xml:space="preserve"> P15 Summary: Human Approval Gate Execution</w:t>
+      </w:r>
+    </w:p>
+    <w:p>
+      <w:pPr>
+        <w:pStyle w:val="Heading4"/>
+      </w:pPr>
+      <w:r>
+        <w:t>1. The Core Objective</w:t>
+      </w:r>
+    </w:p>
+    <w:p>
+      <w:pPr>
+        <w:pStyle w:val="NormalWeb"/>
+      </w:pPr>
+      <w:r>
+        <w:t>We needed to move from a purely automated "AI-only" flow to a "Human-Validated" flow. The goal was to ensure that no job application package (P6) is generated unless a human (Tanish/Sita) reviews the match and clicks "Approve."</w:t>
+      </w:r>
+    </w:p>
+    <w:p>
+      <w:pPr>
+        <w:pStyle w:val="Heading4"/>
+      </w:pPr>
+      <w:r>
+        <w:t>2. Technical Components Executed</w:t>
+      </w:r>
+    </w:p>
+    <w:p>
+      <w:pPr>
+        <w:pStyle w:val="NormalWeb"/>
+        <w:numPr>
+          <w:ilvl w:val="0"/>
+          <w:numId w:val="206"/>
+        </w:numPr>
+      </w:pPr>
+      <w:r>
+        <w:rPr>
+          <w:b/>
+          <w:bCs/>
+        </w:rPr>
+        <w:t>Data Layer (The Baton):</w:t>
+      </w:r>
+      <w:r>
+        <w:t xml:space="preserve"> We established a local state directory at </w:t>
+      </w:r>
+      <w:r>
+        <w:rPr>
+          <w:rStyle w:val="HTMLCode"/>
+          <w:rFonts w:eastAsiaTheme="majorEastAsia"/>
+        </w:rPr>
+        <w:t>outputs/state/</w:t>
+      </w:r>
+      <w:r>
+        <w:t xml:space="preserve"> and initialized it with a </w:t>
+      </w:r>
+      <w:r>
+        <w:rPr>
+          <w:rStyle w:val="HTMLCode"/>
+          <w:rFonts w:eastAsiaTheme="majorEastAsia"/>
+        </w:rPr>
+        <w:t>current_run.json</w:t>
+      </w:r>
+      <w:r>
+        <w:t xml:space="preserve"> file. This file acts as the "source of truth" for the application's current status.</w:t>
+      </w:r>
+    </w:p>
+    <w:p>
+      <w:pPr>
+        <w:pStyle w:val="NormalWeb"/>
+        <w:numPr>
+          <w:ilvl w:val="0"/>
+          <w:numId w:val="206"/>
+        </w:numPr>
+      </w:pPr>
+      <w:r>
+        <w:rPr>
+          <w:b/>
+          <w:bCs/>
+        </w:rPr>
+        <w:t>Backend (The Brain):</w:t>
+      </w:r>
+      <w:r>
+        <w:t xml:space="preserve"> We built a new FastAPI router in </w:t>
+      </w:r>
+      <w:r>
+        <w:rPr>
+          <w:rStyle w:val="HTMLCode"/>
+          <w:rFonts w:eastAsiaTheme="majorEastAsia"/>
+        </w:rPr>
+        <w:t>src/api/routes/orchestrator.py</w:t>
+      </w:r>
+      <w:r>
+        <w:t>.</w:t>
+      </w:r>
+    </w:p>
+    <w:p>
+      <w:pPr>
+        <w:pStyle w:val="NormalWeb"/>
+        <w:numPr>
+          <w:ilvl w:val="1"/>
+          <w:numId w:val="206"/>
+        </w:numPr>
+      </w:pPr>
+      <w:r>
+        <w:rPr>
+          <w:b/>
+          <w:bCs/>
+        </w:rPr>
+        <w:t xml:space="preserve">GET </w:t>
+      </w:r>
+      <w:r>
+        <w:rPr>
+          <w:rStyle w:val="HTMLCode"/>
+          <w:rFonts w:eastAsiaTheme="majorEastAsia"/>
+          <w:b/>
+          <w:bCs/>
+        </w:rPr>
+        <w:t>/orchestrator/current_state</w:t>
+      </w:r>
+      <w:r>
+        <w:t>: Allows the UI to read the pending match.</w:t>
+      </w:r>
+    </w:p>
+    <w:p>
+      <w:pPr>
+        <w:pStyle w:val="NormalWeb"/>
+        <w:numPr>
+          <w:ilvl w:val="1"/>
+          <w:numId w:val="206"/>
+        </w:numPr>
+      </w:pPr>
+      <w:r>
+        <w:rPr>
+          <w:b/>
+          <w:bCs/>
+        </w:rPr>
+        <w:t xml:space="preserve">POST </w:t>
+      </w:r>
+      <w:r>
+        <w:rPr>
+          <w:rStyle w:val="HTMLCode"/>
+          <w:rFonts w:eastAsiaTheme="majorEastAsia"/>
+          <w:b/>
+          <w:bCs/>
+        </w:rPr>
+        <w:t>/orchestrator/approve</w:t>
+      </w:r>
+      <w:r>
+        <w:t>: Allows the UI to "flip the switch" and save human feedback.</w:t>
+      </w:r>
+    </w:p>
+    <w:p>
+      <w:pPr>
+        <w:pStyle w:val="NormalWeb"/>
+        <w:numPr>
+          <w:ilvl w:val="0"/>
+          <w:numId w:val="206"/>
+        </w:numPr>
+      </w:pPr>
+      <w:r>
+        <w:rPr>
+          <w:b/>
+          <w:bCs/>
+        </w:rPr>
+        <w:t>Frontend (The Interface):</w:t>
+      </w:r>
+      <w:r>
+        <w:t xml:space="preserve"> We updated </w:t>
+      </w:r>
+      <w:r>
+        <w:rPr>
+          <w:rStyle w:val="HTMLCode"/>
+          <w:rFonts w:eastAsiaTheme="majorEastAsia"/>
+        </w:rPr>
+        <w:t>Home.py</w:t>
+      </w:r>
+      <w:r>
+        <w:t xml:space="preserve"> to include the </w:t>
+      </w:r>
+      <w:r>
+        <w:rPr>
+          <w:b/>
+          <w:bCs/>
+        </w:rPr>
+        <w:t>P15 Human Approval Gate</w:t>
+      </w:r>
+      <w:r>
+        <w:t xml:space="preserve"> section, using Streamlit </w:t>
+      </w:r>
+      <w:r>
+        <w:rPr>
+          <w:rStyle w:val="HTMLCode"/>
+          <w:rFonts w:eastAsiaTheme="majorEastAsia"/>
+        </w:rPr>
+        <w:t>session_state</w:t>
+      </w:r>
+      <w:r>
+        <w:t xml:space="preserve"> to keep the data visible while you review it.</w:t>
+      </w:r>
+    </w:p>
+    <w:p>
+      <w:pPr>
+        <w:pStyle w:val="Heading4"/>
+      </w:pPr>
+      <w:r>
+        <w:lastRenderedPageBreak/>
+        <w:t>3. Challenges Overcome</w:t>
+      </w:r>
+    </w:p>
+    <w:p>
+      <w:pPr>
+        <w:pStyle w:val="NormalWeb"/>
+        <w:numPr>
+          <w:ilvl w:val="0"/>
+          <w:numId w:val="207"/>
+        </w:numPr>
+      </w:pPr>
+      <w:r>
+        <w:rPr>
+          <w:b/>
+          <w:bCs/>
+        </w:rPr>
+        <w:t>Git-Ignore Logic:</w:t>
+      </w:r>
+      <w:r>
+        <w:t xml:space="preserve"> We solved a complex DVC/Git conflict where the </w:t>
+      </w:r>
+      <w:r>
+        <w:rPr>
+          <w:rStyle w:val="HTMLCode"/>
+          <w:rFonts w:eastAsiaTheme="majorEastAsia"/>
+        </w:rPr>
+        <w:t>outputs/</w:t>
+      </w:r>
+      <w:r>
+        <w:t xml:space="preserve"> folder was being blocked. We successfully "whitelisted" the </w:t>
+      </w:r>
+      <w:r>
+        <w:rPr>
+          <w:rStyle w:val="HTMLCode"/>
+          <w:rFonts w:eastAsiaTheme="majorEastAsia"/>
+        </w:rPr>
+        <w:t>.dvc</w:t>
+      </w:r>
+      <w:r>
+        <w:t xml:space="preserve"> and </w:t>
+      </w:r>
+      <w:r>
+        <w:rPr>
+          <w:rStyle w:val="HTMLCode"/>
+          <w:rFonts w:eastAsiaTheme="majorEastAsia"/>
+        </w:rPr>
+        <w:t>.json</w:t>
+      </w:r>
+      <w:r>
+        <w:t xml:space="preserve"> metadata so your work is version-controlled but the large data stays out of GitHub.</w:t>
+      </w:r>
+    </w:p>
+    <w:p>
+      <w:pPr>
+        <w:pStyle w:val="NormalWeb"/>
+        <w:numPr>
+          <w:ilvl w:val="0"/>
+          <w:numId w:val="207"/>
+        </w:numPr>
+      </w:pPr>
+      <w:r>
+        <w:rPr>
+          <w:b/>
+          <w:bCs/>
+        </w:rPr>
+        <w:t>AttributeError (The Router Bug):</w:t>
+      </w:r>
+      <w:r>
+        <w:t xml:space="preserve"> We fixed a critical Python import issue where the API couldn't "see" the new routes. By force-writing the file and clearing the </w:t>
+      </w:r>
+      <w:r>
+        <w:rPr>
+          <w:rStyle w:val="HTMLCode"/>
+          <w:rFonts w:eastAsiaTheme="majorEastAsia"/>
+        </w:rPr>
+        <w:t>__pycache__</w:t>
+      </w:r>
+      <w:r>
+        <w:t>, we verified the "Router found!" status.</w:t>
+      </w:r>
+    </w:p>
+    <w:p>
+      <w:pPr>
+        <w:pStyle w:val="NormalWeb"/>
+        <w:numPr>
+          <w:ilvl w:val="0"/>
+          <w:numId w:val="207"/>
+        </w:numPr>
+      </w:pPr>
+      <w:r>
+        <w:rPr>
+          <w:b/>
+          <w:bCs/>
+        </w:rPr>
+        <w:t>API Alignment:</w:t>
+      </w:r>
+      <w:r>
+        <w:t xml:space="preserve"> We synced the communication between Streamlit and FastAPI so that clicking a button on the webpage successfully updates a physical file on your MacBook.</w:t>
+      </w:r>
+    </w:p>
+    <w:p>
+      <w:r>
+        <w:rPr>
+          <w:noProof/>
+          <w14:ligatures w14:val="standardContextual"/>
+        </w:rPr>
+        <w:pict w14:anchorId="5DBFD691">
+          <v:rect id="_x0000_i1034" alt="" style="width:468pt;height:.05pt;mso-width-percent:0;mso-height-percent:0;mso-width-percent:0;mso-height-percent:0" o:hralign="center" o:hrstd="t" o:hr="t" fillcolor="#a0a0a0" stroked="f"/>
+        </w:pict>
+      </w:r>
+    </w:p>
+    <w:p>
+      <w:pPr>
+        <w:pStyle w:val="Heading3"/>
+      </w:pPr>
+      <w:r>
+        <w:rPr>
+          <w:rFonts w:ascii="Apple Color Emoji" w:hAnsi="Apple Color Emoji" w:cs="Apple Color Emoji"/>
+        </w:rPr>
+        <w:t>🚀</w:t>
+      </w:r>
+      <w:r>
+        <w:t xml:space="preserve"> The Final Output</w:t>
+      </w:r>
+    </w:p>
+    <w:p>
+      <w:pPr>
+        <w:pStyle w:val="NormalWeb"/>
+      </w:pPr>
+      <w:r>
+        <w:t>When you run the system now, here is the result:</w:t>
+      </w:r>
+    </w:p>
+    <w:p>
+      <w:pPr>
+        <w:pStyle w:val="NormalWeb"/>
+        <w:numPr>
+          <w:ilvl w:val="0"/>
+          <w:numId w:val="208"/>
+        </w:numPr>
+      </w:pPr>
+      <w:r>
+        <w:rPr>
+          <w:b/>
+          <w:bCs/>
+        </w:rPr>
+        <w:t>Detection:</w:t>
+      </w:r>
+      <w:r>
+        <w:t xml:space="preserve"> The UI successfully detects a </w:t>
+      </w:r>
+      <w:r>
+        <w:rPr>
+          <w:b/>
+          <w:bCs/>
+        </w:rPr>
+        <w:t>95% Match Score</w:t>
+      </w:r>
+      <w:r>
+        <w:t xml:space="preserve"> for </w:t>
+      </w:r>
+      <w:r>
+        <w:rPr>
+          <w:b/>
+          <w:bCs/>
+        </w:rPr>
+        <w:t>Job_123</w:t>
+      </w:r>
+      <w:r>
+        <w:t xml:space="preserve"> from your local storage.</w:t>
+      </w:r>
+    </w:p>
+    <w:p>
+      <w:pPr>
+        <w:pStyle w:val="NormalWeb"/>
+        <w:numPr>
+          <w:ilvl w:val="0"/>
+          <w:numId w:val="208"/>
+        </w:numPr>
+      </w:pPr>
+      <w:r>
+        <w:rPr>
+          <w:b/>
+          <w:bCs/>
+        </w:rPr>
+        <w:t>Interaction:</w:t>
+      </w:r>
+      <w:r>
+        <w:t xml:space="preserve"> You can now enter specific feedback (e.g., </w:t>
+      </w:r>
+      <w:r>
+        <w:rPr>
+          <w:i/>
+          <w:iCs/>
+        </w:rPr>
+        <w:t>"Focus on my Python experience for this role"</w:t>
+      </w:r>
+      <w:r>
+        <w:t>).</w:t>
+      </w:r>
+    </w:p>
+    <w:p>
+      <w:pPr>
+        <w:pStyle w:val="NormalWeb"/>
+        <w:numPr>
+          <w:ilvl w:val="0"/>
+          <w:numId w:val="208"/>
+        </w:numPr>
+      </w:pPr>
+      <w:r>
+        <w:rPr>
+          <w:b/>
+          <w:bCs/>
+        </w:rPr>
+        <w:t>The "Gate" Action:</w:t>
+      </w:r>
+      <w:r>
+        <w:t xml:space="preserve"> When you click </w:t>
+      </w:r>
+      <w:r>
+        <w:rPr>
+          <w:b/>
+          <w:bCs/>
+        </w:rPr>
+        <w:t>Approve</w:t>
+      </w:r>
+      <w:r>
+        <w:t>, the backend instantly updates the JSON file.</w:t>
+      </w:r>
+    </w:p>
+    <w:p>
+      <w:pPr>
+        <w:pStyle w:val="NormalWeb"/>
+        <w:numPr>
+          <w:ilvl w:val="1"/>
+          <w:numId w:val="208"/>
+        </w:numPr>
+      </w:pPr>
+      <w:r>
+        <w:rPr>
+          <w:b/>
+          <w:bCs/>
+        </w:rPr>
+        <w:t>Before Approval:</w:t>
+      </w:r>
+      <w:r>
+        <w:t xml:space="preserve"> </w:t>
+      </w:r>
+      <w:r>
+        <w:rPr>
+          <w:rStyle w:val="HTMLCode"/>
+          <w:rFonts w:eastAsiaTheme="majorEastAsia"/>
+        </w:rPr>
+        <w:t>is_approved: false</w:t>
+      </w:r>
+    </w:p>
+    <w:p>
+      <w:pPr>
+        <w:pStyle w:val="NormalWeb"/>
+        <w:numPr>
+          <w:ilvl w:val="1"/>
+          <w:numId w:val="208"/>
+        </w:numPr>
+      </w:pPr>
+      <w:r>
+        <w:rPr>
+          <w:b/>
+          <w:bCs/>
+        </w:rPr>
+        <w:t>After Approval:</w:t>
+      </w:r>
+      <w:r>
+        <w:t xml:space="preserve"> </w:t>
+      </w:r>
+      <w:r>
+        <w:rPr>
+          <w:rStyle w:val="HTMLCode"/>
+          <w:rFonts w:eastAsiaTheme="majorEastAsia"/>
+        </w:rPr>
+        <w:t>is_approved: true</w:t>
+      </w:r>
+    </w:p>
+    <w:p>
+      <w:pPr>
+        <w:pStyle w:val="Heading3"/>
+      </w:pPr>
+      <w:r>
+        <w:rPr>
+          <w:rFonts w:ascii="Apple Color Emoji" w:hAnsi="Apple Color Emoji" w:cs="Apple Color Emoji"/>
+        </w:rPr>
+        <w:t>🎯</w:t>
+      </w:r>
+      <w:r>
+        <w:t xml:space="preserve"> What this means for your Capstone</w:t>
+      </w:r>
+    </w:p>
+    <w:p>
+      <w:pPr>
+        <w:pStyle w:val="NormalWeb"/>
+      </w:pPr>
+      <w:r>
+        <w:t xml:space="preserve">Your project now demonstrates </w:t>
+      </w:r>
+      <w:r>
+        <w:rPr>
+          <w:b/>
+          <w:bCs/>
+        </w:rPr>
+        <w:t>Enterprise-Grade AI Safety</w:t>
+      </w:r>
+      <w:r>
+        <w:t>. Instead of the AI just "running away" and applying to jobs, you have proven you can pause the agent, ask for human permission, and record feedback for better results.</w:t>
+      </w:r>
+    </w:p>
+    <w:p>
+      <w:pPr>
+        <w:pStyle w:val="NormalWeb"/>
+      </w:pPr>
+      <w:r>
+        <w:rPr>
+          <w:b/>
+          <w:bCs/>
+        </w:rPr>
+        <w:t>Now that this gate is solid, would you like to move to L6/P6 and automate the creation of the Resume/Cover Letter based on this approved match?</w:t>
       </w:r>
     </w:p>
     <w:p/>
@@ -21818,6 +22401,11 @@
     <w:p/>
     <w:p/>
     <w:p/>
+    <w:p/>
+    <w:p/>
+    <w:p/>
+    <w:p/>
+    <w:p/>
     <w:p>
       <w:pPr>
         <w:spacing w:before="100" w:beforeAutospacing="1" w:after="100" w:afterAutospacing="1"/>
@@ -21968,7 +22556,7 @@
     </w:p>
     <w:p>
       <w:r>
-        <w:pict w14:anchorId="767AECD3">
+        <w:pict w14:anchorId="17B2FB12">
           <v:rect id="Horizontal Line 58" o:spid="_x0000_s1034" alt="" style="width:468pt;height:.1pt;visibility:visible;mso-wrap-style:square;mso-width-percent:0;mso-height-percent:0;mso-left-percent:-10001;mso-top-percent:-10001;mso-position-horizontal:absolute;mso-position-horizontal-relative:char;mso-position-vertical:absolute;mso-position-vertical-relative:line;mso-width-percent:0;mso-height-percent:0;mso-left-percent:-10001;mso-top-percent:-10001;v-text-anchor:top" filled="f">
             <o:lock v:ext="edit" rotation="t" aspectratio="t" verticies="t" text="t" shapetype="t"/>
             <w10:anchorlock/>
@@ -21994,7 +22582,6 @@
           <w:sz w:val="36"/>
           <w:szCs w:val="36"/>
         </w:rPr>
-        <w:lastRenderedPageBreak/>
         <w:t>P2 — Resume Parsing (EvidenceProfile)</w:t>
       </w:r>
     </w:p>
@@ -22132,7 +22719,7 @@
     </w:p>
     <w:p>
       <w:r>
-        <w:pict w14:anchorId="77577DCE">
+        <w:pict w14:anchorId="7E3AD83C">
           <v:rect id="Horizontal Line 59" o:spid="_x0000_s1033" alt="" style="width:468pt;height:.1pt;visibility:visible;mso-wrap-style:square;mso-width-percent:0;mso-height-percent:0;mso-left-percent:-10001;mso-top-percent:-10001;mso-position-horizontal:absolute;mso-position-horizontal-relative:char;mso-position-vertical:absolute;mso-position-vertical-relative:line;mso-width-percent:0;mso-height-percent:0;mso-left-percent:-10001;mso-top-percent:-10001;v-text-anchor:top" filled="f">
             <o:lock v:ext="edit" rotation="t" aspectratio="t" verticies="t" text="t" shapetype="t"/>
             <w10:anchorlock/>
@@ -22158,6 +22745,7 @@
           <w:sz w:val="36"/>
           <w:szCs w:val="36"/>
         </w:rPr>
+        <w:lastRenderedPageBreak/>
         <w:t>P3 — Job Ingestion (JobPost)</w:t>
       </w:r>
     </w:p>
@@ -22295,7 +22883,7 @@
     </w:p>
     <w:p>
       <w:r>
-        <w:pict w14:anchorId="281EC9D6">
+        <w:pict w14:anchorId="270EB427">
           <v:rect id="Horizontal Line 60" o:spid="_x0000_s1032" alt="" style="width:468pt;height:.1pt;visibility:visible;mso-wrap-style:square;mso-width-percent:0;mso-height-percent:0;mso-left-percent:-10001;mso-top-percent:-10001;mso-position-horizontal:absolute;mso-position-horizontal-relative:char;mso-position-vertical:absolute;mso-position-vertical-relative:line;mso-width-percent:0;mso-height-percent:0;mso-left-percent:-10001;mso-top-percent:-10001;v-text-anchor:top" filled="f">
             <o:lock v:ext="edit" rotation="t" aspectratio="t" verticies="t" text="t" shapetype="t"/>
             <w10:anchorlock/>
@@ -22430,7 +23018,7 @@
     </w:p>
     <w:p>
       <w:r>
-        <w:pict w14:anchorId="1FD1D837">
+        <w:pict w14:anchorId="190F859D">
           <v:rect id="Horizontal Line 61" o:spid="_x0000_s1031" alt="" style="width:468pt;height:.1pt;visibility:visible;mso-wrap-style:square;mso-width-percent:0;mso-height-percent:0;mso-left-percent:-10001;mso-top-percent:-10001;mso-position-horizontal:absolute;mso-position-horizontal-relative:char;mso-position-vertical:absolute;mso-position-vertical-relative:line;mso-width-percent:0;mso-height-percent:0;mso-left-percent:-10001;mso-top-percent:-10001;v-text-anchor:top" filled="f">
             <o:lock v:ext="edit" rotation="t" aspectratio="t" verticies="t" text="t" shapetype="t"/>
             <w10:anchorlock/>
@@ -22456,7 +23044,6 @@
           <w:sz w:val="36"/>
           <w:szCs w:val="36"/>
         </w:rPr>
-        <w:lastRenderedPageBreak/>
         <w:t xml:space="preserve">P5 — Ranking (Ranked Shortlist) </w:t>
       </w:r>
       <w:r>
@@ -22672,7 +23259,7 @@
     </w:p>
     <w:p>
       <w:r>
-        <w:pict w14:anchorId="4317F30D">
+        <w:pict w14:anchorId="7BAF4462">
           <v:rect id="Horizontal Line 62" o:spid="_x0000_s1030" alt="" style="width:468pt;height:.1pt;visibility:visible;mso-wrap-style:square;mso-width-percent:0;mso-height-percent:0;mso-left-percent:-10001;mso-top-percent:-10001;mso-position-horizontal:absolute;mso-position-horizontal-relative:char;mso-position-vertical:absolute;mso-position-vertical-relative:line;mso-width-percent:0;mso-height-percent:0;mso-left-percent:-10001;mso-top-percent:-10001;v-text-anchor:top" filled="f">
             <o:lock v:ext="edit" rotation="t" aspectratio="t" verticies="t" text="t" shapetype="t"/>
             <w10:anchorlock/>
@@ -22698,6 +23285,7 @@
           <w:sz w:val="36"/>
           <w:szCs w:val="36"/>
         </w:rPr>
+        <w:lastRenderedPageBreak/>
         <w:t>P6 — Tailored Generation (resume/cover letter/app answers)</w:t>
       </w:r>
     </w:p>
@@ -22810,7 +23398,7 @@
     </w:p>
     <w:p>
       <w:r>
-        <w:pict w14:anchorId="345F027E">
+        <w:pict w14:anchorId="2BE642A8">
           <v:rect id="Rectangle 5" o:spid="_x0000_s1029" alt="" style="width:468pt;height:.1pt;visibility:visible;mso-wrap-style:square;mso-width-percent:0;mso-height-percent:0;mso-left-percent:-10001;mso-top-percent:-10001;mso-position-horizontal:absolute;mso-position-horizontal-relative:char;mso-position-vertical:absolute;mso-position-vertical-relative:line;mso-width-percent:0;mso-height-percent:0;mso-left-percent:-10001;mso-top-percent:-10001;v-text-anchor:top" filled="f">
             <o:lock v:ext="edit" rotation="t" aspectratio="t" verticies="t" text="t" shapetype="t"/>
             <w10:anchorlock/>
@@ -22976,7 +23564,7 @@
     </w:p>
     <w:p>
       <w:r>
-        <w:pict w14:anchorId="5168CF40">
+        <w:pict w14:anchorId="6CB2D382">
           <v:rect id="Rectangle 4" o:spid="_x0000_s1028" alt="" style="width:468pt;height:.1pt;visibility:visible;mso-wrap-style:square;mso-width-percent:0;mso-height-percent:0;mso-left-percent:-10001;mso-top-percent:-10001;mso-position-horizontal:absolute;mso-position-horizontal-relative:char;mso-position-vertical:absolute;mso-position-vertical-relative:line;mso-width-percent:0;mso-height-percent:0;mso-left-percent:-10001;mso-top-percent:-10001;v-text-anchor:top" filled="f">
             <o:lock v:ext="edit" rotation="t" aspectratio="t" verticies="t" text="t" shapetype="t"/>
             <w10:anchorlock/>
@@ -23131,7 +23719,7 @@
     </w:p>
     <w:p>
       <w:r>
-        <w:pict w14:anchorId="0D7890D2">
+        <w:pict w14:anchorId="7122B3C7">
           <v:rect id="Rectangle 3" o:spid="_x0000_s1027" alt="" style="width:468pt;height:.1pt;visibility:visible;mso-wrap-style:square;mso-width-percent:0;mso-height-percent:0;mso-left-percent:-10001;mso-top-percent:-10001;mso-position-horizontal:absolute;mso-position-horizontal-relative:char;mso-position-vertical:absolute;mso-position-vertical-relative:line;mso-width-percent:0;mso-height-percent:0;mso-left-percent:-10001;mso-top-percent:-10001;v-text-anchor:top" filled="f">
             <o:lock v:ext="edit" rotation="t" aspectratio="t" verticies="t" text="t" shapetype="t"/>
             <w10:anchorlock/>
@@ -23169,6 +23757,7 @@
           <w:b/>
           <w:bCs/>
         </w:rPr>
+        <w:lastRenderedPageBreak/>
         <w:t>Pipeline output:</w:t>
       </w:r>
       <w:r>
@@ -23286,7 +23875,7 @@
     </w:p>
     <w:p>
       <w:r>
-        <w:pict w14:anchorId="24428714">
+        <w:pict w14:anchorId="0E944FA3">
           <v:rect id="Rectangle 2" o:spid="_x0000_s1026" alt="" style="width:468pt;height:.1pt;visibility:visible;mso-wrap-style:square;mso-width-percent:0;mso-height-percent:0;mso-left-percent:-10001;mso-top-percent:-10001;mso-position-horizontal:absolute;mso-position-horizontal-relative:char;mso-position-vertical:absolute;mso-position-vertical-relative:line;mso-width-percent:0;mso-height-percent:0;mso-left-percent:-10001;mso-top-percent:-10001;v-text-anchor:top" filled="f">
             <o:lock v:ext="edit" rotation="t" aspectratio="t" verticies="t" text="t" shapetype="t"/>
             <w10:anchorlock/>
@@ -27500,6 +28089,123 @@
     </w:lvl>
   </w:abstractNum>
   <w:abstractNum w:abstractNumId="28" w15:restartNumberingAfterBreak="0">
+    <w:nsid w:val="146A4BA3"/>
+    <w:multiLevelType w:val="multilevel"/>
+    <w:tmpl w:val="EA02D08C"/>
+    <w:lvl w:ilvl="0">
+      <w:start w:val="1"/>
+      <w:numFmt w:val="decimal"/>
+      <w:lvlText w:val="%1."/>
+      <w:lvlJc w:val="left"/>
+      <w:pPr>
+        <w:tabs>
+          <w:tab w:val="num" w:pos="720"/>
+        </w:tabs>
+        <w:ind w:left="720" w:hanging="360"/>
+      </w:pPr>
+    </w:lvl>
+    <w:lvl w:ilvl="1">
+      <w:start w:val="1"/>
+      <w:numFmt w:val="bullet"/>
+      <w:lvlText w:val="o"/>
+      <w:lvlJc w:val="left"/>
+      <w:pPr>
+        <w:tabs>
+          <w:tab w:val="num" w:pos="1440"/>
+        </w:tabs>
+        <w:ind w:left="1440" w:hanging="360"/>
+      </w:pPr>
+      <w:rPr>
+        <w:rFonts w:ascii="Courier New" w:hAnsi="Courier New" w:hint="default"/>
+        <w:sz w:val="20"/>
+      </w:rPr>
+    </w:lvl>
+    <w:lvl w:ilvl="2" w:tentative="1">
+      <w:start w:val="1"/>
+      <w:numFmt w:val="decimal"/>
+      <w:lvlText w:val="%3."/>
+      <w:lvlJc w:val="left"/>
+      <w:pPr>
+        <w:tabs>
+          <w:tab w:val="num" w:pos="2160"/>
+        </w:tabs>
+        <w:ind w:left="2160" w:hanging="360"/>
+      </w:pPr>
+    </w:lvl>
+    <w:lvl w:ilvl="3" w:tentative="1">
+      <w:start w:val="1"/>
+      <w:numFmt w:val="decimal"/>
+      <w:lvlText w:val="%4."/>
+      <w:lvlJc w:val="left"/>
+      <w:pPr>
+        <w:tabs>
+          <w:tab w:val="num" w:pos="2880"/>
+        </w:tabs>
+        <w:ind w:left="2880" w:hanging="360"/>
+      </w:pPr>
+    </w:lvl>
+    <w:lvl w:ilvl="4" w:tentative="1">
+      <w:start w:val="1"/>
+      <w:numFmt w:val="decimal"/>
+      <w:lvlText w:val="%5."/>
+      <w:lvlJc w:val="left"/>
+      <w:pPr>
+        <w:tabs>
+          <w:tab w:val="num" w:pos="3600"/>
+        </w:tabs>
+        <w:ind w:left="3600" w:hanging="360"/>
+      </w:pPr>
+    </w:lvl>
+    <w:lvl w:ilvl="5" w:tentative="1">
+      <w:start w:val="1"/>
+      <w:numFmt w:val="decimal"/>
+      <w:lvlText w:val="%6."/>
+      <w:lvlJc w:val="left"/>
+      <w:pPr>
+        <w:tabs>
+          <w:tab w:val="num" w:pos="4320"/>
+        </w:tabs>
+        <w:ind w:left="4320" w:hanging="360"/>
+      </w:pPr>
+    </w:lvl>
+    <w:lvl w:ilvl="6" w:tentative="1">
+      <w:start w:val="1"/>
+      <w:numFmt w:val="decimal"/>
+      <w:lvlText w:val="%7."/>
+      <w:lvlJc w:val="left"/>
+      <w:pPr>
+        <w:tabs>
+          <w:tab w:val="num" w:pos="5040"/>
+        </w:tabs>
+        <w:ind w:left="5040" w:hanging="360"/>
+      </w:pPr>
+    </w:lvl>
+    <w:lvl w:ilvl="7" w:tentative="1">
+      <w:start w:val="1"/>
+      <w:numFmt w:val="decimal"/>
+      <w:lvlText w:val="%8."/>
+      <w:lvlJc w:val="left"/>
+      <w:pPr>
+        <w:tabs>
+          <w:tab w:val="num" w:pos="5760"/>
+        </w:tabs>
+        <w:ind w:left="5760" w:hanging="360"/>
+      </w:pPr>
+    </w:lvl>
+    <w:lvl w:ilvl="8" w:tentative="1">
+      <w:start w:val="1"/>
+      <w:numFmt w:val="decimal"/>
+      <w:lvlText w:val="%9."/>
+      <w:lvlJc w:val="left"/>
+      <w:pPr>
+        <w:tabs>
+          <w:tab w:val="num" w:pos="6480"/>
+        </w:tabs>
+        <w:ind w:left="6480" w:hanging="360"/>
+      </w:pPr>
+    </w:lvl>
+  </w:abstractNum>
+  <w:abstractNum w:abstractNumId="29" w15:restartNumberingAfterBreak="0">
     <w:nsid w:val="1519227F"/>
     <w:multiLevelType w:val="multilevel"/>
     <w:tmpl w:val="2EE0A026"/>
@@ -27648,7 +28354,7 @@
       </w:rPr>
     </w:lvl>
   </w:abstractNum>
-  <w:abstractNum w:abstractNumId="29" w15:restartNumberingAfterBreak="0">
+  <w:abstractNum w:abstractNumId="30" w15:restartNumberingAfterBreak="0">
     <w:nsid w:val="16A03728"/>
     <w:multiLevelType w:val="multilevel"/>
     <w:tmpl w:val="63587C9C"/>
@@ -27797,7 +28503,7 @@
       </w:rPr>
     </w:lvl>
   </w:abstractNum>
-  <w:abstractNum w:abstractNumId="30" w15:restartNumberingAfterBreak="0">
+  <w:abstractNum w:abstractNumId="31" w15:restartNumberingAfterBreak="0">
     <w:nsid w:val="16DF12CC"/>
     <w:multiLevelType w:val="multilevel"/>
     <w:tmpl w:val="A2FADB38"/>
@@ -27946,7 +28652,7 @@
       </w:rPr>
     </w:lvl>
   </w:abstractNum>
-  <w:abstractNum w:abstractNumId="31" w15:restartNumberingAfterBreak="0">
+  <w:abstractNum w:abstractNumId="32" w15:restartNumberingAfterBreak="0">
     <w:nsid w:val="173A44F1"/>
     <w:multiLevelType w:val="multilevel"/>
     <w:tmpl w:val="281AE3F6"/>
@@ -28095,7 +28801,7 @@
       </w:rPr>
     </w:lvl>
   </w:abstractNum>
-  <w:abstractNum w:abstractNumId="32" w15:restartNumberingAfterBreak="0">
+  <w:abstractNum w:abstractNumId="33" w15:restartNumberingAfterBreak="0">
     <w:nsid w:val="17CD5356"/>
     <w:multiLevelType w:val="multilevel"/>
     <w:tmpl w:val="A1F0E348"/>
@@ -28244,7 +28950,7 @@
       </w:rPr>
     </w:lvl>
   </w:abstractNum>
-  <w:abstractNum w:abstractNumId="33" w15:restartNumberingAfterBreak="0">
+  <w:abstractNum w:abstractNumId="34" w15:restartNumberingAfterBreak="0">
     <w:nsid w:val="18FB7EA3"/>
     <w:multiLevelType w:val="multilevel"/>
     <w:tmpl w:val="1A28C6A0"/>
@@ -28393,7 +29099,7 @@
       </w:rPr>
     </w:lvl>
   </w:abstractNum>
-  <w:abstractNum w:abstractNumId="34" w15:restartNumberingAfterBreak="0">
+  <w:abstractNum w:abstractNumId="35" w15:restartNumberingAfterBreak="0">
     <w:nsid w:val="1A50348D"/>
     <w:multiLevelType w:val="multilevel"/>
     <w:tmpl w:val="61F8CEE4"/>
@@ -28542,7 +29248,7 @@
       </w:rPr>
     </w:lvl>
   </w:abstractNum>
-  <w:abstractNum w:abstractNumId="35" w15:restartNumberingAfterBreak="0">
+  <w:abstractNum w:abstractNumId="36" w15:restartNumberingAfterBreak="0">
     <w:nsid w:val="1A6834B0"/>
     <w:multiLevelType w:val="multilevel"/>
     <w:tmpl w:val="20D62A26"/>
@@ -28691,7 +29397,7 @@
       </w:rPr>
     </w:lvl>
   </w:abstractNum>
-  <w:abstractNum w:abstractNumId="36" w15:restartNumberingAfterBreak="0">
+  <w:abstractNum w:abstractNumId="37" w15:restartNumberingAfterBreak="0">
     <w:nsid w:val="1A834579"/>
     <w:multiLevelType w:val="multilevel"/>
     <w:tmpl w:val="D8DAE380"/>
@@ -28840,7 +29546,7 @@
       </w:rPr>
     </w:lvl>
   </w:abstractNum>
-  <w:abstractNum w:abstractNumId="37" w15:restartNumberingAfterBreak="0">
+  <w:abstractNum w:abstractNumId="38" w15:restartNumberingAfterBreak="0">
     <w:nsid w:val="1AF67A2D"/>
     <w:multiLevelType w:val="multilevel"/>
     <w:tmpl w:val="C4B031A8"/>
@@ -28989,7 +29695,7 @@
       </w:rPr>
     </w:lvl>
   </w:abstractNum>
-  <w:abstractNum w:abstractNumId="38" w15:restartNumberingAfterBreak="0">
+  <w:abstractNum w:abstractNumId="39" w15:restartNumberingAfterBreak="0">
     <w:nsid w:val="1C6742CA"/>
     <w:multiLevelType w:val="multilevel"/>
     <w:tmpl w:val="E41CA696"/>
@@ -29138,7 +29844,7 @@
       </w:rPr>
     </w:lvl>
   </w:abstractNum>
-  <w:abstractNum w:abstractNumId="39" w15:restartNumberingAfterBreak="0">
+  <w:abstractNum w:abstractNumId="40" w15:restartNumberingAfterBreak="0">
     <w:nsid w:val="1C6D4035"/>
     <w:multiLevelType w:val="multilevel"/>
     <w:tmpl w:val="E3421CF2"/>
@@ -29287,7 +29993,7 @@
       </w:rPr>
     </w:lvl>
   </w:abstractNum>
-  <w:abstractNum w:abstractNumId="40" w15:restartNumberingAfterBreak="0">
+  <w:abstractNum w:abstractNumId="41" w15:restartNumberingAfterBreak="0">
     <w:nsid w:val="1CFB7981"/>
     <w:multiLevelType w:val="multilevel"/>
     <w:tmpl w:val="5762D7B0"/>
@@ -29436,7 +30142,7 @@
       </w:rPr>
     </w:lvl>
   </w:abstractNum>
-  <w:abstractNum w:abstractNumId="41" w15:restartNumberingAfterBreak="0">
+  <w:abstractNum w:abstractNumId="42" w15:restartNumberingAfterBreak="0">
     <w:nsid w:val="1D6B4B7F"/>
     <w:multiLevelType w:val="multilevel"/>
     <w:tmpl w:val="105CF8CE"/>
@@ -29585,7 +30291,7 @@
       </w:rPr>
     </w:lvl>
   </w:abstractNum>
-  <w:abstractNum w:abstractNumId="42" w15:restartNumberingAfterBreak="0">
+  <w:abstractNum w:abstractNumId="43" w15:restartNumberingAfterBreak="0">
     <w:nsid w:val="1D993103"/>
     <w:multiLevelType w:val="multilevel"/>
     <w:tmpl w:val="E57A1958"/>
@@ -29698,7 +30404,7 @@
       </w:pPr>
     </w:lvl>
   </w:abstractNum>
-  <w:abstractNum w:abstractNumId="43" w15:restartNumberingAfterBreak="0">
+  <w:abstractNum w:abstractNumId="44" w15:restartNumberingAfterBreak="0">
     <w:nsid w:val="1DA91B09"/>
     <w:multiLevelType w:val="multilevel"/>
     <w:tmpl w:val="BB68F4FC"/>
@@ -29847,7 +30553,7 @@
       </w:rPr>
     </w:lvl>
   </w:abstractNum>
-  <w:abstractNum w:abstractNumId="44" w15:restartNumberingAfterBreak="0">
+  <w:abstractNum w:abstractNumId="45" w15:restartNumberingAfterBreak="0">
     <w:nsid w:val="1DDC41F2"/>
     <w:multiLevelType w:val="multilevel"/>
     <w:tmpl w:val="4176D326"/>
@@ -29996,7 +30702,7 @@
       </w:rPr>
     </w:lvl>
   </w:abstractNum>
-  <w:abstractNum w:abstractNumId="45" w15:restartNumberingAfterBreak="0">
+  <w:abstractNum w:abstractNumId="46" w15:restartNumberingAfterBreak="0">
     <w:nsid w:val="1F5C50F4"/>
     <w:multiLevelType w:val="multilevel"/>
     <w:tmpl w:val="BF129AB8"/>
@@ -30145,7 +30851,7 @@
       </w:rPr>
     </w:lvl>
   </w:abstractNum>
-  <w:abstractNum w:abstractNumId="46" w15:restartNumberingAfterBreak="0">
+  <w:abstractNum w:abstractNumId="47" w15:restartNumberingAfterBreak="0">
     <w:nsid w:val="1FBB07DE"/>
     <w:multiLevelType w:val="multilevel"/>
     <w:tmpl w:val="F46686B0"/>
@@ -30294,7 +31000,7 @@
       </w:rPr>
     </w:lvl>
   </w:abstractNum>
-  <w:abstractNum w:abstractNumId="47" w15:restartNumberingAfterBreak="0">
+  <w:abstractNum w:abstractNumId="48" w15:restartNumberingAfterBreak="0">
     <w:nsid w:val="202B4168"/>
     <w:multiLevelType w:val="multilevel"/>
     <w:tmpl w:val="F912F192"/>
@@ -30443,7 +31149,7 @@
       </w:rPr>
     </w:lvl>
   </w:abstractNum>
-  <w:abstractNum w:abstractNumId="48" w15:restartNumberingAfterBreak="0">
+  <w:abstractNum w:abstractNumId="49" w15:restartNumberingAfterBreak="0">
     <w:nsid w:val="207305F4"/>
     <w:multiLevelType w:val="multilevel"/>
     <w:tmpl w:val="2110C270"/>
@@ -30592,7 +31298,7 @@
       </w:rPr>
     </w:lvl>
   </w:abstractNum>
-  <w:abstractNum w:abstractNumId="49" w15:restartNumberingAfterBreak="0">
+  <w:abstractNum w:abstractNumId="50" w15:restartNumberingAfterBreak="0">
     <w:nsid w:val="21D77991"/>
     <w:multiLevelType w:val="multilevel"/>
     <w:tmpl w:val="23B2F0F6"/>
@@ -30741,7 +31447,7 @@
       </w:rPr>
     </w:lvl>
   </w:abstractNum>
-  <w:abstractNum w:abstractNumId="50" w15:restartNumberingAfterBreak="0">
+  <w:abstractNum w:abstractNumId="51" w15:restartNumberingAfterBreak="0">
     <w:nsid w:val="22762EF0"/>
     <w:multiLevelType w:val="multilevel"/>
     <w:tmpl w:val="D5CA6454"/>
@@ -30890,7 +31596,7 @@
       </w:rPr>
     </w:lvl>
   </w:abstractNum>
-  <w:abstractNum w:abstractNumId="51" w15:restartNumberingAfterBreak="0">
+  <w:abstractNum w:abstractNumId="52" w15:restartNumberingAfterBreak="0">
     <w:nsid w:val="228910AC"/>
     <w:multiLevelType w:val="multilevel"/>
     <w:tmpl w:val="6D90CC66"/>
@@ -31039,7 +31745,7 @@
       </w:rPr>
     </w:lvl>
   </w:abstractNum>
-  <w:abstractNum w:abstractNumId="52" w15:restartNumberingAfterBreak="0">
+  <w:abstractNum w:abstractNumId="53" w15:restartNumberingAfterBreak="0">
     <w:nsid w:val="22B536B4"/>
     <w:multiLevelType w:val="multilevel"/>
     <w:tmpl w:val="8B523380"/>
@@ -31188,7 +31894,7 @@
       </w:rPr>
     </w:lvl>
   </w:abstractNum>
-  <w:abstractNum w:abstractNumId="53" w15:restartNumberingAfterBreak="0">
+  <w:abstractNum w:abstractNumId="54" w15:restartNumberingAfterBreak="0">
     <w:nsid w:val="230834DD"/>
     <w:multiLevelType w:val="multilevel"/>
     <w:tmpl w:val="A162AB40"/>
@@ -31337,7 +32043,7 @@
       </w:rPr>
     </w:lvl>
   </w:abstractNum>
-  <w:abstractNum w:abstractNumId="54" w15:restartNumberingAfterBreak="0">
+  <w:abstractNum w:abstractNumId="55" w15:restartNumberingAfterBreak="0">
     <w:nsid w:val="247D091C"/>
     <w:multiLevelType w:val="multilevel"/>
     <w:tmpl w:val="2B64DEA6"/>
@@ -31486,7 +32192,7 @@
       </w:rPr>
     </w:lvl>
   </w:abstractNum>
-  <w:abstractNum w:abstractNumId="55" w15:restartNumberingAfterBreak="0">
+  <w:abstractNum w:abstractNumId="56" w15:restartNumberingAfterBreak="0">
     <w:nsid w:val="24EA4C15"/>
     <w:multiLevelType w:val="multilevel"/>
     <w:tmpl w:val="2376B7C4"/>
@@ -31635,7 +32341,7 @@
       </w:rPr>
     </w:lvl>
   </w:abstractNum>
-  <w:abstractNum w:abstractNumId="56" w15:restartNumberingAfterBreak="0">
+  <w:abstractNum w:abstractNumId="57" w15:restartNumberingAfterBreak="0">
     <w:nsid w:val="259F79E0"/>
     <w:multiLevelType w:val="multilevel"/>
     <w:tmpl w:val="C90694A4"/>
@@ -31784,7 +32490,7 @@
       </w:rPr>
     </w:lvl>
   </w:abstractNum>
-  <w:abstractNum w:abstractNumId="57" w15:restartNumberingAfterBreak="0">
+  <w:abstractNum w:abstractNumId="58" w15:restartNumberingAfterBreak="0">
     <w:nsid w:val="273C636E"/>
     <w:multiLevelType w:val="multilevel"/>
     <w:tmpl w:val="9786888C"/>
@@ -31933,7 +32639,7 @@
       </w:rPr>
     </w:lvl>
   </w:abstractNum>
-  <w:abstractNum w:abstractNumId="58" w15:restartNumberingAfterBreak="0">
+  <w:abstractNum w:abstractNumId="59" w15:restartNumberingAfterBreak="0">
     <w:nsid w:val="27C023C2"/>
     <w:multiLevelType w:val="multilevel"/>
     <w:tmpl w:val="F7F4D0A4"/>
@@ -32082,7 +32788,7 @@
       </w:rPr>
     </w:lvl>
   </w:abstractNum>
-  <w:abstractNum w:abstractNumId="59" w15:restartNumberingAfterBreak="0">
+  <w:abstractNum w:abstractNumId="60" w15:restartNumberingAfterBreak="0">
     <w:nsid w:val="28E7533C"/>
     <w:multiLevelType w:val="multilevel"/>
     <w:tmpl w:val="C6AEAB4A"/>
@@ -32231,7 +32937,7 @@
       </w:rPr>
     </w:lvl>
   </w:abstractNum>
-  <w:abstractNum w:abstractNumId="60" w15:restartNumberingAfterBreak="0">
+  <w:abstractNum w:abstractNumId="61" w15:restartNumberingAfterBreak="0">
     <w:nsid w:val="2951431C"/>
     <w:multiLevelType w:val="multilevel"/>
     <w:tmpl w:val="8D50C87C"/>
@@ -32380,7 +33086,7 @@
       </w:rPr>
     </w:lvl>
   </w:abstractNum>
-  <w:abstractNum w:abstractNumId="61" w15:restartNumberingAfterBreak="0">
+  <w:abstractNum w:abstractNumId="62" w15:restartNumberingAfterBreak="0">
     <w:nsid w:val="2AD024DC"/>
     <w:multiLevelType w:val="multilevel"/>
     <w:tmpl w:val="7BF62E4C"/>
@@ -32529,7 +33235,7 @@
       </w:rPr>
     </w:lvl>
   </w:abstractNum>
-  <w:abstractNum w:abstractNumId="62" w15:restartNumberingAfterBreak="0">
+  <w:abstractNum w:abstractNumId="63" w15:restartNumberingAfterBreak="0">
     <w:nsid w:val="2AFE0AD1"/>
     <w:multiLevelType w:val="multilevel"/>
     <w:tmpl w:val="5E72A32E"/>
@@ -32678,7 +33384,7 @@
       </w:rPr>
     </w:lvl>
   </w:abstractNum>
-  <w:abstractNum w:abstractNumId="63" w15:restartNumberingAfterBreak="0">
+  <w:abstractNum w:abstractNumId="64" w15:restartNumberingAfterBreak="0">
     <w:nsid w:val="2BBC0F4C"/>
     <w:multiLevelType w:val="multilevel"/>
     <w:tmpl w:val="09D6AA90"/>
@@ -32827,7 +33533,7 @@
       </w:rPr>
     </w:lvl>
   </w:abstractNum>
-  <w:abstractNum w:abstractNumId="64" w15:restartNumberingAfterBreak="0">
+  <w:abstractNum w:abstractNumId="65" w15:restartNumberingAfterBreak="0">
     <w:nsid w:val="2BDF4917"/>
     <w:multiLevelType w:val="multilevel"/>
     <w:tmpl w:val="55B68FB2"/>
@@ -32976,7 +33682,7 @@
       </w:rPr>
     </w:lvl>
   </w:abstractNum>
-  <w:abstractNum w:abstractNumId="65" w15:restartNumberingAfterBreak="0">
+  <w:abstractNum w:abstractNumId="66" w15:restartNumberingAfterBreak="0">
     <w:nsid w:val="2C447326"/>
     <w:multiLevelType w:val="multilevel"/>
     <w:tmpl w:val="9CF603FE"/>
@@ -33125,7 +33831,7 @@
       </w:rPr>
     </w:lvl>
   </w:abstractNum>
-  <w:abstractNum w:abstractNumId="66" w15:restartNumberingAfterBreak="0">
+  <w:abstractNum w:abstractNumId="67" w15:restartNumberingAfterBreak="0">
     <w:nsid w:val="2C5332A3"/>
     <w:multiLevelType w:val="multilevel"/>
     <w:tmpl w:val="C5D63F06"/>
@@ -33238,7 +33944,7 @@
       </w:pPr>
     </w:lvl>
   </w:abstractNum>
-  <w:abstractNum w:abstractNumId="67" w15:restartNumberingAfterBreak="0">
+  <w:abstractNum w:abstractNumId="68" w15:restartNumberingAfterBreak="0">
     <w:nsid w:val="2C753185"/>
     <w:multiLevelType w:val="multilevel"/>
     <w:tmpl w:val="06A41D1C"/>
@@ -33387,7 +34093,7 @@
       </w:rPr>
     </w:lvl>
   </w:abstractNum>
-  <w:abstractNum w:abstractNumId="68" w15:restartNumberingAfterBreak="0">
+  <w:abstractNum w:abstractNumId="69" w15:restartNumberingAfterBreak="0">
     <w:nsid w:val="2CE45E6A"/>
     <w:multiLevelType w:val="multilevel"/>
     <w:tmpl w:val="933E2B1A"/>
@@ -33536,7 +34242,7 @@
       </w:rPr>
     </w:lvl>
   </w:abstractNum>
-  <w:abstractNum w:abstractNumId="69" w15:restartNumberingAfterBreak="0">
+  <w:abstractNum w:abstractNumId="70" w15:restartNumberingAfterBreak="0">
     <w:nsid w:val="2D4F71F3"/>
     <w:multiLevelType w:val="multilevel"/>
     <w:tmpl w:val="76B0C302"/>
@@ -33685,7 +34391,7 @@
       </w:rPr>
     </w:lvl>
   </w:abstractNum>
-  <w:abstractNum w:abstractNumId="70" w15:restartNumberingAfterBreak="0">
+  <w:abstractNum w:abstractNumId="71" w15:restartNumberingAfterBreak="0">
     <w:nsid w:val="2DB23FC1"/>
     <w:multiLevelType w:val="multilevel"/>
     <w:tmpl w:val="234453C2"/>
@@ -33834,7 +34540,7 @@
       </w:rPr>
     </w:lvl>
   </w:abstractNum>
-  <w:abstractNum w:abstractNumId="71" w15:restartNumberingAfterBreak="0">
+  <w:abstractNum w:abstractNumId="72" w15:restartNumberingAfterBreak="0">
     <w:nsid w:val="2E1E6CF1"/>
     <w:multiLevelType w:val="multilevel"/>
     <w:tmpl w:val="3E2C8CCA"/>
@@ -33983,7 +34689,7 @@
       </w:rPr>
     </w:lvl>
   </w:abstractNum>
-  <w:abstractNum w:abstractNumId="72" w15:restartNumberingAfterBreak="0">
+  <w:abstractNum w:abstractNumId="73" w15:restartNumberingAfterBreak="0">
     <w:nsid w:val="2E652393"/>
     <w:multiLevelType w:val="multilevel"/>
     <w:tmpl w:val="0F46711E"/>
@@ -34132,7 +34838,156 @@
       </w:rPr>
     </w:lvl>
   </w:abstractNum>
-  <w:abstractNum w:abstractNumId="73" w15:restartNumberingAfterBreak="0">
+  <w:abstractNum w:abstractNumId="74" w15:restartNumberingAfterBreak="0">
+    <w:nsid w:val="2EEA0A7A"/>
+    <w:multiLevelType w:val="multilevel"/>
+    <w:tmpl w:val="3B1CEC76"/>
+    <w:lvl w:ilvl="0">
+      <w:start w:val="1"/>
+      <w:numFmt w:val="bullet"/>
+      <w:lvlText w:val=""/>
+      <w:lvlJc w:val="left"/>
+      <w:pPr>
+        <w:tabs>
+          <w:tab w:val="num" w:pos="720"/>
+        </w:tabs>
+        <w:ind w:left="720" w:hanging="360"/>
+      </w:pPr>
+      <w:rPr>
+        <w:rFonts w:ascii="Symbol" w:hAnsi="Symbol" w:hint="default"/>
+        <w:sz w:val="20"/>
+      </w:rPr>
+    </w:lvl>
+    <w:lvl w:ilvl="1">
+      <w:start w:val="1"/>
+      <w:numFmt w:val="bullet"/>
+      <w:lvlText w:val="o"/>
+      <w:lvlJc w:val="left"/>
+      <w:pPr>
+        <w:tabs>
+          <w:tab w:val="num" w:pos="1440"/>
+        </w:tabs>
+        <w:ind w:left="1440" w:hanging="360"/>
+      </w:pPr>
+      <w:rPr>
+        <w:rFonts w:ascii="Courier New" w:hAnsi="Courier New" w:hint="default"/>
+        <w:sz w:val="20"/>
+      </w:rPr>
+    </w:lvl>
+    <w:lvl w:ilvl="2" w:tentative="1">
+      <w:start w:val="1"/>
+      <w:numFmt w:val="bullet"/>
+      <w:lvlText w:val=""/>
+      <w:lvlJc w:val="left"/>
+      <w:pPr>
+        <w:tabs>
+          <w:tab w:val="num" w:pos="2160"/>
+        </w:tabs>
+        <w:ind w:left="2160" w:hanging="360"/>
+      </w:pPr>
+      <w:rPr>
+        <w:rFonts w:ascii="Wingdings" w:hAnsi="Wingdings" w:hint="default"/>
+        <w:sz w:val="20"/>
+      </w:rPr>
+    </w:lvl>
+    <w:lvl w:ilvl="3" w:tentative="1">
+      <w:start w:val="1"/>
+      <w:numFmt w:val="bullet"/>
+      <w:lvlText w:val=""/>
+      <w:lvlJc w:val="left"/>
+      <w:pPr>
+        <w:tabs>
+          <w:tab w:val="num" w:pos="2880"/>
+        </w:tabs>
+        <w:ind w:left="2880" w:hanging="360"/>
+      </w:pPr>
+      <w:rPr>
+        <w:rFonts w:ascii="Wingdings" w:hAnsi="Wingdings" w:hint="default"/>
+        <w:sz w:val="20"/>
+      </w:rPr>
+    </w:lvl>
+    <w:lvl w:ilvl="4" w:tentative="1">
+      <w:start w:val="1"/>
+      <w:numFmt w:val="bullet"/>
+      <w:lvlText w:val=""/>
+      <w:lvlJc w:val="left"/>
+      <w:pPr>
+        <w:tabs>
+          <w:tab w:val="num" w:pos="3600"/>
+        </w:tabs>
+        <w:ind w:left="3600" w:hanging="360"/>
+      </w:pPr>
+      <w:rPr>
+        <w:rFonts w:ascii="Wingdings" w:hAnsi="Wingdings" w:hint="default"/>
+        <w:sz w:val="20"/>
+      </w:rPr>
+    </w:lvl>
+    <w:lvl w:ilvl="5" w:tentative="1">
+      <w:start w:val="1"/>
+      <w:numFmt w:val="bullet"/>
+      <w:lvlText w:val=""/>
+      <w:lvlJc w:val="left"/>
+      <w:pPr>
+        <w:tabs>
+          <w:tab w:val="num" w:pos="4320"/>
+        </w:tabs>
+        <w:ind w:left="4320" w:hanging="360"/>
+      </w:pPr>
+      <w:rPr>
+        <w:rFonts w:ascii="Wingdings" w:hAnsi="Wingdings" w:hint="default"/>
+        <w:sz w:val="20"/>
+      </w:rPr>
+    </w:lvl>
+    <w:lvl w:ilvl="6" w:tentative="1">
+      <w:start w:val="1"/>
+      <w:numFmt w:val="bullet"/>
+      <w:lvlText w:val=""/>
+      <w:lvlJc w:val="left"/>
+      <w:pPr>
+        <w:tabs>
+          <w:tab w:val="num" w:pos="5040"/>
+        </w:tabs>
+        <w:ind w:left="5040" w:hanging="360"/>
+      </w:pPr>
+      <w:rPr>
+        <w:rFonts w:ascii="Wingdings" w:hAnsi="Wingdings" w:hint="default"/>
+        <w:sz w:val="20"/>
+      </w:rPr>
+    </w:lvl>
+    <w:lvl w:ilvl="7" w:tentative="1">
+      <w:start w:val="1"/>
+      <w:numFmt w:val="bullet"/>
+      <w:lvlText w:val=""/>
+      <w:lvlJc w:val="left"/>
+      <w:pPr>
+        <w:tabs>
+          <w:tab w:val="num" w:pos="5760"/>
+        </w:tabs>
+        <w:ind w:left="5760" w:hanging="360"/>
+      </w:pPr>
+      <w:rPr>
+        <w:rFonts w:ascii="Wingdings" w:hAnsi="Wingdings" w:hint="default"/>
+        <w:sz w:val="20"/>
+      </w:rPr>
+    </w:lvl>
+    <w:lvl w:ilvl="8" w:tentative="1">
+      <w:start w:val="1"/>
+      <w:numFmt w:val="bullet"/>
+      <w:lvlText w:val=""/>
+      <w:lvlJc w:val="left"/>
+      <w:pPr>
+        <w:tabs>
+          <w:tab w:val="num" w:pos="6480"/>
+        </w:tabs>
+        <w:ind w:left="6480" w:hanging="360"/>
+      </w:pPr>
+      <w:rPr>
+        <w:rFonts w:ascii="Wingdings" w:hAnsi="Wingdings" w:hint="default"/>
+        <w:sz w:val="20"/>
+      </w:rPr>
+    </w:lvl>
+  </w:abstractNum>
+  <w:abstractNum w:abstractNumId="75" w15:restartNumberingAfterBreak="0">
     <w:nsid w:val="2FA87AAA"/>
     <w:multiLevelType w:val="multilevel"/>
     <w:tmpl w:val="28665F44"/>
@@ -34281,7 +35136,7 @@
       </w:rPr>
     </w:lvl>
   </w:abstractNum>
-  <w:abstractNum w:abstractNumId="74" w15:restartNumberingAfterBreak="0">
+  <w:abstractNum w:abstractNumId="76" w15:restartNumberingAfterBreak="0">
     <w:nsid w:val="301C4F7C"/>
     <w:multiLevelType w:val="multilevel"/>
     <w:tmpl w:val="F708793E"/>
@@ -34430,7 +35285,7 @@
       </w:rPr>
     </w:lvl>
   </w:abstractNum>
-  <w:abstractNum w:abstractNumId="75" w15:restartNumberingAfterBreak="0">
+  <w:abstractNum w:abstractNumId="77" w15:restartNumberingAfterBreak="0">
     <w:nsid w:val="31E13D71"/>
     <w:multiLevelType w:val="multilevel"/>
     <w:tmpl w:val="CB1462B0"/>
@@ -34579,7 +35434,7 @@
       </w:rPr>
     </w:lvl>
   </w:abstractNum>
-  <w:abstractNum w:abstractNumId="76" w15:restartNumberingAfterBreak="0">
+  <w:abstractNum w:abstractNumId="78" w15:restartNumberingAfterBreak="0">
     <w:nsid w:val="325C1DCB"/>
     <w:multiLevelType w:val="multilevel"/>
     <w:tmpl w:val="63BA313A"/>
@@ -34728,7 +35583,7 @@
       </w:rPr>
     </w:lvl>
   </w:abstractNum>
-  <w:abstractNum w:abstractNumId="77" w15:restartNumberingAfterBreak="0">
+  <w:abstractNum w:abstractNumId="79" w15:restartNumberingAfterBreak="0">
     <w:nsid w:val="33087347"/>
     <w:multiLevelType w:val="multilevel"/>
     <w:tmpl w:val="6AA6C2AC"/>
@@ -34841,7 +35696,7 @@
       </w:pPr>
     </w:lvl>
   </w:abstractNum>
-  <w:abstractNum w:abstractNumId="78" w15:restartNumberingAfterBreak="0">
+  <w:abstractNum w:abstractNumId="80" w15:restartNumberingAfterBreak="0">
     <w:nsid w:val="331621C3"/>
     <w:multiLevelType w:val="multilevel"/>
     <w:tmpl w:val="D6588DBC"/>
@@ -34990,7 +35845,7 @@
       </w:rPr>
     </w:lvl>
   </w:abstractNum>
-  <w:abstractNum w:abstractNumId="79" w15:restartNumberingAfterBreak="0">
+  <w:abstractNum w:abstractNumId="81" w15:restartNumberingAfterBreak="0">
     <w:nsid w:val="334D3D7A"/>
     <w:multiLevelType w:val="multilevel"/>
     <w:tmpl w:val="58C4DDE4"/>
@@ -35139,7 +35994,7 @@
       </w:rPr>
     </w:lvl>
   </w:abstractNum>
-  <w:abstractNum w:abstractNumId="80" w15:restartNumberingAfterBreak="0">
+  <w:abstractNum w:abstractNumId="82" w15:restartNumberingAfterBreak="0">
     <w:nsid w:val="33840503"/>
     <w:multiLevelType w:val="multilevel"/>
     <w:tmpl w:val="ED347BDA"/>
@@ -35288,7 +36143,7 @@
       </w:rPr>
     </w:lvl>
   </w:abstractNum>
-  <w:abstractNum w:abstractNumId="81" w15:restartNumberingAfterBreak="0">
+  <w:abstractNum w:abstractNumId="83" w15:restartNumberingAfterBreak="0">
     <w:nsid w:val="33864A83"/>
     <w:multiLevelType w:val="multilevel"/>
     <w:tmpl w:val="7E642C0A"/>
@@ -35437,7 +36292,7 @@
       </w:rPr>
     </w:lvl>
   </w:abstractNum>
-  <w:abstractNum w:abstractNumId="82" w15:restartNumberingAfterBreak="0">
+  <w:abstractNum w:abstractNumId="84" w15:restartNumberingAfterBreak="0">
     <w:nsid w:val="343F037C"/>
     <w:multiLevelType w:val="multilevel"/>
     <w:tmpl w:val="CE786A60"/>
@@ -35586,7 +36441,7 @@
       </w:rPr>
     </w:lvl>
   </w:abstractNum>
-  <w:abstractNum w:abstractNumId="83" w15:restartNumberingAfterBreak="0">
+  <w:abstractNum w:abstractNumId="85" w15:restartNumberingAfterBreak="0">
     <w:nsid w:val="3552597B"/>
     <w:multiLevelType w:val="multilevel"/>
     <w:tmpl w:val="01A68086"/>
@@ -35735,7 +36590,7 @@
       </w:rPr>
     </w:lvl>
   </w:abstractNum>
-  <w:abstractNum w:abstractNumId="84" w15:restartNumberingAfterBreak="0">
+  <w:abstractNum w:abstractNumId="86" w15:restartNumberingAfterBreak="0">
     <w:nsid w:val="35AA70E4"/>
     <w:multiLevelType w:val="multilevel"/>
     <w:tmpl w:val="63868C0C"/>
@@ -35884,7 +36739,7 @@
       </w:rPr>
     </w:lvl>
   </w:abstractNum>
-  <w:abstractNum w:abstractNumId="85" w15:restartNumberingAfterBreak="0">
+  <w:abstractNum w:abstractNumId="87" w15:restartNumberingAfterBreak="0">
     <w:nsid w:val="35F37972"/>
     <w:multiLevelType w:val="multilevel"/>
     <w:tmpl w:val="B60EACBA"/>
@@ -36033,7 +36888,7 @@
       </w:rPr>
     </w:lvl>
   </w:abstractNum>
-  <w:abstractNum w:abstractNumId="86" w15:restartNumberingAfterBreak="0">
+  <w:abstractNum w:abstractNumId="88" w15:restartNumberingAfterBreak="0">
     <w:nsid w:val="362F63B9"/>
     <w:multiLevelType w:val="multilevel"/>
     <w:tmpl w:val="1DBC1AF4"/>
@@ -36182,7 +37037,7 @@
       </w:rPr>
     </w:lvl>
   </w:abstractNum>
-  <w:abstractNum w:abstractNumId="87" w15:restartNumberingAfterBreak="0">
+  <w:abstractNum w:abstractNumId="89" w15:restartNumberingAfterBreak="0">
     <w:nsid w:val="370F0932"/>
     <w:multiLevelType w:val="multilevel"/>
     <w:tmpl w:val="F8B008F8"/>
@@ -36331,7 +37186,7 @@
       </w:rPr>
     </w:lvl>
   </w:abstractNum>
-  <w:abstractNum w:abstractNumId="88" w15:restartNumberingAfterBreak="0">
+  <w:abstractNum w:abstractNumId="90" w15:restartNumberingAfterBreak="0">
     <w:nsid w:val="37946A68"/>
     <w:multiLevelType w:val="multilevel"/>
     <w:tmpl w:val="B5B69006"/>
@@ -36480,7 +37335,7 @@
       </w:rPr>
     </w:lvl>
   </w:abstractNum>
-  <w:abstractNum w:abstractNumId="89" w15:restartNumberingAfterBreak="0">
+  <w:abstractNum w:abstractNumId="91" w15:restartNumberingAfterBreak="0">
     <w:nsid w:val="37DB0A12"/>
     <w:multiLevelType w:val="multilevel"/>
     <w:tmpl w:val="E76CA28C"/>
@@ -36629,7 +37484,7 @@
       </w:rPr>
     </w:lvl>
   </w:abstractNum>
-  <w:abstractNum w:abstractNumId="90" w15:restartNumberingAfterBreak="0">
+  <w:abstractNum w:abstractNumId="92" w15:restartNumberingAfterBreak="0">
     <w:nsid w:val="38054F2C"/>
     <w:multiLevelType w:val="multilevel"/>
     <w:tmpl w:val="0130FC9A"/>
@@ -36778,7 +37633,7 @@
       </w:rPr>
     </w:lvl>
   </w:abstractNum>
-  <w:abstractNum w:abstractNumId="91" w15:restartNumberingAfterBreak="0">
+  <w:abstractNum w:abstractNumId="93" w15:restartNumberingAfterBreak="0">
     <w:nsid w:val="399C463A"/>
     <w:multiLevelType w:val="multilevel"/>
     <w:tmpl w:val="B31CB00C"/>
@@ -36927,7 +37782,7 @@
       </w:rPr>
     </w:lvl>
   </w:abstractNum>
-  <w:abstractNum w:abstractNumId="92" w15:restartNumberingAfterBreak="0">
+  <w:abstractNum w:abstractNumId="94" w15:restartNumberingAfterBreak="0">
     <w:nsid w:val="3B2246B4"/>
     <w:multiLevelType w:val="multilevel"/>
     <w:tmpl w:val="5A1E8EF6"/>
@@ -37076,7 +37931,156 @@
       </w:rPr>
     </w:lvl>
   </w:abstractNum>
-  <w:abstractNum w:abstractNumId="93" w15:restartNumberingAfterBreak="0">
+  <w:abstractNum w:abstractNumId="95" w15:restartNumberingAfterBreak="0">
+    <w:nsid w:val="3B932D63"/>
+    <w:multiLevelType w:val="multilevel"/>
+    <w:tmpl w:val="C3425886"/>
+    <w:lvl w:ilvl="0">
+      <w:start w:val="1"/>
+      <w:numFmt w:val="bullet"/>
+      <w:lvlText w:val=""/>
+      <w:lvlJc w:val="left"/>
+      <w:pPr>
+        <w:tabs>
+          <w:tab w:val="num" w:pos="720"/>
+        </w:tabs>
+        <w:ind w:left="720" w:hanging="360"/>
+      </w:pPr>
+      <w:rPr>
+        <w:rFonts w:ascii="Symbol" w:hAnsi="Symbol" w:hint="default"/>
+        <w:sz w:val="20"/>
+      </w:rPr>
+    </w:lvl>
+    <w:lvl w:ilvl="1" w:tentative="1">
+      <w:start w:val="1"/>
+      <w:numFmt w:val="bullet"/>
+      <w:lvlText w:val="o"/>
+      <w:lvlJc w:val="left"/>
+      <w:pPr>
+        <w:tabs>
+          <w:tab w:val="num" w:pos="1440"/>
+        </w:tabs>
+        <w:ind w:left="1440" w:hanging="360"/>
+      </w:pPr>
+      <w:rPr>
+        <w:rFonts w:ascii="Courier New" w:hAnsi="Courier New" w:hint="default"/>
+        <w:sz w:val="20"/>
+      </w:rPr>
+    </w:lvl>
+    <w:lvl w:ilvl="2" w:tentative="1">
+      <w:start w:val="1"/>
+      <w:numFmt w:val="bullet"/>
+      <w:lvlText w:val=""/>
+      <w:lvlJc w:val="left"/>
+      <w:pPr>
+        <w:tabs>
+          <w:tab w:val="num" w:pos="2160"/>
+        </w:tabs>
+        <w:ind w:left="2160" w:hanging="360"/>
+      </w:pPr>
+      <w:rPr>
+        <w:rFonts w:ascii="Wingdings" w:hAnsi="Wingdings" w:hint="default"/>
+        <w:sz w:val="20"/>
+      </w:rPr>
+    </w:lvl>
+    <w:lvl w:ilvl="3" w:tentative="1">
+      <w:start w:val="1"/>
+      <w:numFmt w:val="bullet"/>
+      <w:lvlText w:val=""/>
+      <w:lvlJc w:val="left"/>
+      <w:pPr>
+        <w:tabs>
+          <w:tab w:val="num" w:pos="2880"/>
+        </w:tabs>
+        <w:ind w:left="2880" w:hanging="360"/>
+      </w:pPr>
+      <w:rPr>
+        <w:rFonts w:ascii="Wingdings" w:hAnsi="Wingdings" w:hint="default"/>
+        <w:sz w:val="20"/>
+      </w:rPr>
+    </w:lvl>
+    <w:lvl w:ilvl="4" w:tentative="1">
+      <w:start w:val="1"/>
+      <w:numFmt w:val="bullet"/>
+      <w:lvlText w:val=""/>
+      <w:lvlJc w:val="left"/>
+      <w:pPr>
+        <w:tabs>
+          <w:tab w:val="num" w:pos="3600"/>
+        </w:tabs>
+        <w:ind w:left="3600" w:hanging="360"/>
+      </w:pPr>
+      <w:rPr>
+        <w:rFonts w:ascii="Wingdings" w:hAnsi="Wingdings" w:hint="default"/>
+        <w:sz w:val="20"/>
+      </w:rPr>
+    </w:lvl>
+    <w:lvl w:ilvl="5" w:tentative="1">
+      <w:start w:val="1"/>
+      <w:numFmt w:val="bullet"/>
+      <w:lvlText w:val=""/>
+      <w:lvlJc w:val="left"/>
+      <w:pPr>
+        <w:tabs>
+          <w:tab w:val="num" w:pos="4320"/>
+        </w:tabs>
+        <w:ind w:left="4320" w:hanging="360"/>
+      </w:pPr>
+      <w:rPr>
+        <w:rFonts w:ascii="Wingdings" w:hAnsi="Wingdings" w:hint="default"/>
+        <w:sz w:val="20"/>
+      </w:rPr>
+    </w:lvl>
+    <w:lvl w:ilvl="6" w:tentative="1">
+      <w:start w:val="1"/>
+      <w:numFmt w:val="bullet"/>
+      <w:lvlText w:val=""/>
+      <w:lvlJc w:val="left"/>
+      <w:pPr>
+        <w:tabs>
+          <w:tab w:val="num" w:pos="5040"/>
+        </w:tabs>
+        <w:ind w:left="5040" w:hanging="360"/>
+      </w:pPr>
+      <w:rPr>
+        <w:rFonts w:ascii="Wingdings" w:hAnsi="Wingdings" w:hint="default"/>
+        <w:sz w:val="20"/>
+      </w:rPr>
+    </w:lvl>
+    <w:lvl w:ilvl="7" w:tentative="1">
+      <w:start w:val="1"/>
+      <w:numFmt w:val="bullet"/>
+      <w:lvlText w:val=""/>
+      <w:lvlJc w:val="left"/>
+      <w:pPr>
+        <w:tabs>
+          <w:tab w:val="num" w:pos="5760"/>
+        </w:tabs>
+        <w:ind w:left="5760" w:hanging="360"/>
+      </w:pPr>
+      <w:rPr>
+        <w:rFonts w:ascii="Wingdings" w:hAnsi="Wingdings" w:hint="default"/>
+        <w:sz w:val="20"/>
+      </w:rPr>
+    </w:lvl>
+    <w:lvl w:ilvl="8" w:tentative="1">
+      <w:start w:val="1"/>
+      <w:numFmt w:val="bullet"/>
+      <w:lvlText w:val=""/>
+      <w:lvlJc w:val="left"/>
+      <w:pPr>
+        <w:tabs>
+          <w:tab w:val="num" w:pos="6480"/>
+        </w:tabs>
+        <w:ind w:left="6480" w:hanging="360"/>
+      </w:pPr>
+      <w:rPr>
+        <w:rFonts w:ascii="Wingdings" w:hAnsi="Wingdings" w:hint="default"/>
+        <w:sz w:val="20"/>
+      </w:rPr>
+    </w:lvl>
+  </w:abstractNum>
+  <w:abstractNum w:abstractNumId="96" w15:restartNumberingAfterBreak="0">
     <w:nsid w:val="3CA01458"/>
     <w:multiLevelType w:val="multilevel"/>
     <w:tmpl w:val="2B64F7C4"/>
@@ -37225,7 +38229,7 @@
       </w:rPr>
     </w:lvl>
   </w:abstractNum>
-  <w:abstractNum w:abstractNumId="94" w15:restartNumberingAfterBreak="0">
+  <w:abstractNum w:abstractNumId="97" w15:restartNumberingAfterBreak="0">
     <w:nsid w:val="3DA7783C"/>
     <w:multiLevelType w:val="multilevel"/>
     <w:tmpl w:val="D9C02FF4"/>
@@ -37374,7 +38378,7 @@
       </w:rPr>
     </w:lvl>
   </w:abstractNum>
-  <w:abstractNum w:abstractNumId="95" w15:restartNumberingAfterBreak="0">
+  <w:abstractNum w:abstractNumId="98" w15:restartNumberingAfterBreak="0">
     <w:nsid w:val="3E045820"/>
     <w:multiLevelType w:val="multilevel"/>
     <w:tmpl w:val="2BD63F72"/>
@@ -37523,7 +38527,7 @@
       </w:rPr>
     </w:lvl>
   </w:abstractNum>
-  <w:abstractNum w:abstractNumId="96" w15:restartNumberingAfterBreak="0">
+  <w:abstractNum w:abstractNumId="99" w15:restartNumberingAfterBreak="0">
     <w:nsid w:val="3E306A1D"/>
     <w:multiLevelType w:val="multilevel"/>
     <w:tmpl w:val="4E44DE7A"/>
@@ -37672,7 +38676,7 @@
       </w:rPr>
     </w:lvl>
   </w:abstractNum>
-  <w:abstractNum w:abstractNumId="97" w15:restartNumberingAfterBreak="0">
+  <w:abstractNum w:abstractNumId="100" w15:restartNumberingAfterBreak="0">
     <w:nsid w:val="3E836F1C"/>
     <w:multiLevelType w:val="multilevel"/>
     <w:tmpl w:val="CE1A4D42"/>
@@ -37785,7 +38789,7 @@
       </w:pPr>
     </w:lvl>
   </w:abstractNum>
-  <w:abstractNum w:abstractNumId="98" w15:restartNumberingAfterBreak="0">
+  <w:abstractNum w:abstractNumId="101" w15:restartNumberingAfterBreak="0">
     <w:nsid w:val="3F2E01D0"/>
     <w:multiLevelType w:val="multilevel"/>
     <w:tmpl w:val="72083012"/>
@@ -37934,7 +38938,7 @@
       </w:rPr>
     </w:lvl>
   </w:abstractNum>
-  <w:abstractNum w:abstractNumId="99" w15:restartNumberingAfterBreak="0">
+  <w:abstractNum w:abstractNumId="102" w15:restartNumberingAfterBreak="0">
     <w:nsid w:val="3F5F6FF6"/>
     <w:multiLevelType w:val="multilevel"/>
     <w:tmpl w:val="144C08A4"/>
@@ -38083,7 +39087,7 @@
       </w:rPr>
     </w:lvl>
   </w:abstractNum>
-  <w:abstractNum w:abstractNumId="100" w15:restartNumberingAfterBreak="0">
+  <w:abstractNum w:abstractNumId="103" w15:restartNumberingAfterBreak="0">
     <w:nsid w:val="3F933E54"/>
     <w:multiLevelType w:val="multilevel"/>
     <w:tmpl w:val="D6C61624"/>
@@ -38232,7 +39236,7 @@
       </w:rPr>
     </w:lvl>
   </w:abstractNum>
-  <w:abstractNum w:abstractNumId="101" w15:restartNumberingAfterBreak="0">
+  <w:abstractNum w:abstractNumId="104" w15:restartNumberingAfterBreak="0">
     <w:nsid w:val="40426898"/>
     <w:multiLevelType w:val="multilevel"/>
     <w:tmpl w:val="D9A4F900"/>
@@ -38381,7 +39385,7 @@
       </w:rPr>
     </w:lvl>
   </w:abstractNum>
-  <w:abstractNum w:abstractNumId="102" w15:restartNumberingAfterBreak="0">
+  <w:abstractNum w:abstractNumId="105" w15:restartNumberingAfterBreak="0">
     <w:nsid w:val="40BF3012"/>
     <w:multiLevelType w:val="multilevel"/>
     <w:tmpl w:val="A53A54EE"/>
@@ -38530,7 +39534,7 @@
       </w:rPr>
     </w:lvl>
   </w:abstractNum>
-  <w:abstractNum w:abstractNumId="103" w15:restartNumberingAfterBreak="0">
+  <w:abstractNum w:abstractNumId="106" w15:restartNumberingAfterBreak="0">
     <w:nsid w:val="40EB4794"/>
     <w:multiLevelType w:val="multilevel"/>
     <w:tmpl w:val="6BE6CE76"/>
@@ -38679,7 +39683,7 @@
       </w:rPr>
     </w:lvl>
   </w:abstractNum>
-  <w:abstractNum w:abstractNumId="104" w15:restartNumberingAfterBreak="0">
+  <w:abstractNum w:abstractNumId="107" w15:restartNumberingAfterBreak="0">
     <w:nsid w:val="41094180"/>
     <w:multiLevelType w:val="multilevel"/>
     <w:tmpl w:val="F94EE6D6"/>
@@ -38828,7 +39832,7 @@
       </w:rPr>
     </w:lvl>
   </w:abstractNum>
-  <w:abstractNum w:abstractNumId="105" w15:restartNumberingAfterBreak="0">
+  <w:abstractNum w:abstractNumId="108" w15:restartNumberingAfterBreak="0">
     <w:nsid w:val="41BF6C29"/>
     <w:multiLevelType w:val="multilevel"/>
     <w:tmpl w:val="44A4A296"/>
@@ -38973,7 +39977,7 @@
       </w:rPr>
     </w:lvl>
   </w:abstractNum>
-  <w:abstractNum w:abstractNumId="106" w15:restartNumberingAfterBreak="0">
+  <w:abstractNum w:abstractNumId="109" w15:restartNumberingAfterBreak="0">
     <w:nsid w:val="41BF71DE"/>
     <w:multiLevelType w:val="multilevel"/>
     <w:tmpl w:val="28583164"/>
@@ -39122,7 +40126,7 @@
       </w:rPr>
     </w:lvl>
   </w:abstractNum>
-  <w:abstractNum w:abstractNumId="107" w15:restartNumberingAfterBreak="0">
+  <w:abstractNum w:abstractNumId="110" w15:restartNumberingAfterBreak="0">
     <w:nsid w:val="41F932A7"/>
     <w:multiLevelType w:val="multilevel"/>
     <w:tmpl w:val="EADEDA88"/>
@@ -39239,7 +40243,7 @@
       </w:pPr>
     </w:lvl>
   </w:abstractNum>
-  <w:abstractNum w:abstractNumId="108" w15:restartNumberingAfterBreak="0">
+  <w:abstractNum w:abstractNumId="111" w15:restartNumberingAfterBreak="0">
     <w:nsid w:val="42502C45"/>
     <w:multiLevelType w:val="multilevel"/>
     <w:tmpl w:val="428AFE96"/>
@@ -39388,7 +40392,7 @@
       </w:rPr>
     </w:lvl>
   </w:abstractNum>
-  <w:abstractNum w:abstractNumId="109" w15:restartNumberingAfterBreak="0">
+  <w:abstractNum w:abstractNumId="112" w15:restartNumberingAfterBreak="0">
     <w:nsid w:val="430140C3"/>
     <w:multiLevelType w:val="multilevel"/>
     <w:tmpl w:val="5AA26B6C"/>
@@ -39501,7 +40505,7 @@
       </w:pPr>
     </w:lvl>
   </w:abstractNum>
-  <w:abstractNum w:abstractNumId="110" w15:restartNumberingAfterBreak="0">
+  <w:abstractNum w:abstractNumId="113" w15:restartNumberingAfterBreak="0">
     <w:nsid w:val="434F76B1"/>
     <w:multiLevelType w:val="multilevel"/>
     <w:tmpl w:val="8472ACB4"/>
@@ -39618,7 +40622,7 @@
       </w:pPr>
     </w:lvl>
   </w:abstractNum>
-  <w:abstractNum w:abstractNumId="111" w15:restartNumberingAfterBreak="0">
+  <w:abstractNum w:abstractNumId="114" w15:restartNumberingAfterBreak="0">
     <w:nsid w:val="45156CCC"/>
     <w:multiLevelType w:val="multilevel"/>
     <w:tmpl w:val="35208C84"/>
@@ -39767,7 +40771,7 @@
       </w:rPr>
     </w:lvl>
   </w:abstractNum>
-  <w:abstractNum w:abstractNumId="112" w15:restartNumberingAfterBreak="0">
+  <w:abstractNum w:abstractNumId="115" w15:restartNumberingAfterBreak="0">
     <w:nsid w:val="4648759A"/>
     <w:multiLevelType w:val="multilevel"/>
     <w:tmpl w:val="DEA84C3C"/>
@@ -39916,7 +40920,7 @@
       </w:rPr>
     </w:lvl>
   </w:abstractNum>
-  <w:abstractNum w:abstractNumId="113" w15:restartNumberingAfterBreak="0">
+  <w:abstractNum w:abstractNumId="116" w15:restartNumberingAfterBreak="0">
     <w:nsid w:val="46C8297E"/>
     <w:multiLevelType w:val="multilevel"/>
     <w:tmpl w:val="F2BCA5DE"/>
@@ -40065,7 +41069,7 @@
       </w:rPr>
     </w:lvl>
   </w:abstractNum>
-  <w:abstractNum w:abstractNumId="114" w15:restartNumberingAfterBreak="0">
+  <w:abstractNum w:abstractNumId="117" w15:restartNumberingAfterBreak="0">
     <w:nsid w:val="47BB16BB"/>
     <w:multiLevelType w:val="multilevel"/>
     <w:tmpl w:val="5AD2A534"/>
@@ -40214,7 +41218,7 @@
       </w:rPr>
     </w:lvl>
   </w:abstractNum>
-  <w:abstractNum w:abstractNumId="115" w15:restartNumberingAfterBreak="0">
+  <w:abstractNum w:abstractNumId="118" w15:restartNumberingAfterBreak="0">
     <w:nsid w:val="48FE0DE2"/>
     <w:multiLevelType w:val="multilevel"/>
     <w:tmpl w:val="8A009AC4"/>
@@ -40363,7 +41367,7 @@
       </w:rPr>
     </w:lvl>
   </w:abstractNum>
-  <w:abstractNum w:abstractNumId="116" w15:restartNumberingAfterBreak="0">
+  <w:abstractNum w:abstractNumId="119" w15:restartNumberingAfterBreak="0">
     <w:nsid w:val="490D291E"/>
     <w:multiLevelType w:val="multilevel"/>
     <w:tmpl w:val="616A9370"/>
@@ -40512,7 +41516,7 @@
       </w:rPr>
     </w:lvl>
   </w:abstractNum>
-  <w:abstractNum w:abstractNumId="117" w15:restartNumberingAfterBreak="0">
+  <w:abstractNum w:abstractNumId="120" w15:restartNumberingAfterBreak="0">
     <w:nsid w:val="49935879"/>
     <w:multiLevelType w:val="multilevel"/>
     <w:tmpl w:val="C91010E0"/>
@@ -40661,7 +41665,7 @@
       </w:rPr>
     </w:lvl>
   </w:abstractNum>
-  <w:abstractNum w:abstractNumId="118" w15:restartNumberingAfterBreak="0">
+  <w:abstractNum w:abstractNumId="121" w15:restartNumberingAfterBreak="0">
     <w:nsid w:val="49E93CDC"/>
     <w:multiLevelType w:val="multilevel"/>
     <w:tmpl w:val="EA881FFC"/>
@@ -40810,7 +41814,7 @@
       </w:rPr>
     </w:lvl>
   </w:abstractNum>
-  <w:abstractNum w:abstractNumId="119" w15:restartNumberingAfterBreak="0">
+  <w:abstractNum w:abstractNumId="122" w15:restartNumberingAfterBreak="0">
     <w:nsid w:val="4A641D72"/>
     <w:multiLevelType w:val="multilevel"/>
     <w:tmpl w:val="8BB04078"/>
@@ -40959,7 +41963,7 @@
       </w:rPr>
     </w:lvl>
   </w:abstractNum>
-  <w:abstractNum w:abstractNumId="120" w15:restartNumberingAfterBreak="0">
+  <w:abstractNum w:abstractNumId="123" w15:restartNumberingAfterBreak="0">
     <w:nsid w:val="4A847FDF"/>
     <w:multiLevelType w:val="multilevel"/>
     <w:tmpl w:val="D4BCCA24"/>
@@ -41108,7 +42112,7 @@
       </w:rPr>
     </w:lvl>
   </w:abstractNum>
-  <w:abstractNum w:abstractNumId="121" w15:restartNumberingAfterBreak="0">
+  <w:abstractNum w:abstractNumId="124" w15:restartNumberingAfterBreak="0">
     <w:nsid w:val="4AEB6EFE"/>
     <w:multiLevelType w:val="multilevel"/>
     <w:tmpl w:val="D1CE53EC"/>
@@ -41257,7 +42261,7 @@
       </w:rPr>
     </w:lvl>
   </w:abstractNum>
-  <w:abstractNum w:abstractNumId="122" w15:restartNumberingAfterBreak="0">
+  <w:abstractNum w:abstractNumId="125" w15:restartNumberingAfterBreak="0">
     <w:nsid w:val="4B79281C"/>
     <w:multiLevelType w:val="multilevel"/>
     <w:tmpl w:val="FE883C2E"/>
@@ -41406,7 +42410,7 @@
       </w:rPr>
     </w:lvl>
   </w:abstractNum>
-  <w:abstractNum w:abstractNumId="123" w15:restartNumberingAfterBreak="0">
+  <w:abstractNum w:abstractNumId="126" w15:restartNumberingAfterBreak="0">
     <w:nsid w:val="4B9C5BCA"/>
     <w:multiLevelType w:val="multilevel"/>
     <w:tmpl w:val="28F00D38"/>
@@ -41555,7 +42559,7 @@
       </w:rPr>
     </w:lvl>
   </w:abstractNum>
-  <w:abstractNum w:abstractNumId="124" w15:restartNumberingAfterBreak="0">
+  <w:abstractNum w:abstractNumId="127" w15:restartNumberingAfterBreak="0">
     <w:nsid w:val="4CE81609"/>
     <w:multiLevelType w:val="multilevel"/>
     <w:tmpl w:val="2748581E"/>
@@ -41704,7 +42708,7 @@
       </w:rPr>
     </w:lvl>
   </w:abstractNum>
-  <w:abstractNum w:abstractNumId="125" w15:restartNumberingAfterBreak="0">
+  <w:abstractNum w:abstractNumId="128" w15:restartNumberingAfterBreak="0">
     <w:nsid w:val="4EE20299"/>
     <w:multiLevelType w:val="multilevel"/>
     <w:tmpl w:val="BBA667B0"/>
@@ -41853,7 +42857,7 @@
       </w:rPr>
     </w:lvl>
   </w:abstractNum>
-  <w:abstractNum w:abstractNumId="126" w15:restartNumberingAfterBreak="0">
+  <w:abstractNum w:abstractNumId="129" w15:restartNumberingAfterBreak="0">
     <w:nsid w:val="4FC15A7F"/>
     <w:multiLevelType w:val="multilevel"/>
     <w:tmpl w:val="FFB6A5D8"/>
@@ -42002,7 +43006,7 @@
       </w:rPr>
     </w:lvl>
   </w:abstractNum>
-  <w:abstractNum w:abstractNumId="127" w15:restartNumberingAfterBreak="0">
+  <w:abstractNum w:abstractNumId="130" w15:restartNumberingAfterBreak="0">
     <w:nsid w:val="5058735C"/>
     <w:multiLevelType w:val="multilevel"/>
     <w:tmpl w:val="E304CF7C"/>
@@ -42151,7 +43155,7 @@
       </w:rPr>
     </w:lvl>
   </w:abstractNum>
-  <w:abstractNum w:abstractNumId="128" w15:restartNumberingAfterBreak="0">
+  <w:abstractNum w:abstractNumId="131" w15:restartNumberingAfterBreak="0">
     <w:nsid w:val="509D6D3B"/>
     <w:multiLevelType w:val="multilevel"/>
     <w:tmpl w:val="7DD6D77A"/>
@@ -42300,7 +43304,7 @@
       </w:rPr>
     </w:lvl>
   </w:abstractNum>
-  <w:abstractNum w:abstractNumId="129" w15:restartNumberingAfterBreak="0">
+  <w:abstractNum w:abstractNumId="132" w15:restartNumberingAfterBreak="0">
     <w:nsid w:val="50B731C0"/>
     <w:multiLevelType w:val="multilevel"/>
     <w:tmpl w:val="B6F8FED4"/>
@@ -42449,7 +43453,7 @@
       </w:rPr>
     </w:lvl>
   </w:abstractNum>
-  <w:abstractNum w:abstractNumId="130" w15:restartNumberingAfterBreak="0">
+  <w:abstractNum w:abstractNumId="133" w15:restartNumberingAfterBreak="0">
     <w:nsid w:val="50CA2464"/>
     <w:multiLevelType w:val="multilevel"/>
     <w:tmpl w:val="80827AF8"/>
@@ -42598,7 +43602,7 @@
       </w:rPr>
     </w:lvl>
   </w:abstractNum>
-  <w:abstractNum w:abstractNumId="131" w15:restartNumberingAfterBreak="0">
+  <w:abstractNum w:abstractNumId="134" w15:restartNumberingAfterBreak="0">
     <w:nsid w:val="529848F4"/>
     <w:multiLevelType w:val="multilevel"/>
     <w:tmpl w:val="E15C4886"/>
@@ -42747,7 +43751,7 @@
       </w:rPr>
     </w:lvl>
   </w:abstractNum>
-  <w:abstractNum w:abstractNumId="132" w15:restartNumberingAfterBreak="0">
+  <w:abstractNum w:abstractNumId="135" w15:restartNumberingAfterBreak="0">
     <w:nsid w:val="53484256"/>
     <w:multiLevelType w:val="multilevel"/>
     <w:tmpl w:val="5A42E85A"/>
@@ -42896,7 +43900,7 @@
       </w:rPr>
     </w:lvl>
   </w:abstractNum>
-  <w:abstractNum w:abstractNumId="133" w15:restartNumberingAfterBreak="0">
+  <w:abstractNum w:abstractNumId="136" w15:restartNumberingAfterBreak="0">
     <w:nsid w:val="53911BCA"/>
     <w:multiLevelType w:val="multilevel"/>
     <w:tmpl w:val="AA04E2AE"/>
@@ -43045,7 +44049,7 @@
       </w:rPr>
     </w:lvl>
   </w:abstractNum>
-  <w:abstractNum w:abstractNumId="134" w15:restartNumberingAfterBreak="0">
+  <w:abstractNum w:abstractNumId="137" w15:restartNumberingAfterBreak="0">
     <w:nsid w:val="53F46F36"/>
     <w:multiLevelType w:val="multilevel"/>
     <w:tmpl w:val="8948F81A"/>
@@ -43194,7 +44198,7 @@
       </w:rPr>
     </w:lvl>
   </w:abstractNum>
-  <w:abstractNum w:abstractNumId="135" w15:restartNumberingAfterBreak="0">
+  <w:abstractNum w:abstractNumId="138" w15:restartNumberingAfterBreak="0">
     <w:nsid w:val="53F65952"/>
     <w:multiLevelType w:val="multilevel"/>
     <w:tmpl w:val="E956344A"/>
@@ -43343,7 +44347,7 @@
       </w:rPr>
     </w:lvl>
   </w:abstractNum>
-  <w:abstractNum w:abstractNumId="136" w15:restartNumberingAfterBreak="0">
+  <w:abstractNum w:abstractNumId="139" w15:restartNumberingAfterBreak="0">
     <w:nsid w:val="54E04F97"/>
     <w:multiLevelType w:val="multilevel"/>
     <w:tmpl w:val="530EC1BA"/>
@@ -43492,7 +44496,7 @@
       </w:rPr>
     </w:lvl>
   </w:abstractNum>
-  <w:abstractNum w:abstractNumId="137" w15:restartNumberingAfterBreak="0">
+  <w:abstractNum w:abstractNumId="140" w15:restartNumberingAfterBreak="0">
     <w:nsid w:val="55944E28"/>
     <w:multiLevelType w:val="multilevel"/>
     <w:tmpl w:val="2732F6E4"/>
@@ -43641,7 +44645,7 @@
       </w:rPr>
     </w:lvl>
   </w:abstractNum>
-  <w:abstractNum w:abstractNumId="138" w15:restartNumberingAfterBreak="0">
+  <w:abstractNum w:abstractNumId="141" w15:restartNumberingAfterBreak="0">
     <w:nsid w:val="56607222"/>
     <w:multiLevelType w:val="multilevel"/>
     <w:tmpl w:val="A34E6090"/>
@@ -43790,7 +44794,7 @@
       </w:rPr>
     </w:lvl>
   </w:abstractNum>
-  <w:abstractNum w:abstractNumId="139" w15:restartNumberingAfterBreak="0">
+  <w:abstractNum w:abstractNumId="142" w15:restartNumberingAfterBreak="0">
     <w:nsid w:val="57A10141"/>
     <w:multiLevelType w:val="multilevel"/>
     <w:tmpl w:val="872AD75E"/>
@@ -43939,7 +44943,7 @@
       </w:rPr>
     </w:lvl>
   </w:abstractNum>
-  <w:abstractNum w:abstractNumId="140" w15:restartNumberingAfterBreak="0">
+  <w:abstractNum w:abstractNumId="143" w15:restartNumberingAfterBreak="0">
     <w:nsid w:val="57FD4295"/>
     <w:multiLevelType w:val="multilevel"/>
     <w:tmpl w:val="06009A28"/>
@@ -44088,7 +45092,7 @@
       </w:rPr>
     </w:lvl>
   </w:abstractNum>
-  <w:abstractNum w:abstractNumId="141" w15:restartNumberingAfterBreak="0">
+  <w:abstractNum w:abstractNumId="144" w15:restartNumberingAfterBreak="0">
     <w:nsid w:val="58CA195F"/>
     <w:multiLevelType w:val="multilevel"/>
     <w:tmpl w:val="32D23088"/>
@@ -44237,7 +45241,7 @@
       </w:rPr>
     </w:lvl>
   </w:abstractNum>
-  <w:abstractNum w:abstractNumId="142" w15:restartNumberingAfterBreak="0">
+  <w:abstractNum w:abstractNumId="145" w15:restartNumberingAfterBreak="0">
     <w:nsid w:val="59DC21DC"/>
     <w:multiLevelType w:val="multilevel"/>
     <w:tmpl w:val="48183E8E"/>
@@ -44386,7 +45390,7 @@
       </w:rPr>
     </w:lvl>
   </w:abstractNum>
-  <w:abstractNum w:abstractNumId="143" w15:restartNumberingAfterBreak="0">
+  <w:abstractNum w:abstractNumId="146" w15:restartNumberingAfterBreak="0">
     <w:nsid w:val="5AD61854"/>
     <w:multiLevelType w:val="multilevel"/>
     <w:tmpl w:val="1312D86C"/>
@@ -44535,7 +45539,7 @@
       </w:rPr>
     </w:lvl>
   </w:abstractNum>
-  <w:abstractNum w:abstractNumId="144" w15:restartNumberingAfterBreak="0">
+  <w:abstractNum w:abstractNumId="147" w15:restartNumberingAfterBreak="0">
     <w:nsid w:val="5C057510"/>
     <w:multiLevelType w:val="multilevel"/>
     <w:tmpl w:val="55B0B25E"/>
@@ -44684,7 +45688,7 @@
       </w:rPr>
     </w:lvl>
   </w:abstractNum>
-  <w:abstractNum w:abstractNumId="145" w15:restartNumberingAfterBreak="0">
+  <w:abstractNum w:abstractNumId="148" w15:restartNumberingAfterBreak="0">
     <w:nsid w:val="5D984BD0"/>
     <w:multiLevelType w:val="multilevel"/>
     <w:tmpl w:val="3B70BB5E"/>
@@ -44833,7 +45837,7 @@
       </w:rPr>
     </w:lvl>
   </w:abstractNum>
-  <w:abstractNum w:abstractNumId="146" w15:restartNumberingAfterBreak="0">
+  <w:abstractNum w:abstractNumId="149" w15:restartNumberingAfterBreak="0">
     <w:nsid w:val="5DD279FE"/>
     <w:multiLevelType w:val="multilevel"/>
     <w:tmpl w:val="929289D0"/>
@@ -44982,7 +45986,7 @@
       </w:rPr>
     </w:lvl>
   </w:abstractNum>
-  <w:abstractNum w:abstractNumId="147" w15:restartNumberingAfterBreak="0">
+  <w:abstractNum w:abstractNumId="150" w15:restartNumberingAfterBreak="0">
     <w:nsid w:val="5E023D15"/>
     <w:multiLevelType w:val="multilevel"/>
     <w:tmpl w:val="29D2E8E4"/>
@@ -45131,7 +46135,7 @@
       </w:rPr>
     </w:lvl>
   </w:abstractNum>
-  <w:abstractNum w:abstractNumId="148" w15:restartNumberingAfterBreak="0">
+  <w:abstractNum w:abstractNumId="151" w15:restartNumberingAfterBreak="0">
     <w:nsid w:val="5ED613E0"/>
     <w:multiLevelType w:val="multilevel"/>
     <w:tmpl w:val="608651B6"/>
@@ -45280,7 +46284,7 @@
       </w:rPr>
     </w:lvl>
   </w:abstractNum>
-  <w:abstractNum w:abstractNumId="149" w15:restartNumberingAfterBreak="0">
+  <w:abstractNum w:abstractNumId="152" w15:restartNumberingAfterBreak="0">
     <w:nsid w:val="5EE7102D"/>
     <w:multiLevelType w:val="multilevel"/>
     <w:tmpl w:val="69347262"/>
@@ -45429,7 +46433,7 @@
       </w:rPr>
     </w:lvl>
   </w:abstractNum>
-  <w:abstractNum w:abstractNumId="150" w15:restartNumberingAfterBreak="0">
+  <w:abstractNum w:abstractNumId="153" w15:restartNumberingAfterBreak="0">
     <w:nsid w:val="5FA2153B"/>
     <w:multiLevelType w:val="multilevel"/>
     <w:tmpl w:val="601EE68E"/>
@@ -45578,7 +46582,7 @@
       </w:rPr>
     </w:lvl>
   </w:abstractNum>
-  <w:abstractNum w:abstractNumId="151" w15:restartNumberingAfterBreak="0">
+  <w:abstractNum w:abstractNumId="154" w15:restartNumberingAfterBreak="0">
     <w:nsid w:val="602820F4"/>
     <w:multiLevelType w:val="multilevel"/>
     <w:tmpl w:val="F6908B5E"/>
@@ -45727,7 +46731,7 @@
       </w:rPr>
     </w:lvl>
   </w:abstractNum>
-  <w:abstractNum w:abstractNumId="152" w15:restartNumberingAfterBreak="0">
+  <w:abstractNum w:abstractNumId="155" w15:restartNumberingAfterBreak="0">
     <w:nsid w:val="602B0FAF"/>
     <w:multiLevelType w:val="multilevel"/>
     <w:tmpl w:val="AA621D30"/>
@@ -45876,7 +46880,7 @@
       </w:rPr>
     </w:lvl>
   </w:abstractNum>
-  <w:abstractNum w:abstractNumId="153" w15:restartNumberingAfterBreak="0">
+  <w:abstractNum w:abstractNumId="156" w15:restartNumberingAfterBreak="0">
     <w:nsid w:val="602F3230"/>
     <w:multiLevelType w:val="multilevel"/>
     <w:tmpl w:val="52B8C0BC"/>
@@ -46025,7 +47029,7 @@
       </w:rPr>
     </w:lvl>
   </w:abstractNum>
-  <w:abstractNum w:abstractNumId="154" w15:restartNumberingAfterBreak="0">
+  <w:abstractNum w:abstractNumId="157" w15:restartNumberingAfterBreak="0">
     <w:nsid w:val="6043362B"/>
     <w:multiLevelType w:val="multilevel"/>
     <w:tmpl w:val="B118925E"/>
@@ -46174,7 +47178,7 @@
       </w:rPr>
     </w:lvl>
   </w:abstractNum>
-  <w:abstractNum w:abstractNumId="155" w15:restartNumberingAfterBreak="0">
+  <w:abstractNum w:abstractNumId="158" w15:restartNumberingAfterBreak="0">
     <w:nsid w:val="604F7BDD"/>
     <w:multiLevelType w:val="multilevel"/>
     <w:tmpl w:val="2876848E"/>
@@ -46323,7 +47327,7 @@
       </w:rPr>
     </w:lvl>
   </w:abstractNum>
-  <w:abstractNum w:abstractNumId="156" w15:restartNumberingAfterBreak="0">
+  <w:abstractNum w:abstractNumId="159" w15:restartNumberingAfterBreak="0">
     <w:nsid w:val="61FE163B"/>
     <w:multiLevelType w:val="multilevel"/>
     <w:tmpl w:val="219A8B16"/>
@@ -46472,7 +47476,7 @@
       </w:rPr>
     </w:lvl>
   </w:abstractNum>
-  <w:abstractNum w:abstractNumId="157" w15:restartNumberingAfterBreak="0">
+  <w:abstractNum w:abstractNumId="160" w15:restartNumberingAfterBreak="0">
     <w:nsid w:val="630D27D3"/>
     <w:multiLevelType w:val="multilevel"/>
     <w:tmpl w:val="0EAE64F4"/>
@@ -46621,7 +47625,7 @@
       </w:rPr>
     </w:lvl>
   </w:abstractNum>
-  <w:abstractNum w:abstractNumId="158" w15:restartNumberingAfterBreak="0">
+  <w:abstractNum w:abstractNumId="161" w15:restartNumberingAfterBreak="0">
     <w:nsid w:val="633128C4"/>
     <w:multiLevelType w:val="multilevel"/>
     <w:tmpl w:val="60D646F0"/>
@@ -46770,7 +47774,7 @@
       </w:rPr>
     </w:lvl>
   </w:abstractNum>
-  <w:abstractNum w:abstractNumId="159" w15:restartNumberingAfterBreak="0">
+  <w:abstractNum w:abstractNumId="162" w15:restartNumberingAfterBreak="0">
     <w:nsid w:val="63807266"/>
     <w:multiLevelType w:val="multilevel"/>
     <w:tmpl w:val="03F8C22E"/>
@@ -46919,7 +47923,7 @@
       </w:rPr>
     </w:lvl>
   </w:abstractNum>
-  <w:abstractNum w:abstractNumId="160" w15:restartNumberingAfterBreak="0">
+  <w:abstractNum w:abstractNumId="163" w15:restartNumberingAfterBreak="0">
     <w:nsid w:val="64B65E6D"/>
     <w:multiLevelType w:val="multilevel"/>
     <w:tmpl w:val="9AC88F06"/>
@@ -47032,7 +48036,7 @@
       </w:pPr>
     </w:lvl>
   </w:abstractNum>
-  <w:abstractNum w:abstractNumId="161" w15:restartNumberingAfterBreak="0">
+  <w:abstractNum w:abstractNumId="164" w15:restartNumberingAfterBreak="0">
     <w:nsid w:val="65B76DE1"/>
     <w:multiLevelType w:val="multilevel"/>
     <w:tmpl w:val="594C4710"/>
@@ -47181,7 +48185,7 @@
       </w:rPr>
     </w:lvl>
   </w:abstractNum>
-  <w:abstractNum w:abstractNumId="162" w15:restartNumberingAfterBreak="0">
+  <w:abstractNum w:abstractNumId="165" w15:restartNumberingAfterBreak="0">
     <w:nsid w:val="65E977A0"/>
     <w:multiLevelType w:val="multilevel"/>
     <w:tmpl w:val="219A7D9A"/>
@@ -47330,7 +48334,7 @@
       </w:rPr>
     </w:lvl>
   </w:abstractNum>
-  <w:abstractNum w:abstractNumId="163" w15:restartNumberingAfterBreak="0">
+  <w:abstractNum w:abstractNumId="166" w15:restartNumberingAfterBreak="0">
     <w:nsid w:val="665A6989"/>
     <w:multiLevelType w:val="multilevel"/>
     <w:tmpl w:val="05C48F2E"/>
@@ -47479,7 +48483,7 @@
       </w:rPr>
     </w:lvl>
   </w:abstractNum>
-  <w:abstractNum w:abstractNumId="164" w15:restartNumberingAfterBreak="0">
+  <w:abstractNum w:abstractNumId="167" w15:restartNumberingAfterBreak="0">
     <w:nsid w:val="6685526B"/>
     <w:multiLevelType w:val="multilevel"/>
     <w:tmpl w:val="2F2E7052"/>
@@ -47628,7 +48632,7 @@
       </w:rPr>
     </w:lvl>
   </w:abstractNum>
-  <w:abstractNum w:abstractNumId="165" w15:restartNumberingAfterBreak="0">
+  <w:abstractNum w:abstractNumId="168" w15:restartNumberingAfterBreak="0">
     <w:nsid w:val="67050038"/>
     <w:multiLevelType w:val="multilevel"/>
     <w:tmpl w:val="0BD405BE"/>
@@ -47777,7 +48781,7 @@
       </w:rPr>
     </w:lvl>
   </w:abstractNum>
-  <w:abstractNum w:abstractNumId="166" w15:restartNumberingAfterBreak="0">
+  <w:abstractNum w:abstractNumId="169" w15:restartNumberingAfterBreak="0">
     <w:nsid w:val="67700ABE"/>
     <w:multiLevelType w:val="multilevel"/>
     <w:tmpl w:val="BD2E25B2"/>
@@ -47926,7 +48930,7 @@
       </w:rPr>
     </w:lvl>
   </w:abstractNum>
-  <w:abstractNum w:abstractNumId="167" w15:restartNumberingAfterBreak="0">
+  <w:abstractNum w:abstractNumId="170" w15:restartNumberingAfterBreak="0">
     <w:nsid w:val="679F073A"/>
     <w:multiLevelType w:val="multilevel"/>
     <w:tmpl w:val="F39AFAFC"/>
@@ -48075,7 +49079,7 @@
       </w:rPr>
     </w:lvl>
   </w:abstractNum>
-  <w:abstractNum w:abstractNumId="168" w15:restartNumberingAfterBreak="0">
+  <w:abstractNum w:abstractNumId="171" w15:restartNumberingAfterBreak="0">
     <w:nsid w:val="68276F20"/>
     <w:multiLevelType w:val="multilevel"/>
     <w:tmpl w:val="FB487E36"/>
@@ -48224,7 +49228,7 @@
       </w:rPr>
     </w:lvl>
   </w:abstractNum>
-  <w:abstractNum w:abstractNumId="169" w15:restartNumberingAfterBreak="0">
+  <w:abstractNum w:abstractNumId="172" w15:restartNumberingAfterBreak="0">
     <w:nsid w:val="68444EEA"/>
     <w:multiLevelType w:val="multilevel"/>
     <w:tmpl w:val="56AC7878"/>
@@ -48373,7 +49377,7 @@
       </w:rPr>
     </w:lvl>
   </w:abstractNum>
-  <w:abstractNum w:abstractNumId="170" w15:restartNumberingAfterBreak="0">
+  <w:abstractNum w:abstractNumId="173" w15:restartNumberingAfterBreak="0">
     <w:nsid w:val="68445041"/>
     <w:multiLevelType w:val="multilevel"/>
     <w:tmpl w:val="26C2616A"/>
@@ -48522,7 +49526,7 @@
       </w:rPr>
     </w:lvl>
   </w:abstractNum>
-  <w:abstractNum w:abstractNumId="171" w15:restartNumberingAfterBreak="0">
+  <w:abstractNum w:abstractNumId="174" w15:restartNumberingAfterBreak="0">
     <w:nsid w:val="692F7D8F"/>
     <w:multiLevelType w:val="multilevel"/>
     <w:tmpl w:val="790E78AE"/>
@@ -48671,7 +49675,7 @@
       </w:rPr>
     </w:lvl>
   </w:abstractNum>
-  <w:abstractNum w:abstractNumId="172" w15:restartNumberingAfterBreak="0">
+  <w:abstractNum w:abstractNumId="175" w15:restartNumberingAfterBreak="0">
     <w:nsid w:val="69C56CB8"/>
     <w:multiLevelType w:val="multilevel"/>
     <w:tmpl w:val="193A1FAA"/>
@@ -48820,7 +49824,7 @@
       </w:rPr>
     </w:lvl>
   </w:abstractNum>
-  <w:abstractNum w:abstractNumId="173" w15:restartNumberingAfterBreak="0">
+  <w:abstractNum w:abstractNumId="176" w15:restartNumberingAfterBreak="0">
     <w:nsid w:val="69CB5A0A"/>
     <w:multiLevelType w:val="multilevel"/>
     <w:tmpl w:val="0962603C"/>
@@ -48969,7 +49973,7 @@
       </w:rPr>
     </w:lvl>
   </w:abstractNum>
-  <w:abstractNum w:abstractNumId="174" w15:restartNumberingAfterBreak="0">
+  <w:abstractNum w:abstractNumId="177" w15:restartNumberingAfterBreak="0">
     <w:nsid w:val="69D55015"/>
     <w:multiLevelType w:val="multilevel"/>
     <w:tmpl w:val="E8CC86F6"/>
@@ -49118,7 +50122,7 @@
       </w:rPr>
     </w:lvl>
   </w:abstractNum>
-  <w:abstractNum w:abstractNumId="175" w15:restartNumberingAfterBreak="0">
+  <w:abstractNum w:abstractNumId="178" w15:restartNumberingAfterBreak="0">
     <w:nsid w:val="6A53359B"/>
     <w:multiLevelType w:val="multilevel"/>
     <w:tmpl w:val="779C2E7C"/>
@@ -49267,7 +50271,7 @@
       </w:rPr>
     </w:lvl>
   </w:abstractNum>
-  <w:abstractNum w:abstractNumId="176" w15:restartNumberingAfterBreak="0">
+  <w:abstractNum w:abstractNumId="179" w15:restartNumberingAfterBreak="0">
     <w:nsid w:val="6A9C1DFE"/>
     <w:multiLevelType w:val="multilevel"/>
     <w:tmpl w:val="8CD8CEA4"/>
@@ -49416,7 +50420,7 @@
       </w:rPr>
     </w:lvl>
   </w:abstractNum>
-  <w:abstractNum w:abstractNumId="177" w15:restartNumberingAfterBreak="0">
+  <w:abstractNum w:abstractNumId="180" w15:restartNumberingAfterBreak="0">
     <w:nsid w:val="6B4C0A99"/>
     <w:multiLevelType w:val="multilevel"/>
     <w:tmpl w:val="6F6E2F30"/>
@@ -49565,7 +50569,7 @@
       </w:rPr>
     </w:lvl>
   </w:abstractNum>
-  <w:abstractNum w:abstractNumId="178" w15:restartNumberingAfterBreak="0">
+  <w:abstractNum w:abstractNumId="181" w15:restartNumberingAfterBreak="0">
     <w:nsid w:val="6B6550C8"/>
     <w:multiLevelType w:val="multilevel"/>
     <w:tmpl w:val="7D8CE1BE"/>
@@ -49714,7 +50718,7 @@
       </w:rPr>
     </w:lvl>
   </w:abstractNum>
-  <w:abstractNum w:abstractNumId="179" w15:restartNumberingAfterBreak="0">
+  <w:abstractNum w:abstractNumId="182" w15:restartNumberingAfterBreak="0">
     <w:nsid w:val="6CA37DFB"/>
     <w:multiLevelType w:val="multilevel"/>
     <w:tmpl w:val="CE227260"/>
@@ -49827,7 +50831,7 @@
       </w:pPr>
     </w:lvl>
   </w:abstractNum>
-  <w:abstractNum w:abstractNumId="180" w15:restartNumberingAfterBreak="0">
+  <w:abstractNum w:abstractNumId="183" w15:restartNumberingAfterBreak="0">
     <w:nsid w:val="6D5053C1"/>
     <w:multiLevelType w:val="multilevel"/>
     <w:tmpl w:val="A40271E0"/>
@@ -49976,7 +50980,7 @@
       </w:rPr>
     </w:lvl>
   </w:abstractNum>
-  <w:abstractNum w:abstractNumId="181" w15:restartNumberingAfterBreak="0">
+  <w:abstractNum w:abstractNumId="184" w15:restartNumberingAfterBreak="0">
     <w:nsid w:val="6D8713AD"/>
     <w:multiLevelType w:val="multilevel"/>
     <w:tmpl w:val="1A5815D2"/>
@@ -50125,7 +51129,7 @@
       </w:rPr>
     </w:lvl>
   </w:abstractNum>
-  <w:abstractNum w:abstractNumId="182" w15:restartNumberingAfterBreak="0">
+  <w:abstractNum w:abstractNumId="185" w15:restartNumberingAfterBreak="0">
     <w:nsid w:val="6E1E490B"/>
     <w:multiLevelType w:val="multilevel"/>
     <w:tmpl w:val="D16E0AE8"/>
@@ -50274,7 +51278,7 @@
       </w:rPr>
     </w:lvl>
   </w:abstractNum>
-  <w:abstractNum w:abstractNumId="183" w15:restartNumberingAfterBreak="0">
+  <w:abstractNum w:abstractNumId="186" w15:restartNumberingAfterBreak="0">
     <w:nsid w:val="6E422161"/>
     <w:multiLevelType w:val="multilevel"/>
     <w:tmpl w:val="612A091A"/>
@@ -50387,7 +51391,7 @@
       </w:pPr>
     </w:lvl>
   </w:abstractNum>
-  <w:abstractNum w:abstractNumId="184" w15:restartNumberingAfterBreak="0">
+  <w:abstractNum w:abstractNumId="187" w15:restartNumberingAfterBreak="0">
     <w:nsid w:val="709F4E34"/>
     <w:multiLevelType w:val="multilevel"/>
     <w:tmpl w:val="E88010AE"/>
@@ -50504,7 +51508,7 @@
       </w:pPr>
     </w:lvl>
   </w:abstractNum>
-  <w:abstractNum w:abstractNumId="185" w15:restartNumberingAfterBreak="0">
+  <w:abstractNum w:abstractNumId="188" w15:restartNumberingAfterBreak="0">
     <w:nsid w:val="71B73987"/>
     <w:multiLevelType w:val="multilevel"/>
     <w:tmpl w:val="5708475E"/>
@@ -50653,7 +51657,7 @@
       </w:rPr>
     </w:lvl>
   </w:abstractNum>
-  <w:abstractNum w:abstractNumId="186" w15:restartNumberingAfterBreak="0">
+  <w:abstractNum w:abstractNumId="189" w15:restartNumberingAfterBreak="0">
     <w:nsid w:val="71BC1AFE"/>
     <w:multiLevelType w:val="multilevel"/>
     <w:tmpl w:val="5E5C506C"/>
@@ -50802,7 +51806,7 @@
       </w:rPr>
     </w:lvl>
   </w:abstractNum>
-  <w:abstractNum w:abstractNumId="187" w15:restartNumberingAfterBreak="0">
+  <w:abstractNum w:abstractNumId="190" w15:restartNumberingAfterBreak="0">
     <w:nsid w:val="72753D37"/>
     <w:multiLevelType w:val="multilevel"/>
     <w:tmpl w:val="5E88FD84"/>
@@ -50951,7 +51955,7 @@
       </w:rPr>
     </w:lvl>
   </w:abstractNum>
-  <w:abstractNum w:abstractNumId="188" w15:restartNumberingAfterBreak="0">
+  <w:abstractNum w:abstractNumId="191" w15:restartNumberingAfterBreak="0">
     <w:nsid w:val="728C2709"/>
     <w:multiLevelType w:val="multilevel"/>
     <w:tmpl w:val="8C64682A"/>
@@ -51100,7 +52104,7 @@
       </w:rPr>
     </w:lvl>
   </w:abstractNum>
-  <w:abstractNum w:abstractNumId="189" w15:restartNumberingAfterBreak="0">
+  <w:abstractNum w:abstractNumId="192" w15:restartNumberingAfterBreak="0">
     <w:nsid w:val="731A6CD7"/>
     <w:multiLevelType w:val="multilevel"/>
     <w:tmpl w:val="7574887E"/>
@@ -51249,7 +52253,7 @@
       </w:rPr>
     </w:lvl>
   </w:abstractNum>
-  <w:abstractNum w:abstractNumId="190" w15:restartNumberingAfterBreak="0">
+  <w:abstractNum w:abstractNumId="193" w15:restartNumberingAfterBreak="0">
     <w:nsid w:val="732A749E"/>
     <w:multiLevelType w:val="multilevel"/>
     <w:tmpl w:val="4894C9B8"/>
@@ -51398,7 +52402,7 @@
       </w:rPr>
     </w:lvl>
   </w:abstractNum>
-  <w:abstractNum w:abstractNumId="191" w15:restartNumberingAfterBreak="0">
+  <w:abstractNum w:abstractNumId="194" w15:restartNumberingAfterBreak="0">
     <w:nsid w:val="74A06120"/>
     <w:multiLevelType w:val="multilevel"/>
     <w:tmpl w:val="A9EE8062"/>
@@ -51547,7 +52551,7 @@
       </w:rPr>
     </w:lvl>
   </w:abstractNum>
-  <w:abstractNum w:abstractNumId="192" w15:restartNumberingAfterBreak="0">
+  <w:abstractNum w:abstractNumId="195" w15:restartNumberingAfterBreak="0">
     <w:nsid w:val="7559366B"/>
     <w:multiLevelType w:val="multilevel"/>
     <w:tmpl w:val="B37AD2A0"/>
@@ -51696,7 +52700,7 @@
       </w:rPr>
     </w:lvl>
   </w:abstractNum>
-  <w:abstractNum w:abstractNumId="193" w15:restartNumberingAfterBreak="0">
+  <w:abstractNum w:abstractNumId="196" w15:restartNumberingAfterBreak="0">
     <w:nsid w:val="76CC39E3"/>
     <w:multiLevelType w:val="multilevel"/>
     <w:tmpl w:val="D7661DA6"/>
@@ -51845,7 +52849,7 @@
       </w:rPr>
     </w:lvl>
   </w:abstractNum>
-  <w:abstractNum w:abstractNumId="194" w15:restartNumberingAfterBreak="0">
+  <w:abstractNum w:abstractNumId="197" w15:restartNumberingAfterBreak="0">
     <w:nsid w:val="780A5EB6"/>
     <w:multiLevelType w:val="multilevel"/>
     <w:tmpl w:val="7AAA4D44"/>
@@ -51994,7 +52998,7 @@
       </w:rPr>
     </w:lvl>
   </w:abstractNum>
-  <w:abstractNum w:abstractNumId="195" w15:restartNumberingAfterBreak="0">
+  <w:abstractNum w:abstractNumId="198" w15:restartNumberingAfterBreak="0">
     <w:nsid w:val="79C54B7D"/>
     <w:multiLevelType w:val="multilevel"/>
     <w:tmpl w:val="74323930"/>
@@ -52143,7 +53147,7 @@
       </w:rPr>
     </w:lvl>
   </w:abstractNum>
-  <w:abstractNum w:abstractNumId="196" w15:restartNumberingAfterBreak="0">
+  <w:abstractNum w:abstractNumId="199" w15:restartNumberingAfterBreak="0">
     <w:nsid w:val="7AED2C16"/>
     <w:multiLevelType w:val="multilevel"/>
     <w:tmpl w:val="E564F0B2"/>
@@ -52292,7 +53296,7 @@
       </w:rPr>
     </w:lvl>
   </w:abstractNum>
-  <w:abstractNum w:abstractNumId="197" w15:restartNumberingAfterBreak="0">
+  <w:abstractNum w:abstractNumId="200" w15:restartNumberingAfterBreak="0">
     <w:nsid w:val="7BF66A0C"/>
     <w:multiLevelType w:val="multilevel"/>
     <w:tmpl w:val="264CB8E8"/>
@@ -52441,7 +53445,7 @@
       </w:rPr>
     </w:lvl>
   </w:abstractNum>
-  <w:abstractNum w:abstractNumId="198" w15:restartNumberingAfterBreak="0">
+  <w:abstractNum w:abstractNumId="201" w15:restartNumberingAfterBreak="0">
     <w:nsid w:val="7C0D5304"/>
     <w:multiLevelType w:val="multilevel"/>
     <w:tmpl w:val="FA649344"/>
@@ -52590,7 +53594,7 @@
       </w:rPr>
     </w:lvl>
   </w:abstractNum>
-  <w:abstractNum w:abstractNumId="199" w15:restartNumberingAfterBreak="0">
+  <w:abstractNum w:abstractNumId="202" w15:restartNumberingAfterBreak="0">
     <w:nsid w:val="7C5D4788"/>
     <w:multiLevelType w:val="multilevel"/>
     <w:tmpl w:val="BCE408AE"/>
@@ -52739,7 +53743,7 @@
       </w:rPr>
     </w:lvl>
   </w:abstractNum>
-  <w:abstractNum w:abstractNumId="200" w15:restartNumberingAfterBreak="0">
+  <w:abstractNum w:abstractNumId="203" w15:restartNumberingAfterBreak="0">
     <w:nsid w:val="7D1153C0"/>
     <w:multiLevelType w:val="multilevel"/>
     <w:tmpl w:val="8DD46B3E"/>
@@ -52888,7 +53892,7 @@
       </w:rPr>
     </w:lvl>
   </w:abstractNum>
-  <w:abstractNum w:abstractNumId="201" w15:restartNumberingAfterBreak="0">
+  <w:abstractNum w:abstractNumId="204" w15:restartNumberingAfterBreak="0">
     <w:nsid w:val="7D42104A"/>
     <w:multiLevelType w:val="multilevel"/>
     <w:tmpl w:val="51ACA55A"/>
@@ -53037,7 +54041,7 @@
       </w:rPr>
     </w:lvl>
   </w:abstractNum>
-  <w:abstractNum w:abstractNumId="202" w15:restartNumberingAfterBreak="0">
+  <w:abstractNum w:abstractNumId="205" w15:restartNumberingAfterBreak="0">
     <w:nsid w:val="7DA216D9"/>
     <w:multiLevelType w:val="multilevel"/>
     <w:tmpl w:val="8A9E7636"/>
@@ -53186,7 +54190,7 @@
       </w:rPr>
     </w:lvl>
   </w:abstractNum>
-  <w:abstractNum w:abstractNumId="203" w15:restartNumberingAfterBreak="0">
+  <w:abstractNum w:abstractNumId="206" w15:restartNumberingAfterBreak="0">
     <w:nsid w:val="7EF7278C"/>
     <w:multiLevelType w:val="multilevel"/>
     <w:tmpl w:val="9E08136C"/>
@@ -53335,7 +54339,7 @@
       </w:rPr>
     </w:lvl>
   </w:abstractNum>
-  <w:abstractNum w:abstractNumId="204" w15:restartNumberingAfterBreak="0">
+  <w:abstractNum w:abstractNumId="207" w15:restartNumberingAfterBreak="0">
     <w:nsid w:val="7F9436D7"/>
     <w:multiLevelType w:val="multilevel"/>
     <w:tmpl w:val="26D6278E"/>
@@ -53485,25 +54489,25 @@
     </w:lvl>
   </w:abstractNum>
   <w:num w:numId="1" w16cid:durableId="929966461">
-    <w:abstractNumId w:val="188"/>
+    <w:abstractNumId w:val="191"/>
   </w:num>
   <w:num w:numId="2" w16cid:durableId="1627269413">
-    <w:abstractNumId w:val="126"/>
+    <w:abstractNumId w:val="129"/>
   </w:num>
   <w:num w:numId="3" w16cid:durableId="1360156034">
+    <w:abstractNumId w:val="90"/>
+  </w:num>
+  <w:num w:numId="4" w16cid:durableId="969045744">
     <w:abstractNumId w:val="88"/>
   </w:num>
-  <w:num w:numId="4" w16cid:durableId="969045744">
-    <w:abstractNumId w:val="86"/>
-  </w:num>
   <w:num w:numId="5" w16cid:durableId="1187787463">
-    <w:abstractNumId w:val="62"/>
+    <w:abstractNumId w:val="63"/>
   </w:num>
   <w:num w:numId="6" w16cid:durableId="574167173">
-    <w:abstractNumId w:val="122"/>
+    <w:abstractNumId w:val="125"/>
   </w:num>
   <w:num w:numId="7" w16cid:durableId="955331096">
-    <w:abstractNumId w:val="144"/>
+    <w:abstractNumId w:val="147"/>
   </w:num>
   <w:num w:numId="8" w16cid:durableId="431435605">
     <w:abstractNumId w:val="15"/>
@@ -53512,277 +54516,277 @@
     <w:abstractNumId w:val="25"/>
   </w:num>
   <w:num w:numId="10" w16cid:durableId="100220601">
-    <w:abstractNumId w:val="63"/>
+    <w:abstractNumId w:val="64"/>
   </w:num>
   <w:num w:numId="11" w16cid:durableId="1442065746">
     <w:abstractNumId w:val="0"/>
   </w:num>
   <w:num w:numId="12" w16cid:durableId="1100639077">
-    <w:abstractNumId w:val="165"/>
+    <w:abstractNumId w:val="168"/>
   </w:num>
   <w:num w:numId="13" w16cid:durableId="1061710164">
-    <w:abstractNumId w:val="150"/>
+    <w:abstractNumId w:val="153"/>
   </w:num>
   <w:num w:numId="14" w16cid:durableId="77141537">
     <w:abstractNumId w:val="6"/>
   </w:num>
   <w:num w:numId="15" w16cid:durableId="855123101">
-    <w:abstractNumId w:val="36"/>
+    <w:abstractNumId w:val="37"/>
   </w:num>
   <w:num w:numId="16" w16cid:durableId="610824218">
-    <w:abstractNumId w:val="163"/>
+    <w:abstractNumId w:val="166"/>
   </w:num>
   <w:num w:numId="17" w16cid:durableId="1678581641">
-    <w:abstractNumId w:val="133"/>
+    <w:abstractNumId w:val="136"/>
   </w:num>
   <w:num w:numId="18" w16cid:durableId="1258564025">
-    <w:abstractNumId w:val="75"/>
+    <w:abstractNumId w:val="77"/>
   </w:num>
   <w:num w:numId="19" w16cid:durableId="1547176259">
-    <w:abstractNumId w:val="177"/>
+    <w:abstractNumId w:val="180"/>
   </w:num>
   <w:num w:numId="20" w16cid:durableId="277836735">
-    <w:abstractNumId w:val="197"/>
+    <w:abstractNumId w:val="200"/>
   </w:num>
   <w:num w:numId="21" w16cid:durableId="797190413">
-    <w:abstractNumId w:val="61"/>
+    <w:abstractNumId w:val="62"/>
   </w:num>
   <w:num w:numId="22" w16cid:durableId="756637964">
     <w:abstractNumId w:val="10"/>
   </w:num>
   <w:num w:numId="23" w16cid:durableId="755443602">
-    <w:abstractNumId w:val="164"/>
+    <w:abstractNumId w:val="167"/>
   </w:num>
   <w:num w:numId="24" w16cid:durableId="410006263">
-    <w:abstractNumId w:val="125"/>
+    <w:abstractNumId w:val="128"/>
   </w:num>
   <w:num w:numId="25" w16cid:durableId="1110468566">
-    <w:abstractNumId w:val="146"/>
+    <w:abstractNumId w:val="149"/>
   </w:num>
   <w:num w:numId="26" w16cid:durableId="930746667">
-    <w:abstractNumId w:val="140"/>
+    <w:abstractNumId w:val="143"/>
   </w:num>
   <w:num w:numId="27" w16cid:durableId="87971988">
-    <w:abstractNumId w:val="152"/>
+    <w:abstractNumId w:val="155"/>
   </w:num>
   <w:num w:numId="28" w16cid:durableId="456416412">
-    <w:abstractNumId w:val="199"/>
+    <w:abstractNumId w:val="202"/>
   </w:num>
   <w:num w:numId="29" w16cid:durableId="1479030419">
-    <w:abstractNumId w:val="30"/>
+    <w:abstractNumId w:val="31"/>
   </w:num>
   <w:num w:numId="30" w16cid:durableId="1734042096">
-    <w:abstractNumId w:val="175"/>
+    <w:abstractNumId w:val="178"/>
   </w:num>
   <w:num w:numId="31" w16cid:durableId="1044478776">
+    <w:abstractNumId w:val="121"/>
+  </w:num>
+  <w:num w:numId="32" w16cid:durableId="2114544026">
+    <w:abstractNumId w:val="141"/>
+  </w:num>
+  <w:num w:numId="33" w16cid:durableId="1881045434">
+    <w:abstractNumId w:val="49"/>
+  </w:num>
+  <w:num w:numId="34" w16cid:durableId="1261067158">
+    <w:abstractNumId w:val="50"/>
+  </w:num>
+  <w:num w:numId="35" w16cid:durableId="342585123">
+    <w:abstractNumId w:val="145"/>
+  </w:num>
+  <w:num w:numId="36" w16cid:durableId="494033827">
+    <w:abstractNumId w:val="151"/>
+  </w:num>
+  <w:num w:numId="37" w16cid:durableId="495460945">
+    <w:abstractNumId w:val="93"/>
+  </w:num>
+  <w:num w:numId="38" w16cid:durableId="1978491059">
     <w:abstractNumId w:val="118"/>
   </w:num>
-  <w:num w:numId="32" w16cid:durableId="2114544026">
-    <w:abstractNumId w:val="138"/>
-  </w:num>
-  <w:num w:numId="33" w16cid:durableId="1881045434">
-    <w:abstractNumId w:val="48"/>
-  </w:num>
-  <w:num w:numId="34" w16cid:durableId="1261067158">
-    <w:abstractNumId w:val="49"/>
-  </w:num>
-  <w:num w:numId="35" w16cid:durableId="342585123">
-    <w:abstractNumId w:val="142"/>
-  </w:num>
-  <w:num w:numId="36" w16cid:durableId="494033827">
-    <w:abstractNumId w:val="148"/>
-  </w:num>
-  <w:num w:numId="37" w16cid:durableId="495460945">
-    <w:abstractNumId w:val="91"/>
-  </w:num>
-  <w:num w:numId="38" w16cid:durableId="1978491059">
-    <w:abstractNumId w:val="115"/>
-  </w:num>
   <w:num w:numId="39" w16cid:durableId="1979412144">
-    <w:abstractNumId w:val="192"/>
+    <w:abstractNumId w:val="195"/>
   </w:num>
   <w:num w:numId="40" w16cid:durableId="1466847739">
     <w:abstractNumId w:val="26"/>
   </w:num>
   <w:num w:numId="41" w16cid:durableId="1408530310">
-    <w:abstractNumId w:val="119"/>
+    <w:abstractNumId w:val="122"/>
   </w:num>
   <w:num w:numId="42" w16cid:durableId="1199854654">
-    <w:abstractNumId w:val="41"/>
+    <w:abstractNumId w:val="42"/>
   </w:num>
   <w:num w:numId="43" w16cid:durableId="1661619050">
     <w:abstractNumId w:val="8"/>
   </w:num>
   <w:num w:numId="44" w16cid:durableId="1355495910">
-    <w:abstractNumId w:val="154"/>
+    <w:abstractNumId w:val="157"/>
   </w:num>
   <w:num w:numId="45" w16cid:durableId="460920667">
-    <w:abstractNumId w:val="190"/>
+    <w:abstractNumId w:val="193"/>
   </w:num>
   <w:num w:numId="46" w16cid:durableId="1900440824">
-    <w:abstractNumId w:val="110"/>
+    <w:abstractNumId w:val="113"/>
   </w:num>
   <w:num w:numId="47" w16cid:durableId="1179350351">
-    <w:abstractNumId w:val="55"/>
+    <w:abstractNumId w:val="56"/>
   </w:num>
   <w:num w:numId="48" w16cid:durableId="352076231">
-    <w:abstractNumId w:val="64"/>
+    <w:abstractNumId w:val="65"/>
   </w:num>
   <w:num w:numId="49" w16cid:durableId="2099981986">
-    <w:abstractNumId w:val="60"/>
+    <w:abstractNumId w:val="61"/>
   </w:num>
   <w:num w:numId="50" w16cid:durableId="445393541">
+    <w:abstractNumId w:val="104"/>
+  </w:num>
+  <w:num w:numId="51" w16cid:durableId="83110968">
+    <w:abstractNumId w:val="204"/>
+  </w:num>
+  <w:num w:numId="52" w16cid:durableId="1884366453">
+    <w:abstractNumId w:val="69"/>
+  </w:num>
+  <w:num w:numId="53" w16cid:durableId="552934750">
+    <w:abstractNumId w:val="39"/>
+  </w:num>
+  <w:num w:numId="54" w16cid:durableId="464739211">
+    <w:abstractNumId w:val="176"/>
+  </w:num>
+  <w:num w:numId="55" w16cid:durableId="1840609185">
+    <w:abstractNumId w:val="87"/>
+  </w:num>
+  <w:num w:numId="56" w16cid:durableId="359890578">
+    <w:abstractNumId w:val="73"/>
+  </w:num>
+  <w:num w:numId="57" w16cid:durableId="1551843774">
+    <w:abstractNumId w:val="173"/>
+  </w:num>
+  <w:num w:numId="58" w16cid:durableId="1888763597">
+    <w:abstractNumId w:val="133"/>
+  </w:num>
+  <w:num w:numId="59" w16cid:durableId="1385329911">
+    <w:abstractNumId w:val="189"/>
+  </w:num>
+  <w:num w:numId="60" w16cid:durableId="1617954499">
+    <w:abstractNumId w:val="197"/>
+  </w:num>
+  <w:num w:numId="61" w16cid:durableId="332413068">
+    <w:abstractNumId w:val="53"/>
+  </w:num>
+  <w:num w:numId="62" w16cid:durableId="1294359948">
+    <w:abstractNumId w:val="47"/>
+  </w:num>
+  <w:num w:numId="63" w16cid:durableId="2015760490">
+    <w:abstractNumId w:val="172"/>
+  </w:num>
+  <w:num w:numId="64" w16cid:durableId="604463185">
+    <w:abstractNumId w:val="54"/>
+  </w:num>
+  <w:num w:numId="65" w16cid:durableId="1333027497">
     <w:abstractNumId w:val="101"/>
   </w:num>
-  <w:num w:numId="51" w16cid:durableId="83110968">
-    <w:abstractNumId w:val="201"/>
-  </w:num>
-  <w:num w:numId="52" w16cid:durableId="1884366453">
-    <w:abstractNumId w:val="68"/>
-  </w:num>
-  <w:num w:numId="53" w16cid:durableId="552934750">
-    <w:abstractNumId w:val="38"/>
-  </w:num>
-  <w:num w:numId="54" w16cid:durableId="464739211">
-    <w:abstractNumId w:val="173"/>
-  </w:num>
-  <w:num w:numId="55" w16cid:durableId="1840609185">
-    <w:abstractNumId w:val="85"/>
-  </w:num>
-  <w:num w:numId="56" w16cid:durableId="359890578">
-    <w:abstractNumId w:val="72"/>
-  </w:num>
-  <w:num w:numId="57" w16cid:durableId="1551843774">
-    <w:abstractNumId w:val="170"/>
-  </w:num>
-  <w:num w:numId="58" w16cid:durableId="1888763597">
-    <w:abstractNumId w:val="130"/>
-  </w:num>
-  <w:num w:numId="59" w16cid:durableId="1385329911">
-    <w:abstractNumId w:val="186"/>
-  </w:num>
-  <w:num w:numId="60" w16cid:durableId="1617954499">
-    <w:abstractNumId w:val="194"/>
-  </w:num>
-  <w:num w:numId="61" w16cid:durableId="332413068">
-    <w:abstractNumId w:val="52"/>
-  </w:num>
-  <w:num w:numId="62" w16cid:durableId="1294359948">
-    <w:abstractNumId w:val="46"/>
-  </w:num>
-  <w:num w:numId="63" w16cid:durableId="2015760490">
-    <w:abstractNumId w:val="169"/>
-  </w:num>
-  <w:num w:numId="64" w16cid:durableId="604463185">
-    <w:abstractNumId w:val="53"/>
-  </w:num>
-  <w:num w:numId="65" w16cid:durableId="1333027497">
-    <w:abstractNumId w:val="98"/>
-  </w:num>
   <w:num w:numId="66" w16cid:durableId="490826418">
-    <w:abstractNumId w:val="90"/>
+    <w:abstractNumId w:val="92"/>
   </w:num>
   <w:num w:numId="67" w16cid:durableId="379326270">
     <w:abstractNumId w:val="1"/>
   </w:num>
   <w:num w:numId="68" w16cid:durableId="1947037426">
-    <w:abstractNumId w:val="189"/>
+    <w:abstractNumId w:val="192"/>
   </w:num>
   <w:num w:numId="69" w16cid:durableId="1342123913">
     <w:abstractNumId w:val="19"/>
   </w:num>
   <w:num w:numId="70" w16cid:durableId="583414004">
-    <w:abstractNumId w:val="114"/>
+    <w:abstractNumId w:val="117"/>
   </w:num>
   <w:num w:numId="71" w16cid:durableId="1245804277">
-    <w:abstractNumId w:val="123"/>
+    <w:abstractNumId w:val="126"/>
   </w:num>
   <w:num w:numId="72" w16cid:durableId="1115637817">
-    <w:abstractNumId w:val="135"/>
+    <w:abstractNumId w:val="138"/>
   </w:num>
   <w:num w:numId="73" w16cid:durableId="2064669831">
-    <w:abstractNumId w:val="204"/>
+    <w:abstractNumId w:val="207"/>
   </w:num>
   <w:num w:numId="74" w16cid:durableId="1483355476">
-    <w:abstractNumId w:val="155"/>
+    <w:abstractNumId w:val="158"/>
   </w:num>
   <w:num w:numId="75" w16cid:durableId="2044017227">
-    <w:abstractNumId w:val="147"/>
+    <w:abstractNumId w:val="150"/>
   </w:num>
   <w:num w:numId="76" w16cid:durableId="1286891663">
-    <w:abstractNumId w:val="203"/>
+    <w:abstractNumId w:val="206"/>
   </w:num>
   <w:num w:numId="77" w16cid:durableId="680351777">
     <w:abstractNumId w:val="9"/>
   </w:num>
   <w:num w:numId="78" w16cid:durableId="91628323">
-    <w:abstractNumId w:val="171"/>
+    <w:abstractNumId w:val="174"/>
   </w:num>
   <w:num w:numId="79" w16cid:durableId="1400589721">
-    <w:abstractNumId w:val="65"/>
+    <w:abstractNumId w:val="66"/>
   </w:num>
   <w:num w:numId="80" w16cid:durableId="1940217079">
-    <w:abstractNumId w:val="78"/>
+    <w:abstractNumId w:val="80"/>
   </w:num>
   <w:num w:numId="81" w16cid:durableId="1579703673">
-    <w:abstractNumId w:val="99"/>
+    <w:abstractNumId w:val="102"/>
   </w:num>
   <w:num w:numId="82" w16cid:durableId="491533954">
-    <w:abstractNumId w:val="107"/>
+    <w:abstractNumId w:val="110"/>
   </w:num>
   <w:num w:numId="83" w16cid:durableId="1608804540">
-    <w:abstractNumId w:val="158"/>
+    <w:abstractNumId w:val="161"/>
   </w:num>
   <w:num w:numId="84" w16cid:durableId="1735079803">
-    <w:abstractNumId w:val="93"/>
+    <w:abstractNumId w:val="96"/>
   </w:num>
   <w:num w:numId="85" w16cid:durableId="1861702665">
-    <w:abstractNumId w:val="59"/>
+    <w:abstractNumId w:val="60"/>
   </w:num>
   <w:num w:numId="86" w16cid:durableId="802700858">
-    <w:abstractNumId w:val="28"/>
+    <w:abstractNumId w:val="29"/>
   </w:num>
   <w:num w:numId="87" w16cid:durableId="528959053">
-    <w:abstractNumId w:val="187"/>
+    <w:abstractNumId w:val="190"/>
   </w:num>
   <w:num w:numId="88" w16cid:durableId="446898173">
-    <w:abstractNumId w:val="195"/>
+    <w:abstractNumId w:val="198"/>
   </w:num>
   <w:num w:numId="89" w16cid:durableId="1291205754">
-    <w:abstractNumId w:val="191"/>
+    <w:abstractNumId w:val="194"/>
   </w:num>
   <w:num w:numId="90" w16cid:durableId="1078865323">
-    <w:abstractNumId w:val="202"/>
+    <w:abstractNumId w:val="205"/>
   </w:num>
   <w:num w:numId="91" w16cid:durableId="1806198654">
-    <w:abstractNumId w:val="69"/>
+    <w:abstractNumId w:val="70"/>
   </w:num>
   <w:num w:numId="92" w16cid:durableId="1995526617">
-    <w:abstractNumId w:val="57"/>
+    <w:abstractNumId w:val="58"/>
   </w:num>
   <w:num w:numId="93" w16cid:durableId="745609042">
-    <w:abstractNumId w:val="106"/>
+    <w:abstractNumId w:val="109"/>
   </w:num>
   <w:num w:numId="94" w16cid:durableId="277570997">
+    <w:abstractNumId w:val="140"/>
+  </w:num>
+  <w:num w:numId="95" w16cid:durableId="48921299">
+    <w:abstractNumId w:val="30"/>
+  </w:num>
+  <w:num w:numId="96" w16cid:durableId="1954243322">
+    <w:abstractNumId w:val="108"/>
+  </w:num>
+  <w:num w:numId="97" w16cid:durableId="1203901933">
     <w:abstractNumId w:val="137"/>
   </w:num>
-  <w:num w:numId="95" w16cid:durableId="48921299">
-    <w:abstractNumId w:val="29"/>
-  </w:num>
-  <w:num w:numId="96" w16cid:durableId="1954243322">
-    <w:abstractNumId w:val="105"/>
-  </w:num>
-  <w:num w:numId="97" w16cid:durableId="1203901933">
-    <w:abstractNumId w:val="134"/>
-  </w:num>
   <w:num w:numId="98" w16cid:durableId="625082624">
-    <w:abstractNumId w:val="132"/>
+    <w:abstractNumId w:val="135"/>
   </w:num>
   <w:num w:numId="99" w16cid:durableId="1681465318">
     <w:abstractNumId w:val="14"/>
   </w:num>
   <w:num w:numId="100" w16cid:durableId="344865372">
-    <w:abstractNumId w:val="167"/>
+    <w:abstractNumId w:val="170"/>
   </w:num>
   <w:num w:numId="101" w16cid:durableId="45876904">
     <w:abstractNumId w:val="21"/>
@@ -53791,82 +54795,82 @@
     <w:abstractNumId w:val="20"/>
   </w:num>
   <w:num w:numId="103" w16cid:durableId="2141221559">
-    <w:abstractNumId w:val="180"/>
+    <w:abstractNumId w:val="183"/>
   </w:num>
   <w:num w:numId="104" w16cid:durableId="43331489">
     <w:abstractNumId w:val="27"/>
   </w:num>
   <w:num w:numId="105" w16cid:durableId="480737074">
-    <w:abstractNumId w:val="172"/>
+    <w:abstractNumId w:val="175"/>
   </w:num>
   <w:num w:numId="106" w16cid:durableId="1665626358">
     <w:abstractNumId w:val="11"/>
   </w:num>
   <w:num w:numId="107" w16cid:durableId="1032460261">
-    <w:abstractNumId w:val="166"/>
+    <w:abstractNumId w:val="169"/>
   </w:num>
   <w:num w:numId="108" w16cid:durableId="1221360879">
-    <w:abstractNumId w:val="145"/>
+    <w:abstractNumId w:val="148"/>
   </w:num>
   <w:num w:numId="109" w16cid:durableId="1597249965">
-    <w:abstractNumId w:val="58"/>
+    <w:abstractNumId w:val="59"/>
   </w:num>
   <w:num w:numId="110" w16cid:durableId="1135106281">
+    <w:abstractNumId w:val="130"/>
+  </w:num>
+  <w:num w:numId="111" w16cid:durableId="1147209941">
+    <w:abstractNumId w:val="34"/>
+  </w:num>
+  <w:num w:numId="112" w16cid:durableId="1102336130">
+    <w:abstractNumId w:val="203"/>
+  </w:num>
+  <w:num w:numId="113" w16cid:durableId="1332441321">
+    <w:abstractNumId w:val="119"/>
+  </w:num>
+  <w:num w:numId="114" w16cid:durableId="713188750">
+    <w:abstractNumId w:val="163"/>
+  </w:num>
+  <w:num w:numId="115" w16cid:durableId="1759864466">
+    <w:abstractNumId w:val="120"/>
+  </w:num>
+  <w:num w:numId="116" w16cid:durableId="1463229399">
+    <w:abstractNumId w:val="103"/>
+  </w:num>
+  <w:num w:numId="117" w16cid:durableId="1685208039">
     <w:abstractNumId w:val="127"/>
   </w:num>
-  <w:num w:numId="111" w16cid:durableId="1147209941">
-    <w:abstractNumId w:val="33"/>
-  </w:num>
-  <w:num w:numId="112" w16cid:durableId="1102336130">
-    <w:abstractNumId w:val="200"/>
-  </w:num>
-  <w:num w:numId="113" w16cid:durableId="1332441321">
-    <w:abstractNumId w:val="116"/>
-  </w:num>
-  <w:num w:numId="114" w16cid:durableId="713188750">
-    <w:abstractNumId w:val="160"/>
-  </w:num>
-  <w:num w:numId="115" w16cid:durableId="1759864466">
-    <w:abstractNumId w:val="117"/>
-  </w:num>
-  <w:num w:numId="116" w16cid:durableId="1463229399">
-    <w:abstractNumId w:val="100"/>
-  </w:num>
-  <w:num w:numId="117" w16cid:durableId="1685208039">
-    <w:abstractNumId w:val="124"/>
-  </w:num>
   <w:num w:numId="118" w16cid:durableId="228467202">
-    <w:abstractNumId w:val="94"/>
+    <w:abstractNumId w:val="97"/>
   </w:num>
   <w:num w:numId="119" w16cid:durableId="2041466551">
-    <w:abstractNumId w:val="159"/>
+    <w:abstractNumId w:val="162"/>
   </w:num>
   <w:num w:numId="120" w16cid:durableId="900680088">
     <w:abstractNumId w:val="16"/>
   </w:num>
   <w:num w:numId="121" w16cid:durableId="445737628">
+    <w:abstractNumId w:val="41"/>
+  </w:num>
+  <w:num w:numId="122" w16cid:durableId="1928029684">
+    <w:abstractNumId w:val="57"/>
+  </w:num>
+  <w:num w:numId="123" w16cid:durableId="450975249">
+    <w:abstractNumId w:val="46"/>
+  </w:num>
+  <w:num w:numId="124" w16cid:durableId="1605765002">
     <w:abstractNumId w:val="40"/>
   </w:num>
-  <w:num w:numId="122" w16cid:durableId="1928029684">
-    <w:abstractNumId w:val="56"/>
-  </w:num>
-  <w:num w:numId="123" w16cid:durableId="450975249">
-    <w:abstractNumId w:val="45"/>
-  </w:num>
-  <w:num w:numId="124" w16cid:durableId="1605765002">
-    <w:abstractNumId w:val="39"/>
-  </w:num>
   <w:num w:numId="125" w16cid:durableId="1957449038">
-    <w:abstractNumId w:val="176"/>
+    <w:abstractNumId w:val="179"/>
   </w:num>
   <w:num w:numId="126" w16cid:durableId="95445648">
-    <w:abstractNumId w:val="151"/>
+    <w:abstractNumId w:val="154"/>
   </w:num>
   <w:num w:numId="127" w16cid:durableId="772550588">
     <w:abstractNumId w:val="13"/>
   </w:num>
   <w:num w:numId="128" w16cid:durableId="691960853">
-    <w:abstractNumId w:val="95"/>
+    <w:abstractNumId w:val="98"/>
   </w:num>
   <w:num w:numId="129" w16cid:durableId="1748914124">
     <w:abstractNumId w:val="12"/>
@@ -53875,73 +54879,73 @@
     <w:abstractNumId w:val="17"/>
   </w:num>
   <w:num w:numId="131" w16cid:durableId="912738724">
-    <w:abstractNumId w:val="183"/>
+    <w:abstractNumId w:val="186"/>
   </w:num>
   <w:num w:numId="132" w16cid:durableId="15811522">
-    <w:abstractNumId w:val="54"/>
+    <w:abstractNumId w:val="55"/>
   </w:num>
   <w:num w:numId="133" w16cid:durableId="681855352">
-    <w:abstractNumId w:val="37"/>
+    <w:abstractNumId w:val="38"/>
   </w:num>
   <w:num w:numId="134" w16cid:durableId="1407607553">
-    <w:abstractNumId w:val="136"/>
+    <w:abstractNumId w:val="139"/>
   </w:num>
   <w:num w:numId="135" w16cid:durableId="1064254949">
-    <w:abstractNumId w:val="149"/>
+    <w:abstractNumId w:val="152"/>
   </w:num>
   <w:num w:numId="136" w16cid:durableId="757404841">
-    <w:abstractNumId w:val="97"/>
+    <w:abstractNumId w:val="100"/>
   </w:num>
   <w:num w:numId="137" w16cid:durableId="1591697277">
-    <w:abstractNumId w:val="131"/>
+    <w:abstractNumId w:val="134"/>
   </w:num>
   <w:num w:numId="138" w16cid:durableId="93480824">
     <w:abstractNumId w:val="4"/>
   </w:num>
   <w:num w:numId="139" w16cid:durableId="871188096">
-    <w:abstractNumId w:val="108"/>
+    <w:abstractNumId w:val="111"/>
   </w:num>
   <w:num w:numId="140" w16cid:durableId="226456874">
-    <w:abstractNumId w:val="128"/>
+    <w:abstractNumId w:val="131"/>
   </w:num>
   <w:num w:numId="141" w16cid:durableId="458644107">
-    <w:abstractNumId w:val="47"/>
+    <w:abstractNumId w:val="48"/>
   </w:num>
   <w:num w:numId="142" w16cid:durableId="419180660">
-    <w:abstractNumId w:val="43"/>
+    <w:abstractNumId w:val="44"/>
   </w:num>
   <w:num w:numId="143" w16cid:durableId="996035293">
-    <w:abstractNumId w:val="35"/>
+    <w:abstractNumId w:val="36"/>
   </w:num>
   <w:num w:numId="144" w16cid:durableId="1827279833">
-    <w:abstractNumId w:val="80"/>
+    <w:abstractNumId w:val="82"/>
   </w:num>
   <w:num w:numId="145" w16cid:durableId="1790274497">
-    <w:abstractNumId w:val="74"/>
+    <w:abstractNumId w:val="76"/>
   </w:num>
   <w:num w:numId="146" w16cid:durableId="853765628">
-    <w:abstractNumId w:val="50"/>
+    <w:abstractNumId w:val="51"/>
   </w:num>
   <w:num w:numId="147" w16cid:durableId="97137772">
-    <w:abstractNumId w:val="73"/>
+    <w:abstractNumId w:val="75"/>
   </w:num>
   <w:num w:numId="148" w16cid:durableId="25646381">
-    <w:abstractNumId w:val="112"/>
+    <w:abstractNumId w:val="115"/>
   </w:num>
   <w:num w:numId="149" w16cid:durableId="1882355041">
-    <w:abstractNumId w:val="139"/>
+    <w:abstractNumId w:val="142"/>
   </w:num>
   <w:num w:numId="150" w16cid:durableId="450906696">
-    <w:abstractNumId w:val="141"/>
+    <w:abstractNumId w:val="144"/>
   </w:num>
   <w:num w:numId="151" w16cid:durableId="1201016878">
-    <w:abstractNumId w:val="196"/>
+    <w:abstractNumId w:val="199"/>
   </w:num>
   <w:num w:numId="152" w16cid:durableId="1760637105">
-    <w:abstractNumId w:val="178"/>
+    <w:abstractNumId w:val="181"/>
   </w:num>
   <w:num w:numId="153" w16cid:durableId="2000621214">
-    <w:abstractNumId w:val="76"/>
+    <w:abstractNumId w:val="78"/>
   </w:num>
   <w:num w:numId="154" w16cid:durableId="1762332315">
     <w:abstractNumId w:val="3"/>
@@ -53950,46 +54954,46 @@
     <w:abstractNumId w:val="7"/>
   </w:num>
   <w:num w:numId="156" w16cid:durableId="1898740167">
-    <w:abstractNumId w:val="193"/>
+    <w:abstractNumId w:val="196"/>
   </w:num>
   <w:num w:numId="157" w16cid:durableId="648361184">
     <w:abstractNumId w:val="23"/>
   </w:num>
   <w:num w:numId="158" w16cid:durableId="153108765">
-    <w:abstractNumId w:val="83"/>
+    <w:abstractNumId w:val="85"/>
   </w:num>
   <w:num w:numId="159" w16cid:durableId="1564369684">
-    <w:abstractNumId w:val="113"/>
+    <w:abstractNumId w:val="116"/>
   </w:num>
   <w:num w:numId="160" w16cid:durableId="1161890879">
-    <w:abstractNumId w:val="96"/>
+    <w:abstractNumId w:val="99"/>
   </w:num>
   <w:num w:numId="161" w16cid:durableId="623580685">
-    <w:abstractNumId w:val="184"/>
+    <w:abstractNumId w:val="187"/>
   </w:num>
   <w:num w:numId="162" w16cid:durableId="1321076578">
-    <w:abstractNumId w:val="71"/>
+    <w:abstractNumId w:val="72"/>
   </w:num>
   <w:num w:numId="163" w16cid:durableId="23023221">
-    <w:abstractNumId w:val="198"/>
+    <w:abstractNumId w:val="201"/>
   </w:num>
   <w:num w:numId="164" w16cid:durableId="824705058">
-    <w:abstractNumId w:val="87"/>
+    <w:abstractNumId w:val="89"/>
   </w:num>
   <w:num w:numId="165" w16cid:durableId="190413038">
-    <w:abstractNumId w:val="111"/>
+    <w:abstractNumId w:val="114"/>
   </w:num>
   <w:num w:numId="166" w16cid:durableId="1741713045">
-    <w:abstractNumId w:val="44"/>
+    <w:abstractNumId w:val="45"/>
   </w:num>
   <w:num w:numId="167" w16cid:durableId="32120685">
-    <w:abstractNumId w:val="51"/>
+    <w:abstractNumId w:val="52"/>
   </w:num>
   <w:num w:numId="168" w16cid:durableId="1057241921">
-    <w:abstractNumId w:val="120"/>
+    <w:abstractNumId w:val="123"/>
   </w:num>
   <w:num w:numId="169" w16cid:durableId="1916747229">
-    <w:abstractNumId w:val="162"/>
+    <w:abstractNumId w:val="165"/>
   </w:num>
   <w:num w:numId="170" w16cid:durableId="1376001833">
     <w:abstractNumId w:val="22"/>
@@ -53998,106 +55002,115 @@
     <w:abstractNumId w:val="2"/>
   </w:num>
   <w:num w:numId="172" w16cid:durableId="1381590117">
-    <w:abstractNumId w:val="70"/>
+    <w:abstractNumId w:val="71"/>
   </w:num>
   <w:num w:numId="173" w16cid:durableId="1165049803">
-    <w:abstractNumId w:val="102"/>
+    <w:abstractNumId w:val="105"/>
   </w:num>
   <w:num w:numId="174" w16cid:durableId="454374278">
     <w:abstractNumId w:val="5"/>
   </w:num>
   <w:num w:numId="175" w16cid:durableId="1313367643">
-    <w:abstractNumId w:val="161"/>
+    <w:abstractNumId w:val="164"/>
   </w:num>
   <w:num w:numId="176" w16cid:durableId="1941444557">
-    <w:abstractNumId w:val="182"/>
+    <w:abstractNumId w:val="185"/>
   </w:num>
   <w:num w:numId="177" w16cid:durableId="429738926">
-    <w:abstractNumId w:val="143"/>
+    <w:abstractNumId w:val="146"/>
   </w:num>
   <w:num w:numId="178" w16cid:durableId="1941527571">
-    <w:abstractNumId w:val="31"/>
+    <w:abstractNumId w:val="32"/>
   </w:num>
   <w:num w:numId="179" w16cid:durableId="2135824607">
     <w:abstractNumId w:val="24"/>
   </w:num>
   <w:num w:numId="180" w16cid:durableId="442237425">
+    <w:abstractNumId w:val="159"/>
+  </w:num>
+  <w:num w:numId="181" w16cid:durableId="1897546030">
+    <w:abstractNumId w:val="83"/>
+  </w:num>
+  <w:num w:numId="182" w16cid:durableId="2080786988">
+    <w:abstractNumId w:val="81"/>
+  </w:num>
+  <w:num w:numId="183" w16cid:durableId="473373776">
+    <w:abstractNumId w:val="106"/>
+  </w:num>
+  <w:num w:numId="184" w16cid:durableId="601107584">
+    <w:abstractNumId w:val="160"/>
+  </w:num>
+  <w:num w:numId="185" w16cid:durableId="733312784">
+    <w:abstractNumId w:val="188"/>
+  </w:num>
+  <w:num w:numId="186" w16cid:durableId="977610958">
     <w:abstractNumId w:val="156"/>
   </w:num>
-  <w:num w:numId="181" w16cid:durableId="1897546030">
-    <w:abstractNumId w:val="81"/>
-  </w:num>
-  <w:num w:numId="182" w16cid:durableId="2080786988">
-    <w:abstractNumId w:val="79"/>
-  </w:num>
-  <w:num w:numId="183" w16cid:durableId="473373776">
-    <w:abstractNumId w:val="103"/>
-  </w:num>
-  <w:num w:numId="184" w16cid:durableId="601107584">
-    <w:abstractNumId w:val="157"/>
-  </w:num>
-  <w:num w:numId="185" w16cid:durableId="733312784">
-    <w:abstractNumId w:val="185"/>
-  </w:num>
-  <w:num w:numId="186" w16cid:durableId="977610958">
-    <w:abstractNumId w:val="153"/>
-  </w:num>
   <w:num w:numId="187" w16cid:durableId="1590506961">
-    <w:abstractNumId w:val="42"/>
+    <w:abstractNumId w:val="43"/>
   </w:num>
   <w:num w:numId="188" w16cid:durableId="1046879623">
-    <w:abstractNumId w:val="168"/>
+    <w:abstractNumId w:val="171"/>
   </w:num>
   <w:num w:numId="189" w16cid:durableId="958532146">
     <w:abstractNumId w:val="18"/>
   </w:num>
   <w:num w:numId="190" w16cid:durableId="1216091121">
-    <w:abstractNumId w:val="109"/>
+    <w:abstractNumId w:val="112"/>
   </w:num>
   <w:num w:numId="191" w16cid:durableId="953246437">
-    <w:abstractNumId w:val="89"/>
+    <w:abstractNumId w:val="91"/>
   </w:num>
   <w:num w:numId="192" w16cid:durableId="319891624">
+    <w:abstractNumId w:val="86"/>
+  </w:num>
+  <w:num w:numId="193" w16cid:durableId="1155099947">
+    <w:abstractNumId w:val="184"/>
+  </w:num>
+  <w:num w:numId="194" w16cid:durableId="1723140551">
+    <w:abstractNumId w:val="132"/>
+  </w:num>
+  <w:num w:numId="195" w16cid:durableId="1892495226">
+    <w:abstractNumId w:val="124"/>
+  </w:num>
+  <w:num w:numId="196" w16cid:durableId="1629166123">
+    <w:abstractNumId w:val="33"/>
+  </w:num>
+  <w:num w:numId="197" w16cid:durableId="1305041680">
+    <w:abstractNumId w:val="35"/>
+  </w:num>
+  <w:num w:numId="198" w16cid:durableId="1679425614">
+    <w:abstractNumId w:val="79"/>
+  </w:num>
+  <w:num w:numId="199" w16cid:durableId="1986666246">
+    <w:abstractNumId w:val="177"/>
+  </w:num>
+  <w:num w:numId="200" w16cid:durableId="824202727">
+    <w:abstractNumId w:val="182"/>
+  </w:num>
+  <w:num w:numId="201" w16cid:durableId="1033579139">
     <w:abstractNumId w:val="84"/>
   </w:num>
-  <w:num w:numId="193" w16cid:durableId="1155099947">
-    <w:abstractNumId w:val="181"/>
-  </w:num>
-  <w:num w:numId="194" w16cid:durableId="1723140551">
-    <w:abstractNumId w:val="129"/>
-  </w:num>
-  <w:num w:numId="195" w16cid:durableId="1892495226">
-    <w:abstractNumId w:val="121"/>
-  </w:num>
-  <w:num w:numId="196" w16cid:durableId="1629166123">
-    <w:abstractNumId w:val="32"/>
-  </w:num>
-  <w:num w:numId="197" w16cid:durableId="1305041680">
-    <w:abstractNumId w:val="34"/>
-  </w:num>
-  <w:num w:numId="198" w16cid:durableId="1679425614">
-    <w:abstractNumId w:val="77"/>
-  </w:num>
-  <w:num w:numId="199" w16cid:durableId="1986666246">
-    <w:abstractNumId w:val="174"/>
-  </w:num>
-  <w:num w:numId="200" w16cid:durableId="824202727">
-    <w:abstractNumId w:val="179"/>
-  </w:num>
-  <w:num w:numId="201" w16cid:durableId="1033579139">
-    <w:abstractNumId w:val="82"/>
-  </w:num>
   <w:num w:numId="202" w16cid:durableId="584459020">
-    <w:abstractNumId w:val="66"/>
+    <w:abstractNumId w:val="67"/>
   </w:num>
   <w:num w:numId="203" w16cid:durableId="65686930">
-    <w:abstractNumId w:val="92"/>
+    <w:abstractNumId w:val="94"/>
   </w:num>
   <w:num w:numId="204" w16cid:durableId="128591672">
-    <w:abstractNumId w:val="67"/>
+    <w:abstractNumId w:val="68"/>
   </w:num>
   <w:num w:numId="205" w16cid:durableId="640959170">
-    <w:abstractNumId w:val="104"/>
+    <w:abstractNumId w:val="107"/>
+  </w:num>
+  <w:num w:numId="206" w16cid:durableId="6686691">
+    <w:abstractNumId w:val="74"/>
+  </w:num>
+  <w:num w:numId="207" w16cid:durableId="894240054">
+    <w:abstractNumId w:val="95"/>
+  </w:num>
+  <w:num w:numId="208" w16cid:durableId="343433588">
+    <w:abstractNumId w:val="28"/>
   </w:num>
   <w:numIdMacAtCleanup w:val="205"/>
 </w:numbering>
